--- a/docs/LANDIS-II Social-Climate-Fire v4 User Guide.docx
+++ b/docs/LANDIS-II Social-Climate-Fire v4 User Guide.docx
@@ -29,7 +29,7 @@
         <w:t>.</w:t>
       </w:r>
       <w:r>
-        <w:t>0</w:t>
+        <w:t>1</w:t>
       </w:r>
       <w:r>
         <w:t xml:space="preserve">) </w:t>
@@ -161,7 +161,7 @@
         <w:rPr>
           <w:noProof/>
         </w:rPr>
-        <w:t>September 18, 2025</w:t>
+        <w:t>February 1, 2026</w:t>
       </w:r>
       <w:r>
         <w:fldChar w:fldCharType="end"/>
@@ -237,7 +237,7 @@
       <w:r>
         <w:fldChar w:fldCharType="separate"/>
       </w:r>
-      <w:hyperlink w:anchor="_Toc209097629" w:history="1">
+      <w:hyperlink w:anchor="_Toc225507466" w:history="1">
         <w:r>
           <w:rPr>
             <w:rStyle w:val="Hyperlink"/>
@@ -286,7 +286,7 @@
             <w:noProof/>
             <w:webHidden/>
           </w:rPr>
-          <w:instrText xml:space="preserve"> PAGEREF _Toc209097629 \h </w:instrText>
+          <w:instrText xml:space="preserve"> PAGEREF _Toc225507466 \h </w:instrText>
         </w:r>
         <w:r>
           <w:rPr>
@@ -334,7 +334,7 @@
           <w14:ligatures w14:val="standardContextual"/>
         </w:rPr>
       </w:pPr>
-      <w:hyperlink w:anchor="_Toc209097630" w:history="1">
+      <w:hyperlink w:anchor="_Toc225507467" w:history="1">
         <w:r>
           <w:rPr>
             <w:rStyle w:val="Hyperlink"/>
@@ -380,7 +380,7 @@
             <w:noProof/>
             <w:webHidden/>
           </w:rPr>
-          <w:instrText xml:space="preserve"> PAGEREF _Toc209097630 \h </w:instrText>
+          <w:instrText xml:space="preserve"> PAGEREF _Toc225507467 \h </w:instrText>
         </w:r>
         <w:r>
           <w:rPr>
@@ -430,7 +430,7 @@
           <w14:ligatures w14:val="standardContextual"/>
         </w:rPr>
       </w:pPr>
-      <w:hyperlink w:anchor="_Toc209097631" w:history="1">
+      <w:hyperlink w:anchor="_Toc225507468" w:history="1">
         <w:r>
           <w:rPr>
             <w:rStyle w:val="Hyperlink"/>
@@ -478,7 +478,7 @@
             <w:noProof/>
             <w:webHidden/>
           </w:rPr>
-          <w:instrText xml:space="preserve"> PAGEREF _Toc209097631 \h </w:instrText>
+          <w:instrText xml:space="preserve"> PAGEREF _Toc225507468 \h </w:instrText>
         </w:r>
         <w:r>
           <w:rPr>
@@ -528,7 +528,7 @@
           <w14:ligatures w14:val="standardContextual"/>
         </w:rPr>
       </w:pPr>
-      <w:hyperlink w:anchor="_Toc209097632" w:history="1">
+      <w:hyperlink w:anchor="_Toc225507469" w:history="1">
         <w:r>
           <w:rPr>
             <w:rStyle w:val="Hyperlink"/>
@@ -576,7 +576,7 @@
             <w:noProof/>
             <w:webHidden/>
           </w:rPr>
-          <w:instrText xml:space="preserve"> PAGEREF _Toc209097632 \h </w:instrText>
+          <w:instrText xml:space="preserve"> PAGEREF _Toc225507469 \h </w:instrText>
         </w:r>
         <w:r>
           <w:rPr>
@@ -626,7 +626,7 @@
           <w14:ligatures w14:val="standardContextual"/>
         </w:rPr>
       </w:pPr>
-      <w:hyperlink w:anchor="_Toc209097633" w:history="1">
+      <w:hyperlink w:anchor="_Toc225507470" w:history="1">
         <w:r>
           <w:rPr>
             <w:rStyle w:val="Hyperlink"/>
@@ -674,7 +674,7 @@
             <w:noProof/>
             <w:webHidden/>
           </w:rPr>
-          <w:instrText xml:space="preserve"> PAGEREF _Toc209097633 \h </w:instrText>
+          <w:instrText xml:space="preserve"> PAGEREF _Toc225507470 \h </w:instrText>
         </w:r>
         <w:r>
           <w:rPr>
@@ -724,7 +724,7 @@
           <w14:ligatures w14:val="standardContextual"/>
         </w:rPr>
       </w:pPr>
-      <w:hyperlink w:anchor="_Toc209097634" w:history="1">
+      <w:hyperlink w:anchor="_Toc225507471" w:history="1">
         <w:r>
           <w:rPr>
             <w:rStyle w:val="Hyperlink"/>
@@ -772,7 +772,7 @@
             <w:noProof/>
             <w:webHidden/>
           </w:rPr>
-          <w:instrText xml:space="preserve"> PAGEREF _Toc209097634 \h </w:instrText>
+          <w:instrText xml:space="preserve"> PAGEREF _Toc225507471 \h </w:instrText>
         </w:r>
         <w:r>
           <w:rPr>
@@ -820,7 +820,7 @@
           <w14:ligatures w14:val="standardContextual"/>
         </w:rPr>
       </w:pPr>
-      <w:hyperlink w:anchor="_Toc209097635" w:history="1">
+      <w:hyperlink w:anchor="_Toc225507472" w:history="1">
         <w:r>
           <w:rPr>
             <w:rStyle w:val="Hyperlink"/>
@@ -866,7 +866,7 @@
             <w:noProof/>
             <w:webHidden/>
           </w:rPr>
-          <w:instrText xml:space="preserve"> PAGEREF _Toc209097635 \h </w:instrText>
+          <w:instrText xml:space="preserve"> PAGEREF _Toc225507472 \h </w:instrText>
         </w:r>
         <w:r>
           <w:rPr>
@@ -914,7 +914,7 @@
           <w14:ligatures w14:val="standardContextual"/>
         </w:rPr>
       </w:pPr>
-      <w:hyperlink w:anchor="_Toc209097636" w:history="1">
+      <w:hyperlink w:anchor="_Toc225507473" w:history="1">
         <w:r>
           <w:rPr>
             <w:rStyle w:val="Hyperlink"/>
@@ -960,7 +960,7 @@
             <w:noProof/>
             <w:webHidden/>
           </w:rPr>
-          <w:instrText xml:space="preserve"> PAGEREF _Toc209097636 \h </w:instrText>
+          <w:instrText xml:space="preserve"> PAGEREF _Toc225507473 \h </w:instrText>
         </w:r>
         <w:r>
           <w:rPr>
@@ -1008,7 +1008,7 @@
           <w14:ligatures w14:val="standardContextual"/>
         </w:rPr>
       </w:pPr>
-      <w:hyperlink w:anchor="_Toc209097637" w:history="1">
+      <w:hyperlink w:anchor="_Toc225507474" w:history="1">
         <w:r>
           <w:rPr>
             <w:rStyle w:val="Hyperlink"/>
@@ -1054,7 +1054,7 @@
             <w:noProof/>
             <w:webHidden/>
           </w:rPr>
-          <w:instrText xml:space="preserve"> PAGEREF _Toc209097637 \h </w:instrText>
+          <w:instrText xml:space="preserve"> PAGEREF _Toc225507474 \h </w:instrText>
         </w:r>
         <w:r>
           <w:rPr>
@@ -1104,7 +1104,7 @@
           <w14:ligatures w14:val="standardContextual"/>
         </w:rPr>
       </w:pPr>
-      <w:hyperlink w:anchor="_Toc209097638" w:history="1">
+      <w:hyperlink w:anchor="_Toc225507475" w:history="1">
         <w:r>
           <w:rPr>
             <w:rStyle w:val="Hyperlink"/>
@@ -1131,7 +1131,7 @@
             <w:rStyle w:val="Hyperlink"/>
             <w:noProof/>
           </w:rPr>
-          <w:t>Version 4.0 (August 2024)</w:t>
+          <w:t>Version 4.1 (March 2026)</w:t>
         </w:r>
         <w:r>
           <w:rPr>
@@ -1152,7 +1152,7 @@
             <w:noProof/>
             <w:webHidden/>
           </w:rPr>
-          <w:instrText xml:space="preserve"> PAGEREF _Toc209097638 \h </w:instrText>
+          <w:instrText xml:space="preserve"> PAGEREF _Toc225507475 \h </w:instrText>
         </w:r>
         <w:r>
           <w:rPr>
@@ -1202,7 +1202,7 @@
           <w14:ligatures w14:val="standardContextual"/>
         </w:rPr>
       </w:pPr>
-      <w:hyperlink w:anchor="_Toc209097639" w:history="1">
+      <w:hyperlink w:anchor="_Toc225507476" w:history="1">
         <w:r>
           <w:rPr>
             <w:rStyle w:val="Hyperlink"/>
@@ -1229,7 +1229,7 @@
             <w:rStyle w:val="Hyperlink"/>
             <w:noProof/>
           </w:rPr>
-          <w:t>Version 3.2 (October 2021)</w:t>
+          <w:t>Version 4.0 (August 2024)</w:t>
         </w:r>
         <w:r>
           <w:rPr>
@@ -1250,7 +1250,7 @@
             <w:noProof/>
             <w:webHidden/>
           </w:rPr>
-          <w:instrText xml:space="preserve"> PAGEREF _Toc209097639 \h </w:instrText>
+          <w:instrText xml:space="preserve"> PAGEREF _Toc225507476 \h </w:instrText>
         </w:r>
         <w:r>
           <w:rPr>
@@ -1300,7 +1300,7 @@
           <w14:ligatures w14:val="standardContextual"/>
         </w:rPr>
       </w:pPr>
-      <w:hyperlink w:anchor="_Toc209097640" w:history="1">
+      <w:hyperlink w:anchor="_Toc225507477" w:history="1">
         <w:r>
           <w:rPr>
             <w:rStyle w:val="Hyperlink"/>
@@ -1327,7 +1327,7 @@
             <w:rStyle w:val="Hyperlink"/>
             <w:noProof/>
           </w:rPr>
-          <w:t>Version 3.1 (March 2021)</w:t>
+          <w:t>Version 3.2 (October 2021)</w:t>
         </w:r>
         <w:r>
           <w:rPr>
@@ -1348,7 +1348,7 @@
             <w:noProof/>
             <w:webHidden/>
           </w:rPr>
-          <w:instrText xml:space="preserve"> PAGEREF _Toc209097640 \h </w:instrText>
+          <w:instrText xml:space="preserve"> PAGEREF _Toc225507477 \h </w:instrText>
         </w:r>
         <w:r>
           <w:rPr>
@@ -1398,7 +1398,7 @@
           <w14:ligatures w14:val="standardContextual"/>
         </w:rPr>
       </w:pPr>
-      <w:hyperlink w:anchor="_Toc209097641" w:history="1">
+      <w:hyperlink w:anchor="_Toc225507478" w:history="1">
         <w:r>
           <w:rPr>
             <w:rStyle w:val="Hyperlink"/>
@@ -1425,7 +1425,7 @@
             <w:rStyle w:val="Hyperlink"/>
             <w:noProof/>
           </w:rPr>
-          <w:t>Version 3.0 (February 2021)</w:t>
+          <w:t>Version 3.1 (March 2021)</w:t>
         </w:r>
         <w:r>
           <w:rPr>
@@ -1446,7 +1446,7 @@
             <w:noProof/>
             <w:webHidden/>
           </w:rPr>
-          <w:instrText xml:space="preserve"> PAGEREF _Toc209097641 \h </w:instrText>
+          <w:instrText xml:space="preserve"> PAGEREF _Toc225507478 \h </w:instrText>
         </w:r>
         <w:r>
           <w:rPr>
@@ -1466,7 +1466,7 @@
             <w:noProof/>
             <w:webHidden/>
           </w:rPr>
-          <w:t>8</w:t>
+          <w:t>7</w:t>
         </w:r>
         <w:r>
           <w:rPr>
@@ -1496,7 +1496,7 @@
           <w14:ligatures w14:val="standardContextual"/>
         </w:rPr>
       </w:pPr>
-      <w:hyperlink w:anchor="_Toc209097642" w:history="1">
+      <w:hyperlink w:anchor="_Toc225507479" w:history="1">
         <w:r>
           <w:rPr>
             <w:rStyle w:val="Hyperlink"/>
@@ -1523,7 +1523,7 @@
             <w:rStyle w:val="Hyperlink"/>
             <w:noProof/>
           </w:rPr>
-          <w:t>Version 2.4 (August 2020)</w:t>
+          <w:t>Version 3.0 (February 2021)</w:t>
         </w:r>
         <w:r>
           <w:rPr>
@@ -1544,7 +1544,7 @@
             <w:noProof/>
             <w:webHidden/>
           </w:rPr>
-          <w:instrText xml:space="preserve"> PAGEREF _Toc209097642 \h </w:instrText>
+          <w:instrText xml:space="preserve"> PAGEREF _Toc225507479 \h </w:instrText>
         </w:r>
         <w:r>
           <w:rPr>
@@ -1594,7 +1594,7 @@
           <w14:ligatures w14:val="standardContextual"/>
         </w:rPr>
       </w:pPr>
-      <w:hyperlink w:anchor="_Toc209097643" w:history="1">
+      <w:hyperlink w:anchor="_Toc225507480" w:history="1">
         <w:r>
           <w:rPr>
             <w:rStyle w:val="Hyperlink"/>
@@ -1621,7 +1621,7 @@
             <w:rStyle w:val="Hyperlink"/>
             <w:noProof/>
           </w:rPr>
-          <w:t>Version 2.3 (May 2019)</w:t>
+          <w:t>Version 2.4 (August 2020)</w:t>
         </w:r>
         <w:r>
           <w:rPr>
@@ -1642,7 +1642,7 @@
             <w:noProof/>
             <w:webHidden/>
           </w:rPr>
-          <w:instrText xml:space="preserve"> PAGEREF _Toc209097643 \h </w:instrText>
+          <w:instrText xml:space="preserve"> PAGEREF _Toc225507480 \h </w:instrText>
         </w:r>
         <w:r>
           <w:rPr>
@@ -1692,7 +1692,7 @@
           <w14:ligatures w14:val="standardContextual"/>
         </w:rPr>
       </w:pPr>
-      <w:hyperlink w:anchor="_Toc209097644" w:history="1">
+      <w:hyperlink w:anchor="_Toc225507481" w:history="1">
         <w:r>
           <w:rPr>
             <w:rStyle w:val="Hyperlink"/>
@@ -1719,7 +1719,7 @@
             <w:rStyle w:val="Hyperlink"/>
             <w:noProof/>
           </w:rPr>
-          <w:t>Version 2.2 (April 2019)</w:t>
+          <w:t>Version 2.3 (May 2019)</w:t>
         </w:r>
         <w:r>
           <w:rPr>
@@ -1740,7 +1740,7 @@
             <w:noProof/>
             <w:webHidden/>
           </w:rPr>
-          <w:instrText xml:space="preserve"> PAGEREF _Toc209097644 \h </w:instrText>
+          <w:instrText xml:space="preserve"> PAGEREF _Toc225507481 \h </w:instrText>
         </w:r>
         <w:r>
           <w:rPr>
@@ -1790,7 +1790,7 @@
           <w14:ligatures w14:val="standardContextual"/>
         </w:rPr>
       </w:pPr>
-      <w:hyperlink w:anchor="_Toc209097645" w:history="1">
+      <w:hyperlink w:anchor="_Toc225507482" w:history="1">
         <w:r>
           <w:rPr>
             <w:rStyle w:val="Hyperlink"/>
@@ -1817,7 +1817,7 @@
             <w:rStyle w:val="Hyperlink"/>
             <w:noProof/>
           </w:rPr>
-          <w:t>Version 2.1 (November 2018)</w:t>
+          <w:t>Version 2.2 (April 2019)</w:t>
         </w:r>
         <w:r>
           <w:rPr>
@@ -1838,7 +1838,7 @@
             <w:noProof/>
             <w:webHidden/>
           </w:rPr>
-          <w:instrText xml:space="preserve"> PAGEREF _Toc209097645 \h </w:instrText>
+          <w:instrText xml:space="preserve"> PAGEREF _Toc225507482 \h </w:instrText>
         </w:r>
         <w:r>
           <w:rPr>
@@ -1888,7 +1888,7 @@
           <w14:ligatures w14:val="standardContextual"/>
         </w:rPr>
       </w:pPr>
-      <w:hyperlink w:anchor="_Toc209097646" w:history="1">
+      <w:hyperlink w:anchor="_Toc225507483" w:history="1">
         <w:r>
           <w:rPr>
             <w:rStyle w:val="Hyperlink"/>
@@ -1915,7 +1915,7 @@
             <w:rStyle w:val="Hyperlink"/>
             <w:noProof/>
           </w:rPr>
-          <w:t>Version 2.0 (September 2018)</w:t>
+          <w:t>Version 2.1 (November 2018)</w:t>
         </w:r>
         <w:r>
           <w:rPr>
@@ -1936,7 +1936,7 @@
             <w:noProof/>
             <w:webHidden/>
           </w:rPr>
-          <w:instrText xml:space="preserve"> PAGEREF _Toc209097646 \h </w:instrText>
+          <w:instrText xml:space="preserve"> PAGEREF _Toc225507483 \h </w:instrText>
         </w:r>
         <w:r>
           <w:rPr>
@@ -1986,7 +1986,7 @@
           <w14:ligatures w14:val="standardContextual"/>
         </w:rPr>
       </w:pPr>
-      <w:hyperlink w:anchor="_Toc209097647" w:history="1">
+      <w:hyperlink w:anchor="_Toc225507484" w:history="1">
         <w:r>
           <w:rPr>
             <w:rStyle w:val="Hyperlink"/>
@@ -2013,7 +2013,7 @@
             <w:rStyle w:val="Hyperlink"/>
             <w:noProof/>
           </w:rPr>
-          <w:t>Version 1.1 (June 2018)</w:t>
+          <w:t>Version 2.0 (September 2018)</w:t>
         </w:r>
         <w:r>
           <w:rPr>
@@ -2034,7 +2034,7 @@
             <w:noProof/>
             <w:webHidden/>
           </w:rPr>
-          <w:instrText xml:space="preserve"> PAGEREF _Toc209097647 \h </w:instrText>
+          <w:instrText xml:space="preserve"> PAGEREF _Toc225507484 \h </w:instrText>
         </w:r>
         <w:r>
           <w:rPr>
@@ -2084,7 +2084,7 @@
           <w14:ligatures w14:val="standardContextual"/>
         </w:rPr>
       </w:pPr>
-      <w:hyperlink w:anchor="_Toc209097648" w:history="1">
+      <w:hyperlink w:anchor="_Toc225507485" w:history="1">
         <w:r>
           <w:rPr>
             <w:rStyle w:val="Hyperlink"/>
@@ -2111,6 +2111,104 @@
             <w:rStyle w:val="Hyperlink"/>
             <w:noProof/>
           </w:rPr>
+          <w:t>Version 1.1 (June 2018)</w:t>
+        </w:r>
+        <w:r>
+          <w:rPr>
+            <w:noProof/>
+            <w:webHidden/>
+          </w:rPr>
+          <w:tab/>
+        </w:r>
+        <w:r>
+          <w:rPr>
+            <w:noProof/>
+            <w:webHidden/>
+          </w:rPr>
+          <w:fldChar w:fldCharType="begin"/>
+        </w:r>
+        <w:r>
+          <w:rPr>
+            <w:noProof/>
+            <w:webHidden/>
+          </w:rPr>
+          <w:instrText xml:space="preserve"> PAGEREF _Toc225507485 \h </w:instrText>
+        </w:r>
+        <w:r>
+          <w:rPr>
+            <w:noProof/>
+            <w:webHidden/>
+          </w:rPr>
+        </w:r>
+        <w:r>
+          <w:rPr>
+            <w:noProof/>
+            <w:webHidden/>
+          </w:rPr>
+          <w:fldChar w:fldCharType="separate"/>
+        </w:r>
+        <w:r>
+          <w:rPr>
+            <w:noProof/>
+            <w:webHidden/>
+          </w:rPr>
+          <w:t>8</w:t>
+        </w:r>
+        <w:r>
+          <w:rPr>
+            <w:noProof/>
+            <w:webHidden/>
+          </w:rPr>
+          <w:fldChar w:fldCharType="end"/>
+        </w:r>
+      </w:hyperlink>
+    </w:p>
+    <w:p>
+      <w:pPr>
+        <w:pStyle w:val="TOC3"/>
+        <w:tabs>
+          <w:tab w:val="left" w:pos="1440"/>
+          <w:tab w:val="right" w:leader="dot" w:pos="9350"/>
+        </w:tabs>
+        <w:rPr>
+          <w:rFonts w:asciiTheme="minorHAnsi" w:eastAsiaTheme="minorEastAsia" w:hAnsiTheme="minorHAnsi" w:cstheme="minorBidi"/>
+          <w:i w:val="0"/>
+          <w:iCs w:val="0"/>
+          <w:noProof/>
+          <w:kern w:val="2"/>
+          <w:sz w:val="24"/>
+          <w:szCs w:val="24"/>
+          <w:lang w:eastAsia="en-US"/>
+          <w14:ligatures w14:val="standardContextual"/>
+        </w:rPr>
+      </w:pPr>
+      <w:hyperlink w:anchor="_Toc225507486" w:history="1">
+        <w:r>
+          <w:rPr>
+            <w:rStyle w:val="Hyperlink"/>
+            <w:noProof/>
+          </w:rPr>
+          <w:t>1.4.12.</w:t>
+        </w:r>
+        <w:r>
+          <w:rPr>
+            <w:rFonts w:asciiTheme="minorHAnsi" w:eastAsiaTheme="minorEastAsia" w:hAnsiTheme="minorHAnsi" w:cstheme="minorBidi"/>
+            <w:i w:val="0"/>
+            <w:iCs w:val="0"/>
+            <w:noProof/>
+            <w:kern w:val="2"/>
+            <w:sz w:val="24"/>
+            <w:szCs w:val="24"/>
+            <w:lang w:eastAsia="en-US"/>
+            <w14:ligatures w14:val="standardContextual"/>
+          </w:rPr>
+          <w:tab/>
+        </w:r>
+        <w:r>
+          <w:rPr>
+            <w:rStyle w:val="Hyperlink"/>
+            <w:noProof/>
+          </w:rPr>
           <w:t>Version 1.0 (April 2018)</w:t>
         </w:r>
         <w:r>
@@ -2132,7 +2230,7 @@
             <w:noProof/>
             <w:webHidden/>
           </w:rPr>
-          <w:instrText xml:space="preserve"> PAGEREF _Toc209097648 \h </w:instrText>
+          <w:instrText xml:space="preserve"> PAGEREF _Toc225507486 \h </w:instrText>
         </w:r>
         <w:r>
           <w:rPr>
@@ -2180,7 +2278,7 @@
           <w14:ligatures w14:val="standardContextual"/>
         </w:rPr>
       </w:pPr>
-      <w:hyperlink w:anchor="_Toc209097649" w:history="1">
+      <w:hyperlink w:anchor="_Toc225507487" w:history="1">
         <w:r>
           <w:rPr>
             <w:rStyle w:val="Hyperlink"/>
@@ -2226,7 +2324,7 @@
             <w:noProof/>
             <w:webHidden/>
           </w:rPr>
-          <w:instrText xml:space="preserve"> PAGEREF _Toc209097649 \h </w:instrText>
+          <w:instrText xml:space="preserve"> PAGEREF _Toc225507487 \h </w:instrText>
         </w:r>
         <w:r>
           <w:rPr>
@@ -2277,7 +2375,7 @@
           <w14:ligatures w14:val="standardContextual"/>
         </w:rPr>
       </w:pPr>
-      <w:hyperlink w:anchor="_Toc209097650" w:history="1">
+      <w:hyperlink w:anchor="_Toc225507488" w:history="1">
         <w:r>
           <w:rPr>
             <w:rStyle w:val="Hyperlink"/>
@@ -2326,7 +2424,7 @@
             <w:noProof/>
             <w:webHidden/>
           </w:rPr>
-          <w:instrText xml:space="preserve"> PAGEREF _Toc209097650 \h </w:instrText>
+          <w:instrText xml:space="preserve"> PAGEREF _Toc225507488 \h </w:instrText>
         </w:r>
         <w:r>
           <w:rPr>
@@ -2374,7 +2472,7 @@
           <w14:ligatures w14:val="standardContextual"/>
         </w:rPr>
       </w:pPr>
-      <w:hyperlink w:anchor="_Toc209097651" w:history="1">
+      <w:hyperlink w:anchor="_Toc225507489" w:history="1">
         <w:r>
           <w:rPr>
             <w:rStyle w:val="Hyperlink"/>
@@ -2420,7 +2518,7 @@
             <w:noProof/>
             <w:webHidden/>
           </w:rPr>
-          <w:instrText xml:space="preserve"> PAGEREF _Toc209097651 \h </w:instrText>
+          <w:instrText xml:space="preserve"> PAGEREF _Toc225507489 \h </w:instrText>
         </w:r>
         <w:r>
           <w:rPr>
@@ -2468,7 +2566,7 @@
           <w14:ligatures w14:val="standardContextual"/>
         </w:rPr>
       </w:pPr>
-      <w:hyperlink w:anchor="_Toc209097652" w:history="1">
+      <w:hyperlink w:anchor="_Toc225507490" w:history="1">
         <w:r>
           <w:rPr>
             <w:rStyle w:val="Hyperlink"/>
@@ -2514,7 +2612,7 @@
             <w:noProof/>
             <w:webHidden/>
           </w:rPr>
-          <w:instrText xml:space="preserve"> PAGEREF _Toc209097652 \h </w:instrText>
+          <w:instrText xml:space="preserve"> PAGEREF _Toc225507490 \h </w:instrText>
         </w:r>
         <w:r>
           <w:rPr>
@@ -2562,7 +2660,7 @@
           <w14:ligatures w14:val="standardContextual"/>
         </w:rPr>
       </w:pPr>
-      <w:hyperlink w:anchor="_Toc209097653" w:history="1">
+      <w:hyperlink w:anchor="_Toc225507491" w:history="1">
         <w:r>
           <w:rPr>
             <w:rStyle w:val="Hyperlink"/>
@@ -2608,7 +2706,7 @@
             <w:noProof/>
             <w:webHidden/>
           </w:rPr>
-          <w:instrText xml:space="preserve"> PAGEREF _Toc209097653 \h </w:instrText>
+          <w:instrText xml:space="preserve"> PAGEREF _Toc225507491 \h </w:instrText>
         </w:r>
         <w:r>
           <w:rPr>
@@ -2656,7 +2754,7 @@
           <w14:ligatures w14:val="standardContextual"/>
         </w:rPr>
       </w:pPr>
-      <w:hyperlink w:anchor="_Toc209097654" w:history="1">
+      <w:hyperlink w:anchor="_Toc225507492" w:history="1">
         <w:r>
           <w:rPr>
             <w:rStyle w:val="Hyperlink"/>
@@ -2702,7 +2800,7 @@
             <w:noProof/>
             <w:webHidden/>
           </w:rPr>
-          <w:instrText xml:space="preserve"> PAGEREF _Toc209097654 \h </w:instrText>
+          <w:instrText xml:space="preserve"> PAGEREF _Toc225507492 \h </w:instrText>
         </w:r>
         <w:r>
           <w:rPr>
@@ -2750,7 +2848,7 @@
           <w14:ligatures w14:val="standardContextual"/>
         </w:rPr>
       </w:pPr>
-      <w:hyperlink w:anchor="_Toc209097655" w:history="1">
+      <w:hyperlink w:anchor="_Toc225507493" w:history="1">
         <w:r>
           <w:rPr>
             <w:rStyle w:val="Hyperlink"/>
@@ -2796,7 +2894,7 @@
             <w:noProof/>
             <w:webHidden/>
           </w:rPr>
-          <w:instrText xml:space="preserve"> PAGEREF _Toc209097655 \h </w:instrText>
+          <w:instrText xml:space="preserve"> PAGEREF _Toc225507493 \h </w:instrText>
         </w:r>
         <w:r>
           <w:rPr>
@@ -2844,7 +2942,7 @@
           <w14:ligatures w14:val="standardContextual"/>
         </w:rPr>
       </w:pPr>
-      <w:hyperlink w:anchor="_Toc209097656" w:history="1">
+      <w:hyperlink w:anchor="_Toc225507494" w:history="1">
         <w:r>
           <w:rPr>
             <w:rStyle w:val="Hyperlink"/>
@@ -2890,7 +2988,7 @@
             <w:noProof/>
             <w:webHidden/>
           </w:rPr>
-          <w:instrText xml:space="preserve"> PAGEREF _Toc209097656 \h </w:instrText>
+          <w:instrText xml:space="preserve"> PAGEREF _Toc225507494 \h </w:instrText>
         </w:r>
         <w:r>
           <w:rPr>
@@ -2938,7 +3036,7 @@
           <w14:ligatures w14:val="standardContextual"/>
         </w:rPr>
       </w:pPr>
-      <w:hyperlink w:anchor="_Toc209097657" w:history="1">
+      <w:hyperlink w:anchor="_Toc225507495" w:history="1">
         <w:r>
           <w:rPr>
             <w:rStyle w:val="Hyperlink"/>
@@ -2984,7 +3082,7 @@
             <w:noProof/>
             <w:webHidden/>
           </w:rPr>
-          <w:instrText xml:space="preserve"> PAGEREF _Toc209097657 \h </w:instrText>
+          <w:instrText xml:space="preserve"> PAGEREF _Toc225507495 \h </w:instrText>
         </w:r>
         <w:r>
           <w:rPr>
@@ -3032,7 +3130,7 @@
           <w14:ligatures w14:val="standardContextual"/>
         </w:rPr>
       </w:pPr>
-      <w:hyperlink w:anchor="_Toc209097658" w:history="1">
+      <w:hyperlink w:anchor="_Toc225507496" w:history="1">
         <w:r>
           <w:rPr>
             <w:rStyle w:val="Hyperlink"/>
@@ -3078,7 +3176,7 @@
             <w:noProof/>
             <w:webHidden/>
           </w:rPr>
-          <w:instrText xml:space="preserve"> PAGEREF _Toc209097658 \h </w:instrText>
+          <w:instrText xml:space="preserve"> PAGEREF _Toc225507496 \h </w:instrText>
         </w:r>
         <w:r>
           <w:rPr>
@@ -3126,7 +3224,7 @@
           <w14:ligatures w14:val="standardContextual"/>
         </w:rPr>
       </w:pPr>
-      <w:hyperlink w:anchor="_Toc209097659" w:history="1">
+      <w:hyperlink w:anchor="_Toc225507497" w:history="1">
         <w:r>
           <w:rPr>
             <w:rStyle w:val="Hyperlink"/>
@@ -3172,7 +3270,7 @@
             <w:noProof/>
             <w:webHidden/>
           </w:rPr>
-          <w:instrText xml:space="preserve"> PAGEREF _Toc209097659 \h </w:instrText>
+          <w:instrText xml:space="preserve"> PAGEREF _Toc225507497 \h </w:instrText>
         </w:r>
         <w:r>
           <w:rPr>
@@ -3220,7 +3318,7 @@
           <w14:ligatures w14:val="standardContextual"/>
         </w:rPr>
       </w:pPr>
-      <w:hyperlink w:anchor="_Toc209097660" w:history="1">
+      <w:hyperlink w:anchor="_Toc225507498" w:history="1">
         <w:r>
           <w:rPr>
             <w:rStyle w:val="Hyperlink"/>
@@ -3266,7 +3364,7 @@
             <w:noProof/>
             <w:webHidden/>
           </w:rPr>
-          <w:instrText xml:space="preserve"> PAGEREF _Toc209097660 \h </w:instrText>
+          <w:instrText xml:space="preserve"> PAGEREF _Toc225507498 \h </w:instrText>
         </w:r>
         <w:r>
           <w:rPr>
@@ -3314,7 +3412,7 @@
           <w14:ligatures w14:val="standardContextual"/>
         </w:rPr>
       </w:pPr>
-      <w:hyperlink w:anchor="_Toc209097661" w:history="1">
+      <w:hyperlink w:anchor="_Toc225507499" w:history="1">
         <w:r>
           <w:rPr>
             <w:rStyle w:val="Hyperlink"/>
@@ -3360,7 +3458,7 @@
             <w:noProof/>
             <w:webHidden/>
           </w:rPr>
-          <w:instrText xml:space="preserve"> PAGEREF _Toc209097661 \h </w:instrText>
+          <w:instrText xml:space="preserve"> PAGEREF _Toc225507499 \h </w:instrText>
         </w:r>
         <w:r>
           <w:rPr>
@@ -3408,7 +3506,7 @@
           <w14:ligatures w14:val="standardContextual"/>
         </w:rPr>
       </w:pPr>
-      <w:hyperlink w:anchor="_Toc209097662" w:history="1">
+      <w:hyperlink w:anchor="_Toc225507500" w:history="1">
         <w:r>
           <w:rPr>
             <w:rStyle w:val="Hyperlink"/>
@@ -3454,7 +3552,7 @@
             <w:noProof/>
             <w:webHidden/>
           </w:rPr>
-          <w:instrText xml:space="preserve"> PAGEREF _Toc209097662 \h </w:instrText>
+          <w:instrText xml:space="preserve"> PAGEREF _Toc225507500 \h </w:instrText>
         </w:r>
         <w:r>
           <w:rPr>
@@ -3502,7 +3600,7 @@
           <w14:ligatures w14:val="standardContextual"/>
         </w:rPr>
       </w:pPr>
-      <w:hyperlink w:anchor="_Toc209097663" w:history="1">
+      <w:hyperlink w:anchor="_Toc225507501" w:history="1">
         <w:r>
           <w:rPr>
             <w:rStyle w:val="Hyperlink"/>
@@ -3548,7 +3646,7 @@
             <w:noProof/>
             <w:webHidden/>
           </w:rPr>
-          <w:instrText xml:space="preserve"> PAGEREF _Toc209097663 \h </w:instrText>
+          <w:instrText xml:space="preserve"> PAGEREF _Toc225507501 \h </w:instrText>
         </w:r>
         <w:r>
           <w:rPr>
@@ -3596,7 +3694,7 @@
           <w14:ligatures w14:val="standardContextual"/>
         </w:rPr>
       </w:pPr>
-      <w:hyperlink w:anchor="_Toc209097664" w:history="1">
+      <w:hyperlink w:anchor="_Toc225507502" w:history="1">
         <w:r>
           <w:rPr>
             <w:rStyle w:val="Hyperlink"/>
@@ -3642,7 +3740,7 @@
             <w:noProof/>
             <w:webHidden/>
           </w:rPr>
-          <w:instrText xml:space="preserve"> PAGEREF _Toc209097664 \h </w:instrText>
+          <w:instrText xml:space="preserve"> PAGEREF _Toc225507502 \h </w:instrText>
         </w:r>
         <w:r>
           <w:rPr>
@@ -3690,7 +3788,7 @@
           <w14:ligatures w14:val="standardContextual"/>
         </w:rPr>
       </w:pPr>
-      <w:hyperlink w:anchor="_Toc209097665" w:history="1">
+      <w:hyperlink w:anchor="_Toc225507503" w:history="1">
         <w:r>
           <w:rPr>
             <w:rStyle w:val="Hyperlink"/>
@@ -3736,7 +3834,7 @@
             <w:noProof/>
             <w:webHidden/>
           </w:rPr>
-          <w:instrText xml:space="preserve"> PAGEREF _Toc209097665 \h </w:instrText>
+          <w:instrText xml:space="preserve"> PAGEREF _Toc225507503 \h </w:instrText>
         </w:r>
         <w:r>
           <w:rPr>
@@ -3784,7 +3882,7 @@
           <w14:ligatures w14:val="standardContextual"/>
         </w:rPr>
       </w:pPr>
-      <w:hyperlink w:anchor="_Toc209097666" w:history="1">
+      <w:hyperlink w:anchor="_Toc225507504" w:history="1">
         <w:r>
           <w:rPr>
             <w:rStyle w:val="Hyperlink"/>
@@ -3830,7 +3928,7 @@
             <w:noProof/>
             <w:webHidden/>
           </w:rPr>
-          <w:instrText xml:space="preserve"> PAGEREF _Toc209097666 \h </w:instrText>
+          <w:instrText xml:space="preserve"> PAGEREF _Toc225507504 \h </w:instrText>
         </w:r>
         <w:r>
           <w:rPr>
@@ -3878,7 +3976,7 @@
           <w14:ligatures w14:val="standardContextual"/>
         </w:rPr>
       </w:pPr>
-      <w:hyperlink w:anchor="_Toc209097667" w:history="1">
+      <w:hyperlink w:anchor="_Toc225507505" w:history="1">
         <w:r>
           <w:rPr>
             <w:rStyle w:val="Hyperlink"/>
@@ -3924,7 +4022,7 @@
             <w:noProof/>
             <w:webHidden/>
           </w:rPr>
-          <w:instrText xml:space="preserve"> PAGEREF _Toc209097667 \h </w:instrText>
+          <w:instrText xml:space="preserve"> PAGEREF _Toc225507505 \h </w:instrText>
         </w:r>
         <w:r>
           <w:rPr>
@@ -3972,7 +4070,7 @@
           <w14:ligatures w14:val="standardContextual"/>
         </w:rPr>
       </w:pPr>
-      <w:hyperlink w:anchor="_Toc209097668" w:history="1">
+      <w:hyperlink w:anchor="_Toc225507506" w:history="1">
         <w:r>
           <w:rPr>
             <w:rStyle w:val="Hyperlink"/>
@@ -4018,7 +4116,7 @@
             <w:noProof/>
             <w:webHidden/>
           </w:rPr>
-          <w:instrText xml:space="preserve"> PAGEREF _Toc209097668 \h </w:instrText>
+          <w:instrText xml:space="preserve"> PAGEREF _Toc225507506 \h </w:instrText>
         </w:r>
         <w:r>
           <w:rPr>
@@ -4066,7 +4164,7 @@
           <w14:ligatures w14:val="standardContextual"/>
         </w:rPr>
       </w:pPr>
-      <w:hyperlink w:anchor="_Toc209097669" w:history="1">
+      <w:hyperlink w:anchor="_Toc225507507" w:history="1">
         <w:r>
           <w:rPr>
             <w:rStyle w:val="Hyperlink"/>
@@ -4112,7 +4210,7 @@
             <w:noProof/>
             <w:webHidden/>
           </w:rPr>
-          <w:instrText xml:space="preserve"> PAGEREF _Toc209097669 \h </w:instrText>
+          <w:instrText xml:space="preserve"> PAGEREF _Toc225507507 \h </w:instrText>
         </w:r>
         <w:r>
           <w:rPr>
@@ -4160,7 +4258,7 @@
           <w14:ligatures w14:val="standardContextual"/>
         </w:rPr>
       </w:pPr>
-      <w:hyperlink w:anchor="_Toc209097670" w:history="1">
+      <w:hyperlink w:anchor="_Toc225507508" w:history="1">
         <w:r>
           <w:rPr>
             <w:rStyle w:val="Hyperlink"/>
@@ -4206,7 +4304,7 @@
             <w:noProof/>
             <w:webHidden/>
           </w:rPr>
-          <w:instrText xml:space="preserve"> PAGEREF _Toc209097670 \h </w:instrText>
+          <w:instrText xml:space="preserve"> PAGEREF _Toc225507508 \h </w:instrText>
         </w:r>
         <w:r>
           <w:rPr>
@@ -4254,7 +4352,7 @@
           <w14:ligatures w14:val="standardContextual"/>
         </w:rPr>
       </w:pPr>
-      <w:hyperlink w:anchor="_Toc209097671" w:history="1">
+      <w:hyperlink w:anchor="_Toc225507509" w:history="1">
         <w:r>
           <w:rPr>
             <w:rStyle w:val="Hyperlink"/>
@@ -4300,7 +4398,7 @@
             <w:noProof/>
             <w:webHidden/>
           </w:rPr>
-          <w:instrText xml:space="preserve"> PAGEREF _Toc209097671 \h </w:instrText>
+          <w:instrText xml:space="preserve"> PAGEREF _Toc225507509 \h </w:instrText>
         </w:r>
         <w:r>
           <w:rPr>
@@ -4348,7 +4446,7 @@
           <w14:ligatures w14:val="standardContextual"/>
         </w:rPr>
       </w:pPr>
-      <w:hyperlink w:anchor="_Toc209097672" w:history="1">
+      <w:hyperlink w:anchor="_Toc225507510" w:history="1">
         <w:r>
           <w:rPr>
             <w:rStyle w:val="Hyperlink"/>
@@ -4394,7 +4492,7 @@
             <w:noProof/>
             <w:webHidden/>
           </w:rPr>
-          <w:instrText xml:space="preserve"> PAGEREF _Toc209097672 \h </w:instrText>
+          <w:instrText xml:space="preserve"> PAGEREF _Toc225507510 \h </w:instrText>
         </w:r>
         <w:r>
           <w:rPr>
@@ -4442,7 +4540,7 @@
           <w14:ligatures w14:val="standardContextual"/>
         </w:rPr>
       </w:pPr>
-      <w:hyperlink w:anchor="_Toc209097673" w:history="1">
+      <w:hyperlink w:anchor="_Toc225507511" w:history="1">
         <w:r>
           <w:rPr>
             <w:rStyle w:val="Hyperlink"/>
@@ -4488,7 +4586,7 @@
             <w:noProof/>
             <w:webHidden/>
           </w:rPr>
-          <w:instrText xml:space="preserve"> PAGEREF _Toc209097673 \h </w:instrText>
+          <w:instrText xml:space="preserve"> PAGEREF _Toc225507511 \h </w:instrText>
         </w:r>
         <w:r>
           <w:rPr>
@@ -4536,7 +4634,7 @@
           <w14:ligatures w14:val="standardContextual"/>
         </w:rPr>
       </w:pPr>
-      <w:hyperlink w:anchor="_Toc209097674" w:history="1">
+      <w:hyperlink w:anchor="_Toc225507512" w:history="1">
         <w:r>
           <w:rPr>
             <w:rStyle w:val="Hyperlink"/>
@@ -4582,7 +4680,7 @@
             <w:noProof/>
             <w:webHidden/>
           </w:rPr>
-          <w:instrText xml:space="preserve"> PAGEREF _Toc209097674 \h </w:instrText>
+          <w:instrText xml:space="preserve"> PAGEREF _Toc225507512 \h </w:instrText>
         </w:r>
         <w:r>
           <w:rPr>
@@ -4630,7 +4728,7 @@
           <w14:ligatures w14:val="standardContextual"/>
         </w:rPr>
       </w:pPr>
-      <w:hyperlink w:anchor="_Toc209097675" w:history="1">
+      <w:hyperlink w:anchor="_Toc225507513" w:history="1">
         <w:r>
           <w:rPr>
             <w:rStyle w:val="Hyperlink"/>
@@ -4676,7 +4774,7 @@
             <w:noProof/>
             <w:webHidden/>
           </w:rPr>
-          <w:instrText xml:space="preserve"> PAGEREF _Toc209097675 \h </w:instrText>
+          <w:instrText xml:space="preserve"> PAGEREF _Toc225507513 \h </w:instrText>
         </w:r>
         <w:r>
           <w:rPr>
@@ -4724,7 +4822,7 @@
           <w14:ligatures w14:val="standardContextual"/>
         </w:rPr>
       </w:pPr>
-      <w:hyperlink w:anchor="_Toc209097676" w:history="1">
+      <w:hyperlink w:anchor="_Toc225507514" w:history="1">
         <w:r>
           <w:rPr>
             <w:rStyle w:val="Hyperlink"/>
@@ -4770,7 +4868,7 @@
             <w:noProof/>
             <w:webHidden/>
           </w:rPr>
-          <w:instrText xml:space="preserve"> PAGEREF _Toc209097676 \h </w:instrText>
+          <w:instrText xml:space="preserve"> PAGEREF _Toc225507514 \h </w:instrText>
         </w:r>
         <w:r>
           <w:rPr>
@@ -4818,7 +4916,7 @@
           <w14:ligatures w14:val="standardContextual"/>
         </w:rPr>
       </w:pPr>
-      <w:hyperlink w:anchor="_Toc209097677" w:history="1">
+      <w:hyperlink w:anchor="_Toc225507515" w:history="1">
         <w:r>
           <w:rPr>
             <w:rStyle w:val="Hyperlink"/>
@@ -4864,7 +4962,7 @@
             <w:noProof/>
             <w:webHidden/>
           </w:rPr>
-          <w:instrText xml:space="preserve"> PAGEREF _Toc209097677 \h </w:instrText>
+          <w:instrText xml:space="preserve"> PAGEREF _Toc225507515 \h </w:instrText>
         </w:r>
         <w:r>
           <w:rPr>
@@ -4912,7 +5010,7 @@
           <w14:ligatures w14:val="standardContextual"/>
         </w:rPr>
       </w:pPr>
-      <w:hyperlink w:anchor="_Toc209097678" w:history="1">
+      <w:hyperlink w:anchor="_Toc225507516" w:history="1">
         <w:r>
           <w:rPr>
             <w:rStyle w:val="Hyperlink"/>
@@ -4958,7 +5056,7 @@
             <w:noProof/>
             <w:webHidden/>
           </w:rPr>
-          <w:instrText xml:space="preserve"> PAGEREF _Toc209097678 \h </w:instrText>
+          <w:instrText xml:space="preserve"> PAGEREF _Toc225507516 \h </w:instrText>
         </w:r>
         <w:r>
           <w:rPr>
@@ -5006,7 +5104,7 @@
           <w14:ligatures w14:val="standardContextual"/>
         </w:rPr>
       </w:pPr>
-      <w:hyperlink w:anchor="_Toc209097679" w:history="1">
+      <w:hyperlink w:anchor="_Toc225507517" w:history="1">
         <w:r>
           <w:rPr>
             <w:rStyle w:val="Hyperlink"/>
@@ -5052,7 +5150,7 @@
             <w:noProof/>
             <w:webHidden/>
           </w:rPr>
-          <w:instrText xml:space="preserve"> PAGEREF _Toc209097679 \h </w:instrText>
+          <w:instrText xml:space="preserve"> PAGEREF _Toc225507517 \h </w:instrText>
         </w:r>
         <w:r>
           <w:rPr>
@@ -5100,7 +5198,7 @@
           <w14:ligatures w14:val="standardContextual"/>
         </w:rPr>
       </w:pPr>
-      <w:hyperlink w:anchor="_Toc209097680" w:history="1">
+      <w:hyperlink w:anchor="_Toc225507518" w:history="1">
         <w:r>
           <w:rPr>
             <w:rStyle w:val="Hyperlink"/>
@@ -5146,7 +5244,7 @@
             <w:noProof/>
             <w:webHidden/>
           </w:rPr>
-          <w:instrText xml:space="preserve"> PAGEREF _Toc209097680 \h </w:instrText>
+          <w:instrText xml:space="preserve"> PAGEREF _Toc225507518 \h </w:instrText>
         </w:r>
         <w:r>
           <w:rPr>
@@ -5194,7 +5292,7 @@
           <w14:ligatures w14:val="standardContextual"/>
         </w:rPr>
       </w:pPr>
-      <w:hyperlink w:anchor="_Toc209097681" w:history="1">
+      <w:hyperlink w:anchor="_Toc225507519" w:history="1">
         <w:r>
           <w:rPr>
             <w:rStyle w:val="Hyperlink"/>
@@ -5240,7 +5338,7 @@
             <w:noProof/>
             <w:webHidden/>
           </w:rPr>
-          <w:instrText xml:space="preserve"> PAGEREF _Toc209097681 \h </w:instrText>
+          <w:instrText xml:space="preserve"> PAGEREF _Toc225507519 \h </w:instrText>
         </w:r>
         <w:r>
           <w:rPr>
@@ -5288,7 +5386,7 @@
           <w14:ligatures w14:val="standardContextual"/>
         </w:rPr>
       </w:pPr>
-      <w:hyperlink w:anchor="_Toc209097682" w:history="1">
+      <w:hyperlink w:anchor="_Toc225507520" w:history="1">
         <w:r>
           <w:rPr>
             <w:rStyle w:val="Hyperlink"/>
@@ -5334,7 +5432,7 @@
             <w:noProof/>
             <w:webHidden/>
           </w:rPr>
-          <w:instrText xml:space="preserve"> PAGEREF _Toc209097682 \h </w:instrText>
+          <w:instrText xml:space="preserve"> PAGEREF _Toc225507520 \h </w:instrText>
         </w:r>
         <w:r>
           <w:rPr>
@@ -5382,7 +5480,7 @@
           <w14:ligatures w14:val="standardContextual"/>
         </w:rPr>
       </w:pPr>
-      <w:hyperlink w:anchor="_Toc209097683" w:history="1">
+      <w:hyperlink w:anchor="_Toc225507521" w:history="1">
         <w:r>
           <w:rPr>
             <w:rStyle w:val="Hyperlink"/>
@@ -5428,7 +5526,7 @@
             <w:noProof/>
             <w:webHidden/>
           </w:rPr>
-          <w:instrText xml:space="preserve"> PAGEREF _Toc209097683 \h </w:instrText>
+          <w:instrText xml:space="preserve"> PAGEREF _Toc225507521 \h </w:instrText>
         </w:r>
         <w:r>
           <w:rPr>
@@ -5476,7 +5574,7 @@
           <w14:ligatures w14:val="standardContextual"/>
         </w:rPr>
       </w:pPr>
-      <w:hyperlink w:anchor="_Toc209097684" w:history="1">
+      <w:hyperlink w:anchor="_Toc225507522" w:history="1">
         <w:r>
           <w:rPr>
             <w:rStyle w:val="Hyperlink"/>
@@ -5522,7 +5620,7 @@
             <w:noProof/>
             <w:webHidden/>
           </w:rPr>
-          <w:instrText xml:space="preserve"> PAGEREF _Toc209097684 \h </w:instrText>
+          <w:instrText xml:space="preserve"> PAGEREF _Toc225507522 \h </w:instrText>
         </w:r>
         <w:r>
           <w:rPr>
@@ -5570,7 +5668,7 @@
           <w14:ligatures w14:val="standardContextual"/>
         </w:rPr>
       </w:pPr>
-      <w:hyperlink w:anchor="_Toc209097685" w:history="1">
+      <w:hyperlink w:anchor="_Toc225507523" w:history="1">
         <w:r>
           <w:rPr>
             <w:rStyle w:val="Hyperlink"/>
@@ -5616,7 +5714,7 @@
             <w:noProof/>
             <w:webHidden/>
           </w:rPr>
-          <w:instrText xml:space="preserve"> PAGEREF _Toc209097685 \h </w:instrText>
+          <w:instrText xml:space="preserve"> PAGEREF _Toc225507523 \h </w:instrText>
         </w:r>
         <w:r>
           <w:rPr>
@@ -5664,7 +5762,7 @@
           <w14:ligatures w14:val="standardContextual"/>
         </w:rPr>
       </w:pPr>
-      <w:hyperlink w:anchor="_Toc209097686" w:history="1">
+      <w:hyperlink w:anchor="_Toc225507524" w:history="1">
         <w:r>
           <w:rPr>
             <w:rStyle w:val="Hyperlink"/>
@@ -5710,7 +5808,7 @@
             <w:noProof/>
             <w:webHidden/>
           </w:rPr>
-          <w:instrText xml:space="preserve"> PAGEREF _Toc209097686 \h </w:instrText>
+          <w:instrText xml:space="preserve"> PAGEREF _Toc225507524 \h </w:instrText>
         </w:r>
         <w:r>
           <w:rPr>
@@ -5758,7 +5856,7 @@
           <w14:ligatures w14:val="standardContextual"/>
         </w:rPr>
       </w:pPr>
-      <w:hyperlink w:anchor="_Toc209097687" w:history="1">
+      <w:hyperlink w:anchor="_Toc225507525" w:history="1">
         <w:r>
           <w:rPr>
             <w:rStyle w:val="Hyperlink"/>
@@ -5804,7 +5902,7 @@
             <w:noProof/>
             <w:webHidden/>
           </w:rPr>
-          <w:instrText xml:space="preserve"> PAGEREF _Toc209097687 \h </w:instrText>
+          <w:instrText xml:space="preserve"> PAGEREF _Toc225507525 \h </w:instrText>
         </w:r>
         <w:r>
           <w:rPr>
@@ -5852,7 +5950,7 @@
           <w14:ligatures w14:val="standardContextual"/>
         </w:rPr>
       </w:pPr>
-      <w:hyperlink w:anchor="_Toc209097688" w:history="1">
+      <w:hyperlink w:anchor="_Toc225507526" w:history="1">
         <w:r>
           <w:rPr>
             <w:rStyle w:val="Hyperlink"/>
@@ -5898,7 +5996,7 @@
             <w:noProof/>
             <w:webHidden/>
           </w:rPr>
-          <w:instrText xml:space="preserve"> PAGEREF _Toc209097688 \h </w:instrText>
+          <w:instrText xml:space="preserve"> PAGEREF _Toc225507526 \h </w:instrText>
         </w:r>
         <w:r>
           <w:rPr>
@@ -5946,7 +6044,7 @@
           <w14:ligatures w14:val="standardContextual"/>
         </w:rPr>
       </w:pPr>
-      <w:hyperlink w:anchor="_Toc209097689" w:history="1">
+      <w:hyperlink w:anchor="_Toc225507527" w:history="1">
         <w:r>
           <w:rPr>
             <w:rStyle w:val="Hyperlink"/>
@@ -5992,7 +6090,7 @@
             <w:noProof/>
             <w:webHidden/>
           </w:rPr>
-          <w:instrText xml:space="preserve"> PAGEREF _Toc209097689 \h </w:instrText>
+          <w:instrText xml:space="preserve"> PAGEREF _Toc225507527 \h </w:instrText>
         </w:r>
         <w:r>
           <w:rPr>
@@ -6040,7 +6138,7 @@
           <w14:ligatures w14:val="standardContextual"/>
         </w:rPr>
       </w:pPr>
-      <w:hyperlink w:anchor="_Toc209097690" w:history="1">
+      <w:hyperlink w:anchor="_Toc225507528" w:history="1">
         <w:r>
           <w:rPr>
             <w:rStyle w:val="Hyperlink"/>
@@ -6086,7 +6184,7 @@
             <w:noProof/>
             <w:webHidden/>
           </w:rPr>
-          <w:instrText xml:space="preserve"> PAGEREF _Toc209097690 \h </w:instrText>
+          <w:instrText xml:space="preserve"> PAGEREF _Toc225507528 \h </w:instrText>
         </w:r>
         <w:r>
           <w:rPr>
@@ -6134,7 +6232,7 @@
           <w14:ligatures w14:val="standardContextual"/>
         </w:rPr>
       </w:pPr>
-      <w:hyperlink w:anchor="_Toc209097691" w:history="1">
+      <w:hyperlink w:anchor="_Toc225507529" w:history="1">
         <w:r>
           <w:rPr>
             <w:rStyle w:val="Hyperlink"/>
@@ -6180,7 +6278,7 @@
             <w:noProof/>
             <w:webHidden/>
           </w:rPr>
-          <w:instrText xml:space="preserve"> PAGEREF _Toc209097691 \h </w:instrText>
+          <w:instrText xml:space="preserve"> PAGEREF _Toc225507529 \h </w:instrText>
         </w:r>
         <w:r>
           <w:rPr>
@@ -6228,7 +6326,7 @@
           <w14:ligatures w14:val="standardContextual"/>
         </w:rPr>
       </w:pPr>
-      <w:hyperlink w:anchor="_Toc209097692" w:history="1">
+      <w:hyperlink w:anchor="_Toc225507530" w:history="1">
         <w:r>
           <w:rPr>
             <w:rStyle w:val="Hyperlink"/>
@@ -6274,7 +6372,7 @@
             <w:noProof/>
             <w:webHidden/>
           </w:rPr>
-          <w:instrText xml:space="preserve"> PAGEREF _Toc209097692 \h </w:instrText>
+          <w:instrText xml:space="preserve"> PAGEREF _Toc225507530 \h </w:instrText>
         </w:r>
         <w:r>
           <w:rPr>
@@ -6322,7 +6420,7 @@
           <w14:ligatures w14:val="standardContextual"/>
         </w:rPr>
       </w:pPr>
-      <w:hyperlink w:anchor="_Toc209097693" w:history="1">
+      <w:hyperlink w:anchor="_Toc225507531" w:history="1">
         <w:r>
           <w:rPr>
             <w:rStyle w:val="Hyperlink"/>
@@ -6368,7 +6466,7 @@
             <w:noProof/>
             <w:webHidden/>
           </w:rPr>
-          <w:instrText xml:space="preserve"> PAGEREF _Toc209097693 \h </w:instrText>
+          <w:instrText xml:space="preserve"> PAGEREF _Toc225507531 \h </w:instrText>
         </w:r>
         <w:r>
           <w:rPr>
@@ -6416,7 +6514,7 @@
           <w14:ligatures w14:val="standardContextual"/>
         </w:rPr>
       </w:pPr>
-      <w:hyperlink w:anchor="_Toc209097694" w:history="1">
+      <w:hyperlink w:anchor="_Toc225507532" w:history="1">
         <w:r>
           <w:rPr>
             <w:rStyle w:val="Hyperlink"/>
@@ -6462,7 +6560,7 @@
             <w:noProof/>
             <w:webHidden/>
           </w:rPr>
-          <w:instrText xml:space="preserve"> PAGEREF _Toc209097694 \h </w:instrText>
+          <w:instrText xml:space="preserve"> PAGEREF _Toc225507532 \h </w:instrText>
         </w:r>
         <w:r>
           <w:rPr>
@@ -6510,7 +6608,7 @@
           <w14:ligatures w14:val="standardContextual"/>
         </w:rPr>
       </w:pPr>
-      <w:hyperlink w:anchor="_Toc209097695" w:history="1">
+      <w:hyperlink w:anchor="_Toc225507533" w:history="1">
         <w:r>
           <w:rPr>
             <w:rStyle w:val="Hyperlink"/>
@@ -6556,7 +6654,7 @@
             <w:noProof/>
             <w:webHidden/>
           </w:rPr>
-          <w:instrText xml:space="preserve"> PAGEREF _Toc209097695 \h </w:instrText>
+          <w:instrText xml:space="preserve"> PAGEREF _Toc225507533 \h </w:instrText>
         </w:r>
         <w:r>
           <w:rPr>
@@ -6604,7 +6702,7 @@
           <w14:ligatures w14:val="standardContextual"/>
         </w:rPr>
       </w:pPr>
-      <w:hyperlink w:anchor="_Toc209097696" w:history="1">
+      <w:hyperlink w:anchor="_Toc225507534" w:history="1">
         <w:r>
           <w:rPr>
             <w:rStyle w:val="Hyperlink"/>
@@ -6650,7 +6748,7 @@
             <w:noProof/>
             <w:webHidden/>
           </w:rPr>
-          <w:instrText xml:space="preserve"> PAGEREF _Toc209097696 \h </w:instrText>
+          <w:instrText xml:space="preserve"> PAGEREF _Toc225507534 \h </w:instrText>
         </w:r>
         <w:r>
           <w:rPr>
@@ -6698,7 +6796,7 @@
           <w14:ligatures w14:val="standardContextual"/>
         </w:rPr>
       </w:pPr>
-      <w:hyperlink w:anchor="_Toc209097697" w:history="1">
+      <w:hyperlink w:anchor="_Toc225507535" w:history="1">
         <w:r>
           <w:rPr>
             <w:rStyle w:val="Hyperlink"/>
@@ -6744,7 +6842,7 @@
             <w:noProof/>
             <w:webHidden/>
           </w:rPr>
-          <w:instrText xml:space="preserve"> PAGEREF _Toc209097697 \h </w:instrText>
+          <w:instrText xml:space="preserve"> PAGEREF _Toc225507535 \h </w:instrText>
         </w:r>
         <w:r>
           <w:rPr>
@@ -6792,7 +6890,7 @@
           <w14:ligatures w14:val="standardContextual"/>
         </w:rPr>
       </w:pPr>
-      <w:hyperlink w:anchor="_Toc209097698" w:history="1">
+      <w:hyperlink w:anchor="_Toc225507536" w:history="1">
         <w:r>
           <w:rPr>
             <w:rStyle w:val="Hyperlink"/>
@@ -6838,7 +6936,7 @@
             <w:noProof/>
             <w:webHidden/>
           </w:rPr>
-          <w:instrText xml:space="preserve"> PAGEREF _Toc209097698 \h </w:instrText>
+          <w:instrText xml:space="preserve"> PAGEREF _Toc225507536 \h </w:instrText>
         </w:r>
         <w:r>
           <w:rPr>
@@ -6886,7 +6984,7 @@
           <w14:ligatures w14:val="standardContextual"/>
         </w:rPr>
       </w:pPr>
-      <w:hyperlink w:anchor="_Toc209097699" w:history="1">
+      <w:hyperlink w:anchor="_Toc225507537" w:history="1">
         <w:r>
           <w:rPr>
             <w:rStyle w:val="Hyperlink"/>
@@ -6932,7 +7030,7 @@
             <w:noProof/>
             <w:webHidden/>
           </w:rPr>
-          <w:instrText xml:space="preserve"> PAGEREF _Toc209097699 \h </w:instrText>
+          <w:instrText xml:space="preserve"> PAGEREF _Toc225507537 \h </w:instrText>
         </w:r>
         <w:r>
           <w:rPr>
@@ -6980,7 +7078,7 @@
           <w14:ligatures w14:val="standardContextual"/>
         </w:rPr>
       </w:pPr>
-      <w:hyperlink w:anchor="_Toc209097700" w:history="1">
+      <w:hyperlink w:anchor="_Toc225507538" w:history="1">
         <w:r>
           <w:rPr>
             <w:rStyle w:val="Hyperlink"/>
@@ -7026,7 +7124,7 @@
             <w:noProof/>
             <w:webHidden/>
           </w:rPr>
-          <w:instrText xml:space="preserve"> PAGEREF _Toc209097700 \h </w:instrText>
+          <w:instrText xml:space="preserve"> PAGEREF _Toc225507538 \h </w:instrText>
         </w:r>
         <w:r>
           <w:rPr>
@@ -7074,7 +7172,7 @@
           <w14:ligatures w14:val="standardContextual"/>
         </w:rPr>
       </w:pPr>
-      <w:hyperlink w:anchor="_Toc209097701" w:history="1">
+      <w:hyperlink w:anchor="_Toc225507539" w:history="1">
         <w:r>
           <w:rPr>
             <w:rStyle w:val="Hyperlink"/>
@@ -7120,7 +7218,7 @@
             <w:noProof/>
             <w:webHidden/>
           </w:rPr>
-          <w:instrText xml:space="preserve"> PAGEREF _Toc209097701 \h </w:instrText>
+          <w:instrText xml:space="preserve"> PAGEREF _Toc225507539 \h </w:instrText>
         </w:r>
         <w:r>
           <w:rPr>
@@ -7168,7 +7266,7 @@
           <w14:ligatures w14:val="standardContextual"/>
         </w:rPr>
       </w:pPr>
-      <w:hyperlink w:anchor="_Toc209097702" w:history="1">
+      <w:hyperlink w:anchor="_Toc225507540" w:history="1">
         <w:r>
           <w:rPr>
             <w:rStyle w:val="Hyperlink"/>
@@ -7214,7 +7312,7 @@
             <w:noProof/>
             <w:webHidden/>
           </w:rPr>
-          <w:instrText xml:space="preserve"> PAGEREF _Toc209097702 \h </w:instrText>
+          <w:instrText xml:space="preserve"> PAGEREF _Toc225507540 \h </w:instrText>
         </w:r>
         <w:r>
           <w:rPr>
@@ -7262,7 +7360,7 @@
           <w14:ligatures w14:val="standardContextual"/>
         </w:rPr>
       </w:pPr>
-      <w:hyperlink w:anchor="_Toc209097703" w:history="1">
+      <w:hyperlink w:anchor="_Toc225507541" w:history="1">
         <w:r>
           <w:rPr>
             <w:rStyle w:val="Hyperlink"/>
@@ -7308,7 +7406,7 @@
             <w:noProof/>
             <w:webHidden/>
           </w:rPr>
-          <w:instrText xml:space="preserve"> PAGEREF _Toc209097703 \h </w:instrText>
+          <w:instrText xml:space="preserve"> PAGEREF _Toc225507541 \h </w:instrText>
         </w:r>
         <w:r>
           <w:rPr>
@@ -7356,7 +7454,7 @@
           <w14:ligatures w14:val="standardContextual"/>
         </w:rPr>
       </w:pPr>
-      <w:hyperlink w:anchor="_Toc209097704" w:history="1">
+      <w:hyperlink w:anchor="_Toc225507542" w:history="1">
         <w:r>
           <w:rPr>
             <w:rStyle w:val="Hyperlink"/>
@@ -7402,7 +7500,7 @@
             <w:noProof/>
             <w:webHidden/>
           </w:rPr>
-          <w:instrText xml:space="preserve"> PAGEREF _Toc209097704 \h </w:instrText>
+          <w:instrText xml:space="preserve"> PAGEREF _Toc225507542 \h </w:instrText>
         </w:r>
         <w:r>
           <w:rPr>
@@ -7450,7 +7548,7 @@
           <w14:ligatures w14:val="standardContextual"/>
         </w:rPr>
       </w:pPr>
-      <w:hyperlink w:anchor="_Toc209097705" w:history="1">
+      <w:hyperlink w:anchor="_Toc225507543" w:history="1">
         <w:r>
           <w:rPr>
             <w:rStyle w:val="Hyperlink"/>
@@ -7496,7 +7594,7 @@
             <w:noProof/>
             <w:webHidden/>
           </w:rPr>
-          <w:instrText xml:space="preserve"> PAGEREF _Toc209097705 \h </w:instrText>
+          <w:instrText xml:space="preserve"> PAGEREF _Toc225507543 \h </w:instrText>
         </w:r>
         <w:r>
           <w:rPr>
@@ -7544,7 +7642,7 @@
           <w14:ligatures w14:val="standardContextual"/>
         </w:rPr>
       </w:pPr>
-      <w:hyperlink w:anchor="_Toc209097706" w:history="1">
+      <w:hyperlink w:anchor="_Toc225507544" w:history="1">
         <w:r>
           <w:rPr>
             <w:rStyle w:val="Hyperlink"/>
@@ -7590,7 +7688,7 @@
             <w:noProof/>
             <w:webHidden/>
           </w:rPr>
-          <w:instrText xml:space="preserve"> PAGEREF _Toc209097706 \h </w:instrText>
+          <w:instrText xml:space="preserve"> PAGEREF _Toc225507544 \h </w:instrText>
         </w:r>
         <w:r>
           <w:rPr>
@@ -7638,7 +7736,7 @@
           <w14:ligatures w14:val="standardContextual"/>
         </w:rPr>
       </w:pPr>
-      <w:hyperlink w:anchor="_Toc209097707" w:history="1">
+      <w:hyperlink w:anchor="_Toc225507545" w:history="1">
         <w:r>
           <w:rPr>
             <w:rStyle w:val="Hyperlink"/>
@@ -7684,7 +7782,7 @@
             <w:noProof/>
             <w:webHidden/>
           </w:rPr>
-          <w:instrText xml:space="preserve"> PAGEREF _Toc209097707 \h </w:instrText>
+          <w:instrText xml:space="preserve"> PAGEREF _Toc225507545 \h </w:instrText>
         </w:r>
         <w:r>
           <w:rPr>
@@ -7732,7 +7830,7 @@
           <w14:ligatures w14:val="standardContextual"/>
         </w:rPr>
       </w:pPr>
-      <w:hyperlink w:anchor="_Toc209097708" w:history="1">
+      <w:hyperlink w:anchor="_Toc225507546" w:history="1">
         <w:r>
           <w:rPr>
             <w:rStyle w:val="Hyperlink"/>
@@ -7778,7 +7876,7 @@
             <w:noProof/>
             <w:webHidden/>
           </w:rPr>
-          <w:instrText xml:space="preserve"> PAGEREF _Toc209097708 \h </w:instrText>
+          <w:instrText xml:space="preserve"> PAGEREF _Toc225507546 \h </w:instrText>
         </w:r>
         <w:r>
           <w:rPr>
@@ -7826,7 +7924,7 @@
           <w14:ligatures w14:val="standardContextual"/>
         </w:rPr>
       </w:pPr>
-      <w:hyperlink w:anchor="_Toc209097709" w:history="1">
+      <w:hyperlink w:anchor="_Toc225507547" w:history="1">
         <w:r>
           <w:rPr>
             <w:rStyle w:val="Hyperlink"/>
@@ -7872,7 +7970,7 @@
             <w:noProof/>
             <w:webHidden/>
           </w:rPr>
-          <w:instrText xml:space="preserve"> PAGEREF _Toc209097709 \h </w:instrText>
+          <w:instrText xml:space="preserve"> PAGEREF _Toc225507547 \h </w:instrText>
         </w:r>
         <w:r>
           <w:rPr>
@@ -7920,7 +8018,7 @@
           <w14:ligatures w14:val="standardContextual"/>
         </w:rPr>
       </w:pPr>
-      <w:hyperlink w:anchor="_Toc209097710" w:history="1">
+      <w:hyperlink w:anchor="_Toc225507548" w:history="1">
         <w:r>
           <w:rPr>
             <w:rStyle w:val="Hyperlink"/>
@@ -7966,7 +8064,7 @@
             <w:noProof/>
             <w:webHidden/>
           </w:rPr>
-          <w:instrText xml:space="preserve"> PAGEREF _Toc209097710 \h </w:instrText>
+          <w:instrText xml:space="preserve"> PAGEREF _Toc225507548 \h </w:instrText>
         </w:r>
         <w:r>
           <w:rPr>
@@ -8014,7 +8112,7 @@
           <w14:ligatures w14:val="standardContextual"/>
         </w:rPr>
       </w:pPr>
-      <w:hyperlink w:anchor="_Toc209097711" w:history="1">
+      <w:hyperlink w:anchor="_Toc225507549" w:history="1">
         <w:r>
           <w:rPr>
             <w:rStyle w:val="Hyperlink"/>
@@ -8060,7 +8158,7 @@
             <w:noProof/>
             <w:webHidden/>
           </w:rPr>
-          <w:instrText xml:space="preserve"> PAGEREF _Toc209097711 \h </w:instrText>
+          <w:instrText xml:space="preserve"> PAGEREF _Toc225507549 \h </w:instrText>
         </w:r>
         <w:r>
           <w:rPr>
@@ -8108,7 +8206,7 @@
           <w14:ligatures w14:val="standardContextual"/>
         </w:rPr>
       </w:pPr>
-      <w:hyperlink w:anchor="_Toc209097712" w:history="1">
+      <w:hyperlink w:anchor="_Toc225507550" w:history="1">
         <w:r>
           <w:rPr>
             <w:rStyle w:val="Hyperlink"/>
@@ -8154,7 +8252,7 @@
             <w:noProof/>
             <w:webHidden/>
           </w:rPr>
-          <w:instrText xml:space="preserve"> PAGEREF _Toc209097712 \h </w:instrText>
+          <w:instrText xml:space="preserve"> PAGEREF _Toc225507550 \h </w:instrText>
         </w:r>
         <w:r>
           <w:rPr>
@@ -8205,7 +8303,7 @@
           <w14:ligatures w14:val="standardContextual"/>
         </w:rPr>
       </w:pPr>
-      <w:hyperlink w:anchor="_Toc209097713" w:history="1">
+      <w:hyperlink w:anchor="_Toc225507551" w:history="1">
         <w:r>
           <w:rPr>
             <w:rStyle w:val="Hyperlink"/>
@@ -8254,7 +8352,7 @@
             <w:noProof/>
             <w:webHidden/>
           </w:rPr>
-          <w:instrText xml:space="preserve"> PAGEREF _Toc209097713 \h </w:instrText>
+          <w:instrText xml:space="preserve"> PAGEREF _Toc225507551 \h </w:instrText>
         </w:r>
         <w:r>
           <w:rPr>
@@ -8302,7 +8400,7 @@
           <w14:ligatures w14:val="standardContextual"/>
         </w:rPr>
       </w:pPr>
-      <w:hyperlink w:anchor="_Toc209097714" w:history="1">
+      <w:hyperlink w:anchor="_Toc225507552" w:history="1">
         <w:r>
           <w:rPr>
             <w:rStyle w:val="Hyperlink"/>
@@ -8348,7 +8446,7 @@
             <w:noProof/>
             <w:webHidden/>
           </w:rPr>
-          <w:instrText xml:space="preserve"> PAGEREF _Toc209097714 \h </w:instrText>
+          <w:instrText xml:space="preserve"> PAGEREF _Toc225507552 \h </w:instrText>
         </w:r>
         <w:r>
           <w:rPr>
@@ -8396,7 +8494,7 @@
           <w14:ligatures w14:val="standardContextual"/>
         </w:rPr>
       </w:pPr>
-      <w:hyperlink w:anchor="_Toc209097715" w:history="1">
+      <w:hyperlink w:anchor="_Toc225507553" w:history="1">
         <w:r>
           <w:rPr>
             <w:rStyle w:val="Hyperlink"/>
@@ -8442,7 +8540,7 @@
             <w:noProof/>
             <w:webHidden/>
           </w:rPr>
-          <w:instrText xml:space="preserve"> PAGEREF _Toc209097715 \h </w:instrText>
+          <w:instrText xml:space="preserve"> PAGEREF _Toc225507553 \h </w:instrText>
         </w:r>
         <w:r>
           <w:rPr>
@@ -8490,7 +8588,7 @@
           <w14:ligatures w14:val="standardContextual"/>
         </w:rPr>
       </w:pPr>
-      <w:hyperlink w:anchor="_Toc209097716" w:history="1">
+      <w:hyperlink w:anchor="_Toc225507554" w:history="1">
         <w:r>
           <w:rPr>
             <w:rStyle w:val="Hyperlink"/>
@@ -8536,7 +8634,7 @@
             <w:noProof/>
             <w:webHidden/>
           </w:rPr>
-          <w:instrText xml:space="preserve"> PAGEREF _Toc209097716 \h </w:instrText>
+          <w:instrText xml:space="preserve"> PAGEREF _Toc225507554 \h </w:instrText>
         </w:r>
         <w:r>
           <w:rPr>
@@ -8584,7 +8682,7 @@
           <w14:ligatures w14:val="standardContextual"/>
         </w:rPr>
       </w:pPr>
-      <w:hyperlink w:anchor="_Toc209097717" w:history="1">
+      <w:hyperlink w:anchor="_Toc225507555" w:history="1">
         <w:r>
           <w:rPr>
             <w:rStyle w:val="Hyperlink"/>
@@ -8630,7 +8728,7 @@
             <w:noProof/>
             <w:webHidden/>
           </w:rPr>
-          <w:instrText xml:space="preserve"> PAGEREF _Toc209097717 \h </w:instrText>
+          <w:instrText xml:space="preserve"> PAGEREF _Toc225507555 \h </w:instrText>
         </w:r>
         <w:r>
           <w:rPr>
@@ -8678,7 +8776,7 @@
           <w14:ligatures w14:val="standardContextual"/>
         </w:rPr>
       </w:pPr>
-      <w:hyperlink w:anchor="_Toc209097718" w:history="1">
+      <w:hyperlink w:anchor="_Toc225507556" w:history="1">
         <w:r>
           <w:rPr>
             <w:rStyle w:val="Hyperlink"/>
@@ -8724,7 +8822,7 @@
             <w:noProof/>
             <w:webHidden/>
           </w:rPr>
-          <w:instrText xml:space="preserve"> PAGEREF _Toc209097718 \h </w:instrText>
+          <w:instrText xml:space="preserve"> PAGEREF _Toc225507556 \h </w:instrText>
         </w:r>
         <w:r>
           <w:rPr>
@@ -8772,7 +8870,7 @@
           <w14:ligatures w14:val="standardContextual"/>
         </w:rPr>
       </w:pPr>
-      <w:hyperlink w:anchor="_Toc209097719" w:history="1">
+      <w:hyperlink w:anchor="_Toc225507557" w:history="1">
         <w:r>
           <w:rPr>
             <w:rStyle w:val="Hyperlink"/>
@@ -8818,7 +8916,7 @@
             <w:noProof/>
             <w:webHidden/>
           </w:rPr>
-          <w:instrText xml:space="preserve"> PAGEREF _Toc209097719 \h </w:instrText>
+          <w:instrText xml:space="preserve"> PAGEREF _Toc225507557 \h </w:instrText>
         </w:r>
         <w:r>
           <w:rPr>
@@ -8866,7 +8964,7 @@
           <w14:ligatures w14:val="standardContextual"/>
         </w:rPr>
       </w:pPr>
-      <w:hyperlink w:anchor="_Toc209097720" w:history="1">
+      <w:hyperlink w:anchor="_Toc225507558" w:history="1">
         <w:r>
           <w:rPr>
             <w:rStyle w:val="Hyperlink"/>
@@ -8912,7 +9010,7 @@
             <w:noProof/>
             <w:webHidden/>
           </w:rPr>
-          <w:instrText xml:space="preserve"> PAGEREF _Toc209097720 \h </w:instrText>
+          <w:instrText xml:space="preserve"> PAGEREF _Toc225507558 \h </w:instrText>
         </w:r>
         <w:r>
           <w:rPr>
@@ -8960,7 +9058,7 @@
           <w14:ligatures w14:val="standardContextual"/>
         </w:rPr>
       </w:pPr>
-      <w:hyperlink w:anchor="_Toc209097721" w:history="1">
+      <w:hyperlink w:anchor="_Toc225507559" w:history="1">
         <w:r>
           <w:rPr>
             <w:rStyle w:val="Hyperlink"/>
@@ -9006,7 +9104,7 @@
             <w:noProof/>
             <w:webHidden/>
           </w:rPr>
-          <w:instrText xml:space="preserve"> PAGEREF _Toc209097721 \h </w:instrText>
+          <w:instrText xml:space="preserve"> PAGEREF _Toc225507559 \h </w:instrText>
         </w:r>
         <w:r>
           <w:rPr>
@@ -9054,7 +9152,7 @@
           <w14:ligatures w14:val="standardContextual"/>
         </w:rPr>
       </w:pPr>
-      <w:hyperlink w:anchor="_Toc209097722" w:history="1">
+      <w:hyperlink w:anchor="_Toc225507560" w:history="1">
         <w:r>
           <w:rPr>
             <w:rStyle w:val="Hyperlink"/>
@@ -9100,7 +9198,7 @@
             <w:noProof/>
             <w:webHidden/>
           </w:rPr>
-          <w:instrText xml:space="preserve"> PAGEREF _Toc209097722 \h </w:instrText>
+          <w:instrText xml:space="preserve"> PAGEREF _Toc225507560 \h </w:instrText>
         </w:r>
         <w:r>
           <w:rPr>
@@ -9151,7 +9249,7 @@
           <w14:ligatures w14:val="standardContextual"/>
         </w:rPr>
       </w:pPr>
-      <w:hyperlink w:anchor="_Toc209097723" w:history="1">
+      <w:hyperlink w:anchor="_Toc225507561" w:history="1">
         <w:r>
           <w:rPr>
             <w:rStyle w:val="Hyperlink"/>
@@ -9200,7 +9298,7 @@
             <w:noProof/>
             <w:webHidden/>
           </w:rPr>
-          <w:instrText xml:space="preserve"> PAGEREF _Toc209097723 \h </w:instrText>
+          <w:instrText xml:space="preserve"> PAGEREF _Toc225507561 \h </w:instrText>
         </w:r>
         <w:r>
           <w:rPr>
@@ -9244,7 +9342,7 @@
         <w:lastRenderedPageBreak/>
         <w:fldChar w:fldCharType="end"/>
       </w:r>
-      <w:bookmarkStart w:id="2" w:name="_Toc209097629"/>
+      <w:bookmarkStart w:id="2" w:name="_Toc225507466"/>
       <w:r>
         <w:t>Introduction</w:t>
       </w:r>
@@ -9267,6 +9365,7 @@
         </w:rPr>
         <w:t xml:space="preserve">Social-Climate </w:t>
       </w:r>
+      <w:proofErr w:type="gramStart"/>
       <w:r>
         <w:rPr>
           <w:color w:val="333333"/>
@@ -9278,7 +9377,14 @@
         <w:rPr>
           <w:color w:val="333333"/>
         </w:rPr>
-        <w:t xml:space="preserve">(‘SCF’) </w:t>
+        <w:t>(‘</w:t>
+      </w:r>
+      <w:proofErr w:type="gramEnd"/>
+      <w:r>
+        <w:rPr>
+          <w:color w:val="333333"/>
+        </w:rPr>
+        <w:t xml:space="preserve">SCF’) </w:t>
       </w:r>
       <w:r>
         <w:t>e</w:t>
@@ -9324,7 +9430,7 @@
       </w:pPr>
       <w:bookmarkStart w:id="3" w:name="_Toc136162612"/>
       <w:bookmarkStart w:id="4" w:name="_Ref272935382"/>
-      <w:bookmarkStart w:id="5" w:name="_Toc209097630"/>
+      <w:bookmarkStart w:id="5" w:name="_Toc225507467"/>
       <w:r>
         <w:t xml:space="preserve">Fire </w:t>
       </w:r>
@@ -9342,7 +9448,15 @@
       </w:pPr>
       <w:bookmarkStart w:id="6" w:name="_Toc136162627"/>
       <w:r>
-        <w:t xml:space="preserve">We included three types of fires in the model:  Lightning, Human Unintentional (‘Accidental’), and Prescribed Fire (‘RxFire’).  Each has its own ignition and suppression </w:t>
+        <w:t>We included three types of fires in the model:  Lightning, Human Unintentional (‘Accidental’), and Prescribed Fire (‘</w:t>
+      </w:r>
+      <w:proofErr w:type="spellStart"/>
+      <w:r>
+        <w:t>RxFire</w:t>
+      </w:r>
+      <w:proofErr w:type="spellEnd"/>
+      <w:r>
+        <w:t xml:space="preserve">’).  Each has its own ignition and suppression </w:t>
       </w:r>
       <w:r>
         <w:t xml:space="preserve">and </w:t>
@@ -9362,8 +9476,13 @@
       <w:r>
         <w:t xml:space="preserve">behave similarly </w:t>
       </w:r>
-      <w:r>
-        <w:t>in regards to spread and mortality.</w:t>
+      <w:proofErr w:type="gramStart"/>
+      <w:r>
+        <w:t>in regards to</w:t>
+      </w:r>
+      <w:proofErr w:type="gramEnd"/>
+      <w:r>
+        <w:t xml:space="preserve"> spread and mortality.</w:t>
       </w:r>
       <w:r>
         <w:t xml:space="preserve">  Our model consists of </w:t>
@@ -9377,7 +9496,7 @@
         <w:pStyle w:val="Heading3"/>
         <w:ind w:hanging="864"/>
       </w:pPr>
-      <w:bookmarkStart w:id="7" w:name="_Toc209097631"/>
+      <w:bookmarkStart w:id="7" w:name="_Toc225507468"/>
       <w:r>
         <w:t>Ignition</w:t>
       </w:r>
@@ -9412,9 +9531,11 @@
       <w:r>
         <w:t xml:space="preserve">upply of ignitions </w:t>
       </w:r>
+      <w:proofErr w:type="gramStart"/>
       <w:r>
         <w:t>are</w:t>
       </w:r>
+      <w:proofErr w:type="gramEnd"/>
       <w:r>
         <w:t xml:space="preserve"> generated from </w:t>
       </w:r>
@@ -9531,9 +9652,11 @@
         <w:pStyle w:val="textbody"/>
         <w:ind w:left="720"/>
       </w:pPr>
+      <w:proofErr w:type="gramStart"/>
       <w:r>
         <w:t>where</w:t>
       </w:r>
+      <w:proofErr w:type="gramEnd"/>
     </w:p>
     <w:p>
       <w:pPr>
@@ -9690,8 +9813,13 @@
       <w:r>
         <w:t>Number of fires =</w:t>
       </w:r>
-      <w:r>
-        <w:t>Pois(Lambda=</w:t>
+      <w:proofErr w:type="gramStart"/>
+      <w:r>
+        <w:t>Pois(</w:t>
+      </w:r>
+      <w:proofErr w:type="gramEnd"/>
+      <w:r>
+        <w:t>Lambda=</w:t>
       </w:r>
       <m:oMath>
         <m:sSup>
@@ -9747,10 +9875,42 @@
         <w:ind w:left="720"/>
       </w:pPr>
       <w:r>
-        <w:t xml:space="preserve">This requires fitting four-parameters to the model by ignition type. The second distribution type is the Poisson, in which only Equation 3 is fit to the data. This requires fitting only two-parameters.  For both modes, </w:t>
-      </w:r>
-      <w:r>
-        <w:t>Fire Weather Index (FWI) follows the calculations from the Canadian Fire Prediction System (1992) and is a smoothed averaged that integrates long- and short-term variation in precipitation and temperature.  FWI was calculated for each day-of-the-year and the appropriate number of ignitions were generated for each day</w:t>
+        <w:t xml:space="preserve">This requires fitting four-parameters to the model by ignition type. The second distribution type is </w:t>
+      </w:r>
+      <w:proofErr w:type="gramStart"/>
+      <w:r>
+        <w:t>the Poisson</w:t>
+      </w:r>
+      <w:proofErr w:type="gramEnd"/>
+      <w:r>
+        <w:t xml:space="preserve">, in which only Equation 3 </w:t>
+      </w:r>
+      <w:proofErr w:type="gramStart"/>
+      <w:r>
+        <w:t>is fit to</w:t>
+      </w:r>
+      <w:proofErr w:type="gramEnd"/>
+      <w:r>
+        <w:t xml:space="preserve"> the data. This requires fitting only </w:t>
+      </w:r>
+      <w:proofErr w:type="gramStart"/>
+      <w:r>
+        <w:t>two-parameters</w:t>
+      </w:r>
+      <w:proofErr w:type="gramEnd"/>
+      <w:r>
+        <w:t xml:space="preserve">.  For both modes, </w:t>
+      </w:r>
+      <w:r>
+        <w:t>Fire Weather Index (FWI) follows the calculations from the Canadian Fire Prediction System (1992) and is a smoothed averaged that integrates long- and short-term variation in precipitation and temperature.  FWI was calculated for each day-of-the-</w:t>
+      </w:r>
+      <w:proofErr w:type="gramStart"/>
+      <w:r>
+        <w:t>year</w:t>
+      </w:r>
+      <w:proofErr w:type="gramEnd"/>
+      <w:r>
+        <w:t xml:space="preserve"> and the appropriate number of ignitions were generated for each day</w:t>
       </w:r>
       <w:r>
         <w:t>.</w:t>
@@ -9768,7 +9928,6 @@
         <w:ind w:left="720"/>
       </w:pPr>
       <w:r>
-        <w:br/>
         <w:t xml:space="preserve">Please see </w:t>
       </w:r>
       <w:hyperlink r:id="rId9" w:history="1">
@@ -9776,14 +9935,7 @@
           <w:rPr>
             <w:rStyle w:val="Hyperlink"/>
           </w:rPr>
-          <w:t>https://github.com/LANDIS-II-Foundation/Extension-Social-</w:t>
-        </w:r>
-        <w:r>
-          <w:rPr>
-            <w:rStyle w:val="Hyperlink"/>
-          </w:rPr>
-          <w:lastRenderedPageBreak/>
-          <w:t>Climate-Fire/tree/master/Supporting%20R%20Code/Ignition_FWI</w:t>
+          <w:t>https://github.com/LANDIS-II-Foundation/Extension-Social-Climate-Fire/tree/master/Supporting%20R%20Code/Ignition_FWI</w:t>
         </w:r>
       </w:hyperlink>
       <w:r>
@@ -9799,7 +9951,40 @@
         <w:ind w:left="720"/>
       </w:pPr>
       <w:r>
-        <w:t>For RxFire, a set number of fires are generated per year, based on expert input and/or scenario design.  For each day of the year, a single RxFire is attempted, given that FWI is within a specified range and that the wind speed is below an allowable maximum.  RxFires are attempted sequentially (by day of year) until the expected number of fires is successfully ignited.  Conditions are placed on RxFire ignitions based on a minimum FWI (necessary to maintain fire spread, below), a maximum FWI (conditions under which prescribed fire would be avoided), and a maximum wind speed (again, conditions under which prescribed fire would be avoided).</w:t>
+        <w:lastRenderedPageBreak/>
+        <w:t xml:space="preserve">For </w:t>
+      </w:r>
+      <w:proofErr w:type="spellStart"/>
+      <w:r>
+        <w:t>RxFire</w:t>
+      </w:r>
+      <w:proofErr w:type="spellEnd"/>
+      <w:r>
+        <w:t xml:space="preserve">, a set number of fires are generated per year, based on expert input and/or scenario design.  For each day of the year, a single </w:t>
+      </w:r>
+      <w:proofErr w:type="spellStart"/>
+      <w:r>
+        <w:t>RxFire</w:t>
+      </w:r>
+      <w:proofErr w:type="spellEnd"/>
+      <w:r>
+        <w:t xml:space="preserve"> is attempted, given that FWI is within a specified range and that the wind speed is below an allowable maximum.  </w:t>
+      </w:r>
+      <w:proofErr w:type="spellStart"/>
+      <w:r>
+        <w:t>RxFires</w:t>
+      </w:r>
+      <w:proofErr w:type="spellEnd"/>
+      <w:r>
+        <w:t xml:space="preserve"> are attempted sequentially (by day of year) until the expected number of fires is successfully ignited.  Conditions are placed on </w:t>
+      </w:r>
+      <w:proofErr w:type="spellStart"/>
+      <w:r>
+        <w:t>RxFire</w:t>
+      </w:r>
+      <w:proofErr w:type="spellEnd"/>
+      <w:r>
+        <w:t xml:space="preserve"> ignitions based on a minimum FWI (necessary to maintain fire spread, below), a maximum FWI (conditions under which prescribed fire would be avoided), and a maximum wind speed (again, conditions under which prescribed fire would be avoided).</w:t>
       </w:r>
     </w:p>
     <w:p>
@@ -9862,7 +10047,7 @@
         </w:numPr>
         <w:ind w:hanging="1368"/>
       </w:pPr>
-      <w:bookmarkStart w:id="8" w:name="_Toc209097632"/>
+      <w:bookmarkStart w:id="8" w:name="_Toc225507469"/>
       <w:r>
         <w:t>Fire Spread: Lightning and Accidental</w:t>
       </w:r>
@@ -9874,7 +10059,23 @@
         <w:ind w:left="720"/>
       </w:pPr>
       <w:r>
-        <w:t xml:space="preserve">From the point of ignition, fire spreads. Fire can spread to each adjacent cell dependent upon a probability of spread to adjacent neighbor (out of four nearest neighbors). Fire spread is from cell-to-cell and determines fire size. A fire will continue burning until no more cells are selected for spread.  </w:t>
+        <w:t xml:space="preserve">From the point of ignition, fire spreads. Fire can spread to each adjacent cell dependent upon a probability of </w:t>
+      </w:r>
+      <w:proofErr w:type="gramStart"/>
+      <w:r>
+        <w:t>spread</w:t>
+      </w:r>
+      <w:proofErr w:type="gramEnd"/>
+      <w:r>
+        <w:t xml:space="preserve"> to adjacent </w:t>
+      </w:r>
+      <w:proofErr w:type="gramStart"/>
+      <w:r>
+        <w:t>neighbor</w:t>
+      </w:r>
+      <w:proofErr w:type="gramEnd"/>
+      <w:r>
+        <w:t xml:space="preserve"> (out of four nearest neighbors). Fire spread is from cell-to-cell and determines fire size. A fire will continue burning until no more cells are selected for spread.  </w:t>
       </w:r>
     </w:p>
     <w:p>
@@ -10011,9 +10212,11 @@
       <w:r>
         <w:t>(</w:t>
       </w:r>
+      <w:proofErr w:type="spellStart"/>
       <w:r>
         <w:t>FineFuels</w:t>
       </w:r>
+      <w:proofErr w:type="spellEnd"/>
       <w:r>
         <w:t>)</w:t>
       </w:r>
@@ -10023,9 +10226,11 @@
       <w:r>
         <w:t>(</w:t>
       </w:r>
+      <w:proofErr w:type="spellStart"/>
       <w:r>
         <w:t>EffectiveWindSpeed</w:t>
       </w:r>
+      <w:proofErr w:type="spellEnd"/>
       <w:r>
         <w:t>)</w:t>
       </w:r>
@@ -10043,7 +10248,15 @@
         <w:br/>
       </w:r>
       <w:r>
-        <w:t xml:space="preserve">Where EffectiveWindSpeed is an adjusted wind speed </w:t>
+        <w:t xml:space="preserve">Where </w:t>
+      </w:r>
+      <w:proofErr w:type="spellStart"/>
+      <w:r>
+        <w:t>EffectiveWindSpeed</w:t>
+      </w:r>
+      <w:proofErr w:type="spellEnd"/>
+      <w:r>
+        <w:t xml:space="preserve"> is an adjusted wind speed </w:t>
       </w:r>
       <w:r>
         <w:t>(</w:t>
@@ -10060,18 +10273,27 @@
       <w:r>
         <w:t xml:space="preserve">whereby reported wind speed and direction for the region (from meteorological stations) is downscaled to individual sites by accounting for slope angle and the slope azimuth relative to the wind direction (see Nelson 2002 for complete information).  </w:t>
       </w:r>
-      <w:r>
-        <w:t xml:space="preserve">EffectiveWindSpeed also incorporates the </w:t>
+      <w:proofErr w:type="spellStart"/>
+      <w:r>
+        <w:t>EffectiveWindSpeed</w:t>
+      </w:r>
+      <w:proofErr w:type="spellEnd"/>
+      <w:r>
+        <w:t xml:space="preserve"> also incorporates the </w:t>
       </w:r>
       <w:r>
         <w:t xml:space="preserve">severity </w:t>
       </w:r>
       <w:r>
-        <w:t xml:space="preserve">of the source fire.  A high severity fire burning upslope generates a greater EffectiveWindSpeed than a moderate or light fire.  This in turn feeds back into </w:t>
-      </w:r>
-      <w:r>
-        <w:lastRenderedPageBreak/>
-        <w:t xml:space="preserve">the estimate of fire </w:t>
+        <w:t xml:space="preserve">of the source fire.  A high severity fire burning upslope generates a greater </w:t>
+      </w:r>
+      <w:proofErr w:type="spellStart"/>
+      <w:r>
+        <w:t>EffectiveWindSpeed</w:t>
+      </w:r>
+      <w:proofErr w:type="spellEnd"/>
+      <w:r>
+        <w:t xml:space="preserve"> than a moderate or light fire.  This in turn feeds back into the estimate of fire </w:t>
       </w:r>
       <w:r>
         <w:t xml:space="preserve">severity </w:t>
@@ -10095,13 +10317,25 @@
         <w:rPr>
           <w:b/>
         </w:rPr>
-        <w:t>Note here and elsewhere:</w:t>
+        <w:lastRenderedPageBreak/>
+        <w:t>Note here and elsewhere</w:t>
+      </w:r>
+      <w:proofErr w:type="gramStart"/>
+      <w:r>
+        <w:rPr>
+          <w:b/>
+        </w:rPr>
+        <w:t>:</w:t>
       </w:r>
       <w:r>
         <w:t xml:space="preserve">  </w:t>
       </w:r>
       <w:r>
-        <w:t>The climate library converts all wind speed units into kilometers / hour.</w:t>
+        <w:t>The</w:t>
+      </w:r>
+      <w:proofErr w:type="gramEnd"/>
+      <w:r>
+        <w:t xml:space="preserve"> climate library converts all wind speed units into kilometers / hour.</w:t>
       </w:r>
       <w:r>
         <w:t xml:space="preserve">  </w:t>
@@ -10110,7 +10344,21 @@
         <w:rPr>
           <w:i/>
         </w:rPr>
-        <w:t>Be sure to convert your wind data into the correct units when inputting into the climate library.</w:t>
+        <w:t xml:space="preserve">Be sure to convert your wind data into the correct units when </w:t>
+      </w:r>
+      <w:proofErr w:type="gramStart"/>
+      <w:r>
+        <w:rPr>
+          <w:i/>
+        </w:rPr>
+        <w:t>inputting</w:t>
+      </w:r>
+      <w:proofErr w:type="gramEnd"/>
+      <w:r>
+        <w:rPr>
+          <w:i/>
+        </w:rPr>
+        <w:t xml:space="preserve"> into the climate library.</w:t>
       </w:r>
     </w:p>
     <w:p>
@@ -10155,7 +10403,15 @@
         <w:t>A fire will spread</w:t>
       </w:r>
       <w:r>
-        <w:t xml:space="preserve"> (if it does not fail to or is not suppressed)</w:t>
+        <w:t xml:space="preserve"> (if it does not </w:t>
+      </w:r>
+      <w:proofErr w:type="gramStart"/>
+      <w:r>
+        <w:t>fail to</w:t>
+      </w:r>
+      <w:proofErr w:type="gramEnd"/>
+      <w:r>
+        <w:t xml:space="preserve"> or is not suppressed)</w:t>
       </w:r>
       <w:r>
         <w:t xml:space="preserve"> until it has reach</w:t>
@@ -10185,7 +10441,15 @@
         <w:t xml:space="preserve">(ha) </w:t>
       </w:r>
       <w:r>
-        <w:t xml:space="preserve">= β0 + β1 * FWI + β2*EffectiveWindSpeed </w:t>
+        <w:t>= β0 + β1 * FWI + β2*</w:t>
+      </w:r>
+      <w:proofErr w:type="spellStart"/>
+      <w:r>
+        <w:t>EffectiveWindSpeed</w:t>
+      </w:r>
+      <w:proofErr w:type="spellEnd"/>
+      <w:r>
+        <w:t xml:space="preserve"> </w:t>
       </w:r>
       <w:r>
         <w:tab/>
@@ -10234,7 +10498,15 @@
         <w:t xml:space="preserve">). </w:t>
       </w:r>
       <w:r>
-        <w:t>In simulations, cell-to-cell and maximum daily fire spread are updated separately with daily FWI estimates until the fire can no longer spread (e.g. disconnected fuels), FWI levels reduces spread rates, or suppression is applied.</w:t>
+        <w:t xml:space="preserve">In simulations, cell-to-cell and maximum daily fire spread are updated separately with daily FWI estimates until the fire can no longer spread (e.g. disconnected fuels), FWI levels </w:t>
+      </w:r>
+      <w:proofErr w:type="gramStart"/>
+      <w:r>
+        <w:t>reduces</w:t>
+      </w:r>
+      <w:proofErr w:type="gramEnd"/>
+      <w:r>
+        <w:t xml:space="preserve"> spread rates, or suppression is applied.</w:t>
       </w:r>
     </w:p>
     <w:p>
@@ -10302,7 +10574,7 @@
         </w:numPr>
         <w:ind w:hanging="1368"/>
       </w:pPr>
-      <w:bookmarkStart w:id="9" w:name="_Toc209097633"/>
+      <w:bookmarkStart w:id="9" w:name="_Toc225507470"/>
       <w:r>
         <w:t>Fire Spread: Prescribed Fires</w:t>
       </w:r>
@@ -10329,7 +10601,7 @@
         </w:numPr>
         <w:ind w:hanging="1368"/>
       </w:pPr>
-      <w:bookmarkStart w:id="10" w:name="_Toc209097634"/>
+      <w:bookmarkStart w:id="10" w:name="_Toc225507471"/>
       <w:r>
         <w:t>Fire Severity</w:t>
       </w:r>
@@ -10360,8 +10632,13 @@
         </w:rPr>
         <w:t>intensity</w:t>
       </w:r>
-      <w:r>
-        <w:t>:  Early versions of SC</w:t>
+      <w:proofErr w:type="gramStart"/>
+      <w:r>
+        <w:t>:  Early</w:t>
+      </w:r>
+      <w:proofErr w:type="gramEnd"/>
+      <w:r>
+        <w:t xml:space="preserve"> versions of SC</w:t>
       </w:r>
       <w:r>
         <w:t>F</w:t>
@@ -10393,11 +10670,7 @@
         <w:t>severity</w:t>
       </w:r>
       <w:r>
-        <w:t xml:space="preserve"> – the amount of change induced by a </w:t>
-      </w:r>
-      <w:r>
-        <w:lastRenderedPageBreak/>
-        <w:t>fire – as a determinant of mortality.  All references to intensity within this document have therefore been changed to severity.</w:t>
+        <w:t xml:space="preserve"> – the amount of change induced by a fire – as a determinant of mortality.  All references to intensity within this document have therefore been changed to severity.</w:t>
       </w:r>
     </w:p>
     <w:p>
@@ -10406,10 +10679,27 @@
         <w:ind w:left="720"/>
       </w:pPr>
       <w:r>
+        <w:lastRenderedPageBreak/>
         <w:t xml:space="preserve">Fire severity is the mortality caused by fire at each site and varies depending on the tree species and ages present. </w:t>
       </w:r>
       <w:r>
-        <w:t xml:space="preserve">Severity is represented in two stages to align with available data on severity and the understanding of mortality within a fire. The first is site level mortality, which is built to align with gridded observation of fire severity (such as those available in the dNBR style maps). This represents the cells experience of mortality without regard individual species presence. Site level severity is calculated as </w:t>
+        <w:t xml:space="preserve">Severity is represented in two stages to align with available data on severity and the understanding of mortality within a fire. The first is site level mortality, which is built to align with gridded observation of fire severity (such as those available in the </w:t>
+      </w:r>
+      <w:proofErr w:type="spellStart"/>
+      <w:r>
+        <w:t>dNBR</w:t>
+      </w:r>
+      <w:proofErr w:type="spellEnd"/>
+      <w:r>
+        <w:t xml:space="preserve"> style maps). This represents the cells experience of mortality without </w:t>
+      </w:r>
+      <w:proofErr w:type="gramStart"/>
+      <w:r>
+        <w:t>regard</w:t>
+      </w:r>
+      <w:proofErr w:type="gramEnd"/>
+      <w:r>
+        <w:t xml:space="preserve"> individual species presence. Site level severity is calculated as </w:t>
       </w:r>
       <w:r>
         <w:t xml:space="preserve">with an </w:t>
@@ -10750,7 +11040,15 @@
         <w:ind w:left="720"/>
       </w:pPr>
       <w:r>
-        <w:t xml:space="preserve">Where Clay % is the percentage of soil that is clay based, ET is the previous years evapotranspiration by calculated with the model, Eff. Windspeed is the effective windspeed as described in above in fire spread, CWD is the climatic water deficit (potential evapotranspiration – evapotranspiration) calculated within the model, and Fuels is the fine fuels calculated within the model and described above in fire spread. This requires calculation of each of the variables </w:t>
+        <w:t xml:space="preserve">Where Clay % is the percentage of soil that is clay based, ET is the previous </w:t>
+      </w:r>
+      <w:proofErr w:type="spellStart"/>
+      <w:r>
+        <w:t>years</w:t>
+      </w:r>
+      <w:proofErr w:type="spellEnd"/>
+      <w:r>
+        <w:t xml:space="preserve"> evapotranspiration by calculated with the model, Eff. Windspeed is the effective windspeed as described in above in fire spread, CWD is the climatic water deficit (potential evapotranspiration – evapotranspiration) calculated within the model, and Fuels is the fine fuels calculated within the model and described above in fire spread. This requires calculation of each of the variables </w:t>
       </w:r>
       <w:r>
         <w:t>b</w:t>
@@ -10816,12 +11114,14 @@
         <w:pStyle w:val="textbody"/>
         <w:ind w:left="720"/>
       </w:pPr>
+      <w:proofErr w:type="gramStart"/>
       <w:r>
         <w:t>w</w:t>
       </w:r>
       <w:r>
         <w:t>here</w:t>
       </w:r>
+      <w:proofErr w:type="gramEnd"/>
       <w:r>
         <w:t>,</w:t>
       </w:r>
@@ -10975,10 +11275,18 @@
         <w:ind w:left="720"/>
       </w:pPr>
       <w:r>
-        <w:t>As indicated by Robbins et al. (2022)</w:t>
-      </w:r>
-      <w:r>
-        <w:t>(S1)</w:t>
+        <w:t>As indicated by Robbins et al. (</w:t>
+      </w:r>
+      <w:proofErr w:type="gramStart"/>
+      <w:r>
+        <w:t>2022)</w:t>
+      </w:r>
+      <w:r>
+        <w:t>(</w:t>
+      </w:r>
+      <w:proofErr w:type="gramEnd"/>
+      <w:r>
+        <w:t>S1)</w:t>
       </w:r>
       <w:r>
         <w:t xml:space="preserve"> and paraphrased here for length:</w:t>
@@ -10990,46 +11298,23 @@
         <w:ind w:left="720"/>
       </w:pPr>
       <w:r>
-        <w:t xml:space="preserve">The model for bark thickness </w:t>
-      </w:r>
-      <w:r>
-        <w:t xml:space="preserve">is </w:t>
-      </w:r>
-      <w:r>
-        <w:t>based on species and dbh. To</w:t>
-      </w:r>
-      <w:r>
-        <w:t xml:space="preserve"> </w:t>
-      </w:r>
-      <w:r>
-        <w:t xml:space="preserve">model bark thickness, dbh </w:t>
-      </w:r>
-      <w:r>
-        <w:t xml:space="preserve">is </w:t>
-      </w:r>
-      <w:r>
-        <w:t>converted to bark thickness using linear scaling from the Fire</w:t>
-      </w:r>
-      <w:r>
-        <w:t xml:space="preserve"> </w:t>
-      </w:r>
-      <w:r>
-        <w:t>Tree Mortality Database (Cansler et al., 2020). To</w:t>
-      </w:r>
-      <w:r>
-        <w:t xml:space="preserve"> </w:t>
-      </w:r>
-      <w:r>
-        <w:t>relate bark thickness to age</w:t>
-      </w:r>
-      <w:r>
-        <w:t>,</w:t>
-      </w:r>
-      <w:r>
-        <w:t xml:space="preserve"> </w:t>
-      </w:r>
-      <w:r>
-        <w:t>the following equation is used:</w:t>
+        <w:t xml:space="preserve">The model for bark thickness is based on species and </w:t>
+      </w:r>
+      <w:proofErr w:type="spellStart"/>
+      <w:r>
+        <w:t>dbh</w:t>
+      </w:r>
+      <w:proofErr w:type="spellEnd"/>
+      <w:r>
+        <w:t xml:space="preserve">. To model bark thickness, </w:t>
+      </w:r>
+      <w:proofErr w:type="spellStart"/>
+      <w:r>
+        <w:t>dbh</w:t>
+      </w:r>
+      <w:proofErr w:type="spellEnd"/>
+      <w:r>
+        <w:t xml:space="preserve"> is converted to bark thickness using linear scaling from the Fire Tree Mortality Database (Cansler et al., 2020). To relate bark thickness to age, the following equation is used:</w:t>
       </w:r>
     </w:p>
     <w:p>
@@ -11037,12 +11322,14 @@
         <w:pStyle w:val="textbody"/>
         <w:ind w:left="720"/>
       </w:pPr>
+      <w:proofErr w:type="spellStart"/>
       <w:r>
         <w:t>Bark</w:t>
       </w:r>
       <w:r>
         <w:t>Thickness</w:t>
       </w:r>
+      <w:proofErr w:type="spellEnd"/>
       <w:r>
         <w:t xml:space="preserve"> = </w:t>
       </w:r>
@@ -11259,7 +11546,6 @@
         <w:rPr>
           <w:iCs/>
         </w:rPr>
-        <w:lastRenderedPageBreak/>
         <w:t xml:space="preserve">For further </w:t>
       </w:r>
       <w:r>
@@ -11308,6 +11594,7 @@
         <w:rPr>
           <w:iCs/>
         </w:rPr>
+        <w:lastRenderedPageBreak/>
         <w:t xml:space="preserve">See </w:t>
       </w:r>
       <w:hyperlink r:id="rId11" w:history="1">
@@ -11337,7 +11624,7 @@
         <w:pStyle w:val="Heading2"/>
         <w:spacing w:after="120"/>
       </w:pPr>
-      <w:bookmarkStart w:id="11" w:name="_Toc209097635"/>
+      <w:bookmarkStart w:id="11" w:name="_Toc225507472"/>
       <w:r>
         <w:t>References</w:t>
       </w:r>
@@ -11428,155 +11715,171 @@
           <w:color w:val="222222"/>
           <w:shd w:val="clear" w:color="auto" w:fill="FFFFFF"/>
         </w:rPr>
-        <w:t xml:space="preserve">J. van Mantgem, </w:t>
-      </w:r>
+        <w:t xml:space="preserve">J. van </w:t>
+      </w:r>
+      <w:proofErr w:type="spellStart"/>
       <w:r>
         <w:rPr>
           <w:color w:val="222222"/>
           <w:shd w:val="clear" w:color="auto" w:fill="FFFFFF"/>
         </w:rPr>
-        <w:t>M.</w:t>
-      </w:r>
+        <w:t>Mantgem</w:t>
+      </w:r>
+      <w:proofErr w:type="spellEnd"/>
       <w:r>
         <w:rPr>
           <w:color w:val="222222"/>
           <w:shd w:val="clear" w:color="auto" w:fill="FFFFFF"/>
         </w:rPr>
-        <w:t>C.</w:t>
+        <w:t xml:space="preserve">, </w:t>
       </w:r>
       <w:r>
         <w:rPr>
           <w:color w:val="222222"/>
           <w:shd w:val="clear" w:color="auto" w:fill="FFFFFF"/>
         </w:rPr>
-        <w:t xml:space="preserve"> </w:t>
+        <w:t>M.</w:t>
       </w:r>
       <w:r>
         <w:rPr>
           <w:color w:val="222222"/>
           <w:shd w:val="clear" w:color="auto" w:fill="FFFFFF"/>
         </w:rPr>
-        <w:t xml:space="preserve">Agne, </w:t>
+        <w:t>C.</w:t>
       </w:r>
       <w:r>
         <w:rPr>
           <w:color w:val="222222"/>
           <w:shd w:val="clear" w:color="auto" w:fill="FFFFFF"/>
         </w:rPr>
-        <w:t>R.</w:t>
+        <w:t xml:space="preserve"> </w:t>
       </w:r>
       <w:r>
         <w:rPr>
           <w:color w:val="222222"/>
           <w:shd w:val="clear" w:color="auto" w:fill="FFFFFF"/>
         </w:rPr>
-        <w:t xml:space="preserve">A. Andrus, </w:t>
+        <w:t xml:space="preserve">Agne, </w:t>
       </w:r>
       <w:r>
         <w:rPr>
           <w:color w:val="222222"/>
           <w:shd w:val="clear" w:color="auto" w:fill="FFFFFF"/>
         </w:rPr>
-        <w:t>M.</w:t>
+        <w:t>R.</w:t>
       </w:r>
       <w:r>
         <w:rPr>
           <w:color w:val="222222"/>
           <w:shd w:val="clear" w:color="auto" w:fill="FFFFFF"/>
         </w:rPr>
-        <w:t>P. Ayres, et al. 2020. The Fire and Tree Mortality Database,</w:t>
+        <w:t xml:space="preserve">A. Andrus, </w:t>
       </w:r>
       <w:r>
         <w:rPr>
           <w:color w:val="222222"/>
           <w:shd w:val="clear" w:color="auto" w:fill="FFFFFF"/>
         </w:rPr>
-        <w:t xml:space="preserve"> </w:t>
+        <w:t>M.</w:t>
       </w:r>
       <w:r>
         <w:rPr>
           <w:color w:val="222222"/>
           <w:shd w:val="clear" w:color="auto" w:fill="FFFFFF"/>
         </w:rPr>
-        <w:t>for Empirical Modeling of Individual Tree Mortality after Fire. Scientific Data 7: 194.https://doi.org/10.1038/s41597-020-0522-7.</w:t>
-      </w:r>
-    </w:p>
-    <w:p>
-      <w:pPr>
-        <w:pStyle w:val="reference"/>
+        <w:t>P. Ayres, et al. 2020. The Fire and Tree Mortality Database,</w:t>
+      </w:r>
+      <w:r>
         <w:rPr>
           <w:color w:val="222222"/>
           <w:shd w:val="clear" w:color="auto" w:fill="FFFFFF"/>
         </w:rPr>
-      </w:pPr>
+        <w:t xml:space="preserve"> </w:t>
+      </w:r>
       <w:r>
         <w:rPr>
           <w:color w:val="222222"/>
           <w:shd w:val="clear" w:color="auto" w:fill="FFFFFF"/>
         </w:rPr>
-        <w:t>Nelson</w:t>
-      </w:r>
-      <w:r>
+        <w:t>for Empirical Modeling of Individual Tree Mortality after Fire. Scientific Data 7: 194.https://doi.org/10.1038/s41597-020-0522-7.</w:t>
+      </w:r>
+    </w:p>
+    <w:p>
+      <w:pPr>
+        <w:pStyle w:val="reference"/>
         <w:rPr>
           <w:color w:val="222222"/>
           <w:shd w:val="clear" w:color="auto" w:fill="FFFFFF"/>
         </w:rPr>
-        <w:t>,</w:t>
-      </w:r>
+      </w:pPr>
       <w:r>
         <w:rPr>
           <w:color w:val="222222"/>
           <w:shd w:val="clear" w:color="auto" w:fill="FFFFFF"/>
         </w:rPr>
-        <w:t xml:space="preserve"> R</w:t>
+        <w:t>Nelson</w:t>
       </w:r>
       <w:r>
         <w:rPr>
           <w:color w:val="222222"/>
           <w:shd w:val="clear" w:color="auto" w:fill="FFFFFF"/>
         </w:rPr>
-        <w:t>.</w:t>
+        <w:t>,</w:t>
       </w:r>
       <w:r>
         <w:rPr>
           <w:color w:val="222222"/>
           <w:shd w:val="clear" w:color="auto" w:fill="FFFFFF"/>
         </w:rPr>
-        <w:t>M</w:t>
+        <w:t xml:space="preserve"> R</w:t>
       </w:r>
       <w:r>
         <w:rPr>
           <w:color w:val="222222"/>
           <w:shd w:val="clear" w:color="auto" w:fill="FFFFFF"/>
         </w:rPr>
-        <w:t xml:space="preserve">. </w:t>
+        <w:t>.</w:t>
       </w:r>
       <w:r>
         <w:rPr>
           <w:color w:val="222222"/>
           <w:shd w:val="clear" w:color="auto" w:fill="FFFFFF"/>
         </w:rPr>
-        <w:t>2002</w:t>
+        <w:t>M</w:t>
       </w:r>
       <w:r>
         <w:rPr>
           <w:color w:val="222222"/>
           <w:shd w:val="clear" w:color="auto" w:fill="FFFFFF"/>
         </w:rPr>
-        <w:t>.</w:t>
+        <w:t xml:space="preserve">. </w:t>
       </w:r>
       <w:r>
         <w:rPr>
           <w:color w:val="222222"/>
           <w:shd w:val="clear" w:color="auto" w:fill="FFFFFF"/>
         </w:rPr>
-        <w:t xml:space="preserve"> An effective wind speed for models of fire spread.</w:t>
+        <w:t>2002</w:t>
       </w:r>
       <w:r>
         <w:rPr>
           <w:color w:val="222222"/>
           <w:shd w:val="clear" w:color="auto" w:fill="FFFFFF"/>
         </w:rPr>
+        <w:t>.</w:t>
+      </w:r>
+      <w:r>
+        <w:rPr>
+          <w:color w:val="222222"/>
+          <w:shd w:val="clear" w:color="auto" w:fill="FFFFFF"/>
+        </w:rPr>
+        <w:t xml:space="preserve"> An effective wind speed for models of fire spread.</w:t>
+      </w:r>
+      <w:r>
+        <w:rPr>
+          <w:color w:val="222222"/>
+          <w:shd w:val="clear" w:color="auto" w:fill="FFFFFF"/>
+        </w:rPr>
         <w:t xml:space="preserve"> </w:t>
       </w:r>
       <w:r>
@@ -11667,7 +11970,7 @@
         <w:spacing w:after="120"/>
       </w:pPr>
       <w:bookmarkStart w:id="12" w:name="_Toc136162628"/>
-      <w:bookmarkStart w:id="13" w:name="_Toc209097636"/>
+      <w:bookmarkStart w:id="13" w:name="_Toc225507473"/>
       <w:r>
         <w:t>Acknowledgments</w:t>
       </w:r>
@@ -11687,7 +11990,7 @@
         <w:pStyle w:val="Heading2"/>
         <w:spacing w:after="120"/>
       </w:pPr>
-      <w:bookmarkStart w:id="14" w:name="_Toc209097637"/>
+      <w:bookmarkStart w:id="14" w:name="_Toc225507474"/>
       <w:r>
         <w:t>Major Versions</w:t>
       </w:r>
@@ -11698,9 +12001,9 @@
         <w:pStyle w:val="Heading3"/>
         <w:ind w:hanging="864"/>
       </w:pPr>
-      <w:bookmarkStart w:id="15" w:name="_Toc209097638"/>
-      <w:r>
-        <w:t>Version 4.0 (August 2024)</w:t>
+      <w:bookmarkStart w:id="15" w:name="_Toc225507475"/>
+      <w:r>
+        <w:t>Version 4.1 (March 2026)</w:t>
       </w:r>
       <w:bookmarkEnd w:id="15"/>
     </w:p>
@@ -11709,7 +12012,7 @@
         <w:pStyle w:val="textbody"/>
       </w:pPr>
       <w:r>
-        <w:t>Update to Core v8.0.</w:t>
+        <w:t>Updated to revised Universal Cohort Library (UCL).</w:t>
       </w:r>
     </w:p>
     <w:p>
@@ -11717,9 +12020,9 @@
         <w:pStyle w:val="Heading3"/>
         <w:ind w:hanging="864"/>
       </w:pPr>
-      <w:bookmarkStart w:id="16" w:name="_Toc209097639"/>
-      <w:r>
-        <w:t>Version 3.2 (October 2021)</w:t>
+      <w:bookmarkStart w:id="16" w:name="_Toc225507476"/>
+      <w:r>
+        <w:t>Version 4.0 (August 2024)</w:t>
       </w:r>
       <w:bookmarkEnd w:id="16"/>
     </w:p>
@@ -11728,7 +12031,7 @@
         <w:pStyle w:val="textbody"/>
       </w:pPr>
       <w:r>
-        <w:t>The climate library was updated to v4.2.  Also added a dNBR output map.  Minor fixes to documentation and fine fuels.</w:t>
+        <w:t>Update to Core v8.0.</w:t>
       </w:r>
     </w:p>
     <w:p>
@@ -11736,9 +12039,9 @@
         <w:pStyle w:val="Heading3"/>
         <w:ind w:hanging="864"/>
       </w:pPr>
-      <w:bookmarkStart w:id="17" w:name="_Toc209097640"/>
-      <w:r>
-        <w:t>Version 3.1 (March 2021)</w:t>
+      <w:bookmarkStart w:id="17" w:name="_Toc225507477"/>
+      <w:r>
+        <w:t>Version 3.2 (October 2021)</w:t>
       </w:r>
       <w:bookmarkEnd w:id="17"/>
     </w:p>
@@ -11747,7 +12050,15 @@
         <w:pStyle w:val="textbody"/>
       </w:pPr>
       <w:r>
-        <w:t>The climate library was updated to v4.2.  The event log file was expanded to include additional entries.  Ladder fuel max age was fixed.</w:t>
+        <w:t xml:space="preserve">The climate library was updated to v4.2.  Also added a </w:t>
+      </w:r>
+      <w:proofErr w:type="spellStart"/>
+      <w:r>
+        <w:t>dNBR</w:t>
+      </w:r>
+      <w:proofErr w:type="spellEnd"/>
+      <w:r>
+        <w:t xml:space="preserve"> output map.  Minor fixes to documentation and fine fuels.</w:t>
       </w:r>
     </w:p>
     <w:p>
@@ -11755,7 +12066,26 @@
         <w:pStyle w:val="Heading3"/>
         <w:ind w:hanging="864"/>
       </w:pPr>
-      <w:bookmarkStart w:id="18" w:name="_Toc209097641"/>
+      <w:bookmarkStart w:id="18" w:name="_Toc225507478"/>
+      <w:r>
+        <w:t>Version 3.1 (March 2021)</w:t>
+      </w:r>
+      <w:bookmarkEnd w:id="18"/>
+    </w:p>
+    <w:p>
+      <w:pPr>
+        <w:pStyle w:val="textbody"/>
+      </w:pPr>
+      <w:r>
+        <w:t>The climate library was updated to v4.2.  The event log file was expanded to include additional entries.  Ladder fuel max age was fixed.</w:t>
+      </w:r>
+    </w:p>
+    <w:p>
+      <w:pPr>
+        <w:pStyle w:val="Heading3"/>
+        <w:ind w:hanging="864"/>
+      </w:pPr>
+      <w:bookmarkStart w:id="19" w:name="_Toc225507479"/>
       <w:r>
         <w:lastRenderedPageBreak/>
         <w:t>Version 3</w:t>
@@ -11766,7 +12096,7 @@
       <w:r>
         <w:t xml:space="preserve"> (February 2021)</w:t>
       </w:r>
-      <w:bookmarkEnd w:id="18"/>
+      <w:bookmarkEnd w:id="19"/>
     </w:p>
     <w:p>
       <w:pPr>
@@ -11784,11 +12114,11 @@
         <w:pStyle w:val="Heading3"/>
         <w:ind w:hanging="864"/>
       </w:pPr>
-      <w:bookmarkStart w:id="19" w:name="_Toc209097642"/>
+      <w:bookmarkStart w:id="20" w:name="_Toc225507480"/>
       <w:r>
         <w:t>Version 2.4 (August 2020)</w:t>
       </w:r>
-      <w:bookmarkEnd w:id="19"/>
+      <w:bookmarkEnd w:id="20"/>
     </w:p>
     <w:p>
       <w:pPr>
@@ -11803,18 +12133,26 @@
         <w:pStyle w:val="Heading3"/>
         <w:ind w:hanging="864"/>
       </w:pPr>
-      <w:bookmarkStart w:id="20" w:name="_Toc209097643"/>
+      <w:bookmarkStart w:id="21" w:name="_Toc225507481"/>
       <w:r>
         <w:t>Version 2.3 (May 2019)</w:t>
       </w:r>
-      <w:bookmarkEnd w:id="20"/>
+      <w:bookmarkEnd w:id="21"/>
     </w:p>
     <w:p>
       <w:pPr>
         <w:pStyle w:val="textbody"/>
       </w:pPr>
       <w:r>
-        <w:t>Added additional input parameters for prescribed fires:  Maximum temperature, minimum relative humidity, last day of prescribed fire, and number of prescribed fires per day.</w:t>
+        <w:t>Added additional input parameters for prescribed fires</w:t>
+      </w:r>
+      <w:proofErr w:type="gramStart"/>
+      <w:r>
+        <w:t>:  Maximum</w:t>
+      </w:r>
+      <w:proofErr w:type="gramEnd"/>
+      <w:r>
+        <w:t xml:space="preserve"> temperature, minimum relative humidity, last day of prescribed fire, and number of prescribed fires per day.</w:t>
       </w:r>
     </w:p>
     <w:p>
@@ -11822,11 +12160,11 @@
         <w:pStyle w:val="Heading3"/>
         <w:ind w:hanging="864"/>
       </w:pPr>
-      <w:bookmarkStart w:id="21" w:name="_Toc209097644"/>
+      <w:bookmarkStart w:id="22" w:name="_Toc225507482"/>
       <w:r>
         <w:t>Version 2.2 (April 2019)</w:t>
       </w:r>
-      <w:bookmarkEnd w:id="21"/>
+      <w:bookmarkEnd w:id="22"/>
     </w:p>
     <w:p>
       <w:pPr>
@@ -11841,18 +12179,26 @@
         <w:pStyle w:val="Heading3"/>
         <w:ind w:hanging="864"/>
       </w:pPr>
-      <w:bookmarkStart w:id="22" w:name="_Toc209097645"/>
+      <w:bookmarkStart w:id="23" w:name="_Toc225507483"/>
       <w:r>
         <w:t>Version 2.1 (November 2018)</w:t>
       </w:r>
-      <w:bookmarkEnd w:id="22"/>
+      <w:bookmarkEnd w:id="23"/>
     </w:p>
     <w:p>
       <w:pPr>
         <w:pStyle w:val="textbody"/>
       </w:pPr>
       <w:r>
-        <w:t>Now includes dynamic ignition maps for prescribed fire and prescribed fire zones map.</w:t>
+        <w:t xml:space="preserve">Now includes dynamic ignition maps for prescribed fire and prescribed fire zones </w:t>
+      </w:r>
+      <w:proofErr w:type="gramStart"/>
+      <w:r>
+        <w:t>map</w:t>
+      </w:r>
+      <w:proofErr w:type="gramEnd"/>
+      <w:r>
+        <w:t>.</w:t>
       </w:r>
     </w:p>
     <w:p>
@@ -11860,11 +12206,11 @@
         <w:pStyle w:val="Heading3"/>
         <w:ind w:hanging="864"/>
       </w:pPr>
-      <w:bookmarkStart w:id="23" w:name="_Toc209097646"/>
+      <w:bookmarkStart w:id="24" w:name="_Toc225507484"/>
       <w:r>
         <w:t>Version 2.0 (September 2018)</w:t>
       </w:r>
-      <w:bookmarkEnd w:id="23"/>
+      <w:bookmarkEnd w:id="24"/>
     </w:p>
     <w:p>
       <w:pPr>
@@ -11879,11 +12225,11 @@
         <w:pStyle w:val="Heading3"/>
         <w:ind w:hanging="864"/>
       </w:pPr>
-      <w:bookmarkStart w:id="24" w:name="_Toc209097647"/>
+      <w:bookmarkStart w:id="25" w:name="_Toc225507485"/>
       <w:r>
         <w:t>Version 1.1 (June 2018)</w:t>
       </w:r>
-      <w:bookmarkEnd w:id="24"/>
+      <w:bookmarkEnd w:id="25"/>
     </w:p>
     <w:p>
       <w:pPr>
@@ -11898,7 +12244,7 @@
         <w:pStyle w:val="Heading3"/>
         <w:ind w:hanging="864"/>
       </w:pPr>
-      <w:bookmarkStart w:id="25" w:name="_Toc209097648"/>
+      <w:bookmarkStart w:id="26" w:name="_Toc225507486"/>
       <w:r>
         <w:t xml:space="preserve">Version </w:t>
       </w:r>
@@ -11929,7 +12275,7 @@
       <w:r>
         <w:t>)</w:t>
       </w:r>
-      <w:bookmarkEnd w:id="25"/>
+      <w:bookmarkEnd w:id="26"/>
     </w:p>
     <w:p>
       <w:pPr>
@@ -11948,31 +12294,31 @@
         <w:pStyle w:val="Heading2"/>
         <w:spacing w:after="120"/>
       </w:pPr>
-      <w:bookmarkStart w:id="26" w:name="_Toc209097649"/>
+      <w:bookmarkStart w:id="27" w:name="_Toc225507487"/>
       <w:r>
         <w:t>Minor Versions</w:t>
       </w:r>
       <w:r>
         <w:t xml:space="preserve"> (this major release)</w:t>
       </w:r>
-      <w:bookmarkEnd w:id="26"/>
+      <w:bookmarkEnd w:id="27"/>
     </w:p>
     <w:p>
       <w:pPr>
         <w:pStyle w:val="Heading1"/>
         <w:spacing w:after="120"/>
       </w:pPr>
-      <w:bookmarkStart w:id="27" w:name="_Toc102232959"/>
-      <w:bookmarkStart w:id="28" w:name="_Toc136162629"/>
-      <w:bookmarkStart w:id="29" w:name="_Toc209097650"/>
+      <w:bookmarkStart w:id="28" w:name="_Toc102232959"/>
+      <w:bookmarkStart w:id="29" w:name="_Toc136162629"/>
+      <w:bookmarkStart w:id="30" w:name="_Toc225507488"/>
       <w:bookmarkEnd w:id="6"/>
       <w:r>
         <w:lastRenderedPageBreak/>
         <w:t>Parameter Input File</w:t>
       </w:r>
-      <w:bookmarkEnd w:id="27"/>
       <w:bookmarkEnd w:id="28"/>
       <w:bookmarkEnd w:id="29"/>
+      <w:bookmarkEnd w:id="30"/>
     </w:p>
     <w:p>
       <w:pPr>
@@ -12007,17 +12353,19 @@
         <w:pStyle w:val="Heading2"/>
         <w:spacing w:after="120"/>
       </w:pPr>
-      <w:bookmarkStart w:id="30" w:name="_Toc112235332"/>
-      <w:bookmarkStart w:id="31" w:name="_Toc133386213"/>
-      <w:bookmarkStart w:id="32" w:name="_Toc136162630"/>
-      <w:bookmarkStart w:id="33" w:name="_Toc209097651"/>
+      <w:bookmarkStart w:id="31" w:name="_Toc112235332"/>
+      <w:bookmarkStart w:id="32" w:name="_Toc133386213"/>
+      <w:bookmarkStart w:id="33" w:name="_Toc136162630"/>
+      <w:bookmarkStart w:id="34" w:name="_Toc225507489"/>
+      <w:proofErr w:type="spellStart"/>
       <w:r>
         <w:t>LandisData</w:t>
       </w:r>
-      <w:bookmarkEnd w:id="30"/>
       <w:bookmarkEnd w:id="31"/>
       <w:bookmarkEnd w:id="32"/>
       <w:bookmarkEnd w:id="33"/>
+      <w:bookmarkEnd w:id="34"/>
+      <w:proofErr w:type="spellEnd"/>
     </w:p>
     <w:p>
       <w:pPr>
@@ -12059,20 +12407,20 @@
         <w:pStyle w:val="Heading2"/>
         <w:spacing w:after="120"/>
       </w:pPr>
-      <w:bookmarkStart w:id="34" w:name="_Toc112235333"/>
-      <w:bookmarkStart w:id="35" w:name="_Toc133386214"/>
-      <w:bookmarkStart w:id="36" w:name="_Toc136162631"/>
-      <w:bookmarkStart w:id="37" w:name="_Toc209097652"/>
+      <w:bookmarkStart w:id="35" w:name="_Toc112235333"/>
+      <w:bookmarkStart w:id="36" w:name="_Toc133386214"/>
+      <w:bookmarkStart w:id="37" w:name="_Toc136162631"/>
+      <w:bookmarkStart w:id="38" w:name="_Toc225507490"/>
       <w:r>
         <w:t>Timestep</w:t>
       </w:r>
-      <w:bookmarkEnd w:id="34"/>
       <w:bookmarkEnd w:id="35"/>
       <w:bookmarkEnd w:id="36"/>
+      <w:bookmarkEnd w:id="37"/>
       <w:r>
         <w:t xml:space="preserve"> (Not functional)</w:t>
       </w:r>
-      <w:bookmarkEnd w:id="37"/>
+      <w:bookmarkEnd w:id="38"/>
     </w:p>
     <w:p>
       <w:pPr>
@@ -12098,11 +12446,16 @@
       <w:pPr>
         <w:pStyle w:val="Heading2"/>
       </w:pPr>
-      <w:bookmarkStart w:id="38" w:name="_Toc209097653"/>
-      <w:r>
-        <w:t>TimeZeroPET (optional double)</w:t>
-      </w:r>
-      <w:bookmarkEnd w:id="38"/>
+      <w:bookmarkStart w:id="39" w:name="_Toc225507491"/>
+      <w:proofErr w:type="spellStart"/>
+      <w:r>
+        <w:t>TimeZeroPET</w:t>
+      </w:r>
+      <w:proofErr w:type="spellEnd"/>
+      <w:r>
+        <w:t xml:space="preserve"> (optional double)</w:t>
+      </w:r>
+      <w:bookmarkEnd w:id="39"/>
     </w:p>
     <w:p>
       <w:pPr>
@@ -12116,11 +12469,16 @@
       <w:pPr>
         <w:pStyle w:val="Heading2"/>
       </w:pPr>
-      <w:bookmarkStart w:id="39" w:name="_Toc209097654"/>
-      <w:r>
-        <w:t>TimeZeroCWD (optional double)</w:t>
-      </w:r>
-      <w:bookmarkEnd w:id="39"/>
+      <w:bookmarkStart w:id="40" w:name="_Toc225507492"/>
+      <w:proofErr w:type="spellStart"/>
+      <w:r>
+        <w:t>TimeZeroCWD</w:t>
+      </w:r>
+      <w:proofErr w:type="spellEnd"/>
+      <w:r>
+        <w:t xml:space="preserve"> (optional double)</w:t>
+      </w:r>
+      <w:bookmarkEnd w:id="40"/>
     </w:p>
     <w:p>
       <w:pPr>
@@ -12134,11 +12492,13 @@
       <w:pPr>
         <w:pStyle w:val="Heading2"/>
       </w:pPr>
-      <w:bookmarkStart w:id="40" w:name="_Toc209097655"/>
+      <w:bookmarkStart w:id="41" w:name="_Toc225507493"/>
+      <w:proofErr w:type="spellStart"/>
       <w:r>
         <w:t>Species_CSV_File</w:t>
       </w:r>
-      <w:bookmarkEnd w:id="40"/>
+      <w:bookmarkEnd w:id="41"/>
+      <w:proofErr w:type="spellEnd"/>
     </w:p>
     <w:p>
       <w:pPr>
@@ -12151,7 +12511,15 @@
         <w:t xml:space="preserve">parameter specifies the </w:t>
       </w:r>
       <w:r>
-        <w:t>location of a .csv file containing the columns “SpeciesCode”,</w:t>
+        <w:t>location of a .csv file containing the columns “</w:t>
+      </w:r>
+      <w:proofErr w:type="spellStart"/>
+      <w:r>
+        <w:t>SpeciesCode</w:t>
+      </w:r>
+      <w:proofErr w:type="spellEnd"/>
+      <w:r>
+        <w:t>”,</w:t>
       </w:r>
       <w:r>
         <w:t xml:space="preserve"> </w:t>
@@ -12159,15 +12527,24 @@
       <w:r>
         <w:t>“</w:t>
       </w:r>
-      <w:r>
-        <w:t>AgeDBH”</w:t>
-      </w:r>
+      <w:proofErr w:type="spellStart"/>
+      <w:r>
+        <w:t>AgeDBH</w:t>
+      </w:r>
+      <w:proofErr w:type="spellEnd"/>
+      <w:r>
+        <w:t>”</w:t>
+      </w:r>
+      <w:proofErr w:type="gramStart"/>
       <w:r>
         <w:t>,”</w:t>
       </w:r>
+      <w:proofErr w:type="spellStart"/>
       <w:r>
         <w:t>MaximumBarkThickness</w:t>
       </w:r>
+      <w:proofErr w:type="spellEnd"/>
+      <w:proofErr w:type="gramEnd"/>
       <w:r>
         <w:t xml:space="preserve">”. Each row should be a species </w:t>
       </w:r>
@@ -12195,20 +12572,30 @@
         <w:pStyle w:val="Heading2"/>
         <w:spacing w:after="120"/>
       </w:pPr>
-      <w:bookmarkStart w:id="41" w:name="_Toc209097656"/>
       <w:bookmarkStart w:id="42" w:name="_Toc136162634"/>
       <w:bookmarkStart w:id="43" w:name="_Ref272935309"/>
+      <w:bookmarkStart w:id="44" w:name="_Toc225507494"/>
+      <w:proofErr w:type="spellStart"/>
       <w:r>
         <w:t>AccidentalIgnitionsMap</w:t>
       </w:r>
-      <w:bookmarkEnd w:id="41"/>
+      <w:bookmarkEnd w:id="44"/>
+      <w:proofErr w:type="spellEnd"/>
     </w:p>
     <w:p>
       <w:pPr>
         <w:pStyle w:val="textbody"/>
       </w:pPr>
       <w:r>
-        <w:t>This parameter specifies a raster map to represent where accidental ignition occur.  The map units are double (allowing for fractions).  Units are not specified</w:t>
+        <w:t xml:space="preserve">This parameter specifies a raster map to represent where accidental ignition </w:t>
+      </w:r>
+      <w:proofErr w:type="gramStart"/>
+      <w:r>
+        <w:t>occur</w:t>
+      </w:r>
+      <w:proofErr w:type="gramEnd"/>
+      <w:r>
+        <w:t>.  The map units are double (allowing for fractions).  Units are not specified</w:t>
       </w:r>
       <w:r>
         <w:t>.  T</w:t>
@@ -12226,7 +12613,15 @@
         <w:t>location of accidental ignitions occurrence</w:t>
       </w:r>
       <w:r>
-        <w:t xml:space="preserve"> whereby the list of values are sorted with higher values more likely near the top; ignitions are sequentially drawn from this weighted, sorted list</w:t>
+        <w:t xml:space="preserve"> whereby the list of values are sorted with higher </w:t>
+      </w:r>
+      <w:proofErr w:type="gramStart"/>
+      <w:r>
+        <w:t>values</w:t>
+      </w:r>
+      <w:proofErr w:type="gramEnd"/>
+      <w:r>
+        <w:t xml:space="preserve"> more likely near the top; ignitions are sequentially drawn from this weighted, sorted list</w:t>
       </w:r>
       <w:r>
         <w:t>.</w:t>
@@ -12245,8 +12640,37 @@
         </w:rPr>
         <w:t>User Tip</w:t>
       </w:r>
-      <w:r>
-        <w:t>:  If empirical ignition data exist, these can be used to create a continuous surface of probability of ignition per year.  If no such data exist, the map can have a single value and will therefore random locations will be selected.</w:t>
+      <w:proofErr w:type="gramStart"/>
+      <w:r>
+        <w:t>:  If</w:t>
+      </w:r>
+      <w:proofErr w:type="gramEnd"/>
+      <w:r>
+        <w:t xml:space="preserve"> empirical ignition data </w:t>
+      </w:r>
+      <w:proofErr w:type="gramStart"/>
+      <w:r>
+        <w:t>exist</w:t>
+      </w:r>
+      <w:proofErr w:type="gramEnd"/>
+      <w:r>
+        <w:t xml:space="preserve">, these can be used to create a continuous surface of probability of ignition per year.  If no such data </w:t>
+      </w:r>
+      <w:proofErr w:type="gramStart"/>
+      <w:r>
+        <w:t>exist</w:t>
+      </w:r>
+      <w:proofErr w:type="gramEnd"/>
+      <w:r>
+        <w:t xml:space="preserve">, the map can have a single value </w:t>
+      </w:r>
+      <w:proofErr w:type="gramStart"/>
+      <w:r>
+        <w:t>and will</w:t>
+      </w:r>
+      <w:proofErr w:type="gramEnd"/>
+      <w:r>
+        <w:t xml:space="preserve"> therefore random locations will be selected.</w:t>
       </w:r>
     </w:p>
     <w:p>
@@ -12254,12 +12678,17 @@
         <w:pStyle w:val="Heading2"/>
         <w:spacing w:after="120"/>
       </w:pPr>
-      <w:bookmarkStart w:id="44" w:name="_Toc209097657"/>
+      <w:bookmarkStart w:id="45" w:name="_Toc225507495"/>
+      <w:proofErr w:type="spellStart"/>
       <w:r>
         <w:lastRenderedPageBreak/>
-        <w:t>DynamicAccidentalIgnitionMaps (Optional)</w:t>
-      </w:r>
-      <w:bookmarkEnd w:id="44"/>
+        <w:t>DynamicAccidentalIgnitionMaps</w:t>
+      </w:r>
+      <w:proofErr w:type="spellEnd"/>
+      <w:r>
+        <w:t xml:space="preserve"> (Optional)</w:t>
+      </w:r>
+      <w:bookmarkEnd w:id="45"/>
     </w:p>
     <w:p>
       <w:pPr>
@@ -12305,6 +12734,7 @@
           <w:szCs w:val="20"/>
         </w:rPr>
       </w:pPr>
+      <w:proofErr w:type="spellStart"/>
       <w:r>
         <w:rPr>
           <w:rFonts w:ascii="Courier New" w:hAnsi="Courier New" w:cs="Courier New"/>
@@ -12327,33 +12757,34 @@
           <w:sz w:val="20"/>
           <w:szCs w:val="20"/>
         </w:rPr>
-        <w:t>IgnitionMaps &lt;&lt; Optional</w:t>
-      </w:r>
-    </w:p>
-    <w:p>
-      <w:pPr>
-        <w:pStyle w:val="textbody"/>
+        <w:t>IgnitionMaps</w:t>
+      </w:r>
+      <w:proofErr w:type="spellEnd"/>
+      <w:r>
         <w:rPr>
           <w:rFonts w:ascii="Courier New" w:hAnsi="Courier New" w:cs="Courier New"/>
           <w:sz w:val="20"/>
           <w:szCs w:val="20"/>
         </w:rPr>
-      </w:pPr>
-      <w:r>
+        <w:t xml:space="preserve"> &lt;&lt; Optional</w:t>
+      </w:r>
+    </w:p>
+    <w:p>
+      <w:pPr>
+        <w:pStyle w:val="textbody"/>
         <w:rPr>
           <w:rFonts w:ascii="Courier New" w:hAnsi="Courier New" w:cs="Courier New"/>
           <w:sz w:val="20"/>
           <w:szCs w:val="20"/>
         </w:rPr>
-        <w:t>3</w:t>
-      </w:r>
+      </w:pPr>
       <w:r>
         <w:rPr>
           <w:rFonts w:ascii="Courier New" w:hAnsi="Courier New" w:cs="Courier New"/>
           <w:sz w:val="20"/>
           <w:szCs w:val="20"/>
         </w:rPr>
-        <w:tab/>
+        <w:t>3</w:t>
       </w:r>
       <w:r>
         <w:rPr>
@@ -12362,7 +12793,6 @@
           <w:szCs w:val="20"/>
         </w:rPr>
         <w:tab/>
-        <w:t>AccIgnitions</w:t>
       </w:r>
       <w:r>
         <w:rPr>
@@ -12370,33 +12800,34 @@
           <w:sz w:val="20"/>
           <w:szCs w:val="20"/>
         </w:rPr>
-        <w:t xml:space="preserve">3.img </w:t>
-      </w:r>
-    </w:p>
-    <w:p>
-      <w:pPr>
-        <w:pStyle w:val="textbody"/>
+        <w:tab/>
+        <w:t>AccIgnitions</w:t>
+      </w:r>
+      <w:r>
         <w:rPr>
           <w:rFonts w:ascii="Courier New" w:hAnsi="Courier New" w:cs="Courier New"/>
           <w:sz w:val="20"/>
           <w:szCs w:val="20"/>
         </w:rPr>
-      </w:pPr>
-      <w:r>
+        <w:t xml:space="preserve">3.img </w:t>
+      </w:r>
+    </w:p>
+    <w:p>
+      <w:pPr>
+        <w:pStyle w:val="textbody"/>
         <w:rPr>
           <w:rFonts w:ascii="Courier New" w:hAnsi="Courier New" w:cs="Courier New"/>
           <w:sz w:val="20"/>
           <w:szCs w:val="20"/>
         </w:rPr>
-        <w:t>5</w:t>
-      </w:r>
+      </w:pPr>
       <w:r>
         <w:rPr>
           <w:rFonts w:ascii="Courier New" w:hAnsi="Courier New" w:cs="Courier New"/>
           <w:sz w:val="20"/>
           <w:szCs w:val="20"/>
         </w:rPr>
-        <w:tab/>
+        <w:t>5</w:t>
       </w:r>
       <w:r>
         <w:rPr>
@@ -12405,7 +12836,6 @@
           <w:szCs w:val="20"/>
         </w:rPr>
         <w:tab/>
-        <w:t>AccIgnitions5</w:t>
       </w:r>
       <w:r>
         <w:rPr>
@@ -12413,33 +12843,34 @@
           <w:sz w:val="20"/>
           <w:szCs w:val="20"/>
         </w:rPr>
-        <w:t xml:space="preserve">.img </w:t>
-      </w:r>
-    </w:p>
-    <w:p>
-      <w:pPr>
-        <w:pStyle w:val="textbody"/>
+        <w:tab/>
+        <w:t>AccIgnitions5</w:t>
+      </w:r>
+      <w:r>
         <w:rPr>
           <w:rFonts w:ascii="Courier New" w:hAnsi="Courier New" w:cs="Courier New"/>
           <w:sz w:val="20"/>
           <w:szCs w:val="20"/>
         </w:rPr>
-      </w:pPr>
-      <w:r>
+        <w:t xml:space="preserve">.img </w:t>
+      </w:r>
+    </w:p>
+    <w:p>
+      <w:pPr>
+        <w:pStyle w:val="textbody"/>
         <w:rPr>
           <w:rFonts w:ascii="Courier New" w:hAnsi="Courier New" w:cs="Courier New"/>
           <w:sz w:val="20"/>
           <w:szCs w:val="20"/>
         </w:rPr>
-        <w:t>13</w:t>
-      </w:r>
+      </w:pPr>
       <w:r>
         <w:rPr>
           <w:rFonts w:ascii="Courier New" w:hAnsi="Courier New" w:cs="Courier New"/>
           <w:sz w:val="20"/>
           <w:szCs w:val="20"/>
         </w:rPr>
-        <w:tab/>
+        <w:t>13</w:t>
       </w:r>
       <w:r>
         <w:rPr>
@@ -12448,7 +12879,6 @@
           <w:szCs w:val="20"/>
         </w:rPr>
         <w:tab/>
-        <w:t>AccIgnitions1</w:t>
       </w:r>
       <w:r>
         <w:rPr>
@@ -12456,107 +12886,124 @@
           <w:sz w:val="20"/>
           <w:szCs w:val="20"/>
         </w:rPr>
-        <w:t>3.img</w:t>
-      </w:r>
-    </w:p>
-    <w:p>
-      <w:pPr>
-        <w:pStyle w:val="Heading2"/>
-        <w:spacing w:after="120"/>
-      </w:pPr>
-      <w:bookmarkStart w:id="45" w:name="_Toc209097658"/>
-      <w:r>
-        <w:t>LightningIgnitionsMap</w:t>
-      </w:r>
-      <w:bookmarkEnd w:id="45"/>
-    </w:p>
-    <w:p>
-      <w:pPr>
-        <w:pStyle w:val="textbody"/>
-      </w:pPr>
-      <w:r>
-        <w:t xml:space="preserve">This parameter specifies a raster map to represent where lightning ignitions occur.  </w:t>
-      </w:r>
-      <w:r>
-        <w:t>The map units are double (allowing for fractions).  Units are not specified.  The map data weights the location of accidental ignitions occurrence whereby the list of values are sorted with higher values more likely near the top; ignitions are sequentially drawn from this weighted, sorted list.</w:t>
-      </w:r>
-      <w:r>
-        <w:t xml:space="preserve">  Values of 0.0 will not ignite.</w:t>
-      </w:r>
-    </w:p>
-    <w:p>
-      <w:pPr>
-        <w:pStyle w:val="Heading2"/>
-        <w:spacing w:after="120"/>
-      </w:pPr>
-      <w:bookmarkStart w:id="46" w:name="_Toc209097659"/>
-      <w:bookmarkStart w:id="47" w:name="_Toc136162636"/>
-      <w:bookmarkEnd w:id="42"/>
-      <w:bookmarkEnd w:id="43"/>
-      <w:r>
-        <w:t>DynamicLightningIgnitionMaps (Optional)</w:t>
-      </w:r>
-      <w:bookmarkEnd w:id="46"/>
-    </w:p>
-    <w:p>
-      <w:pPr>
-        <w:pStyle w:val="textbody"/>
-      </w:pPr>
-      <w:r>
-        <w:t xml:space="preserve">This </w:t>
-      </w:r>
-      <w:r>
-        <w:rPr>
-          <w:b/>
-        </w:rPr>
-        <w:t>optional table</w:t>
-      </w:r>
-      <w:r>
-        <w:t xml:space="preserve"> allows you to change lightning fire ignition maps for any given year.  The table contains </w:t>
-      </w:r>
-      <w:r>
-        <w:rPr>
-          <w:b/>
-        </w:rPr>
-        <w:t>simulation year</w:t>
-      </w:r>
-      <w:r>
-        <w:t xml:space="preserve"> and </w:t>
-      </w:r>
-      <w:r>
-        <w:rPr>
-          <w:b/>
-        </w:rPr>
-        <w:t>map name</w:t>
-      </w:r>
-      <w:r>
-        <w:t>, each pair on a separate line.</w:t>
-      </w:r>
-    </w:p>
-    <w:p>
-      <w:pPr>
-        <w:pStyle w:val="textbody"/>
+        <w:tab/>
+        <w:t>AccIgnitions1</w:t>
+      </w:r>
+      <w:r>
         <w:rPr>
           <w:rFonts w:ascii="Courier New" w:hAnsi="Courier New" w:cs="Courier New"/>
           <w:sz w:val="20"/>
           <w:szCs w:val="20"/>
         </w:rPr>
-      </w:pPr>
-      <w:r>
+        <w:t>3.img</w:t>
+      </w:r>
+    </w:p>
+    <w:p>
+      <w:pPr>
+        <w:pStyle w:val="Heading2"/>
+        <w:spacing w:after="120"/>
+      </w:pPr>
+      <w:bookmarkStart w:id="46" w:name="_Toc225507496"/>
+      <w:proofErr w:type="spellStart"/>
+      <w:r>
+        <w:t>LightningIgnitionsMap</w:t>
+      </w:r>
+      <w:bookmarkEnd w:id="46"/>
+      <w:proofErr w:type="spellEnd"/>
+    </w:p>
+    <w:p>
+      <w:pPr>
+        <w:pStyle w:val="textbody"/>
+      </w:pPr>
+      <w:r>
+        <w:t xml:space="preserve">This parameter specifies a raster map to represent where lightning ignitions occur.  </w:t>
+      </w:r>
+      <w:r>
+        <w:t xml:space="preserve">The map units are double (allowing for fractions).  Units are not specified.  The map data weights the location of accidental ignitions occurrence whereby the list of values are sorted with higher </w:t>
+      </w:r>
+      <w:proofErr w:type="gramStart"/>
+      <w:r>
+        <w:t>values</w:t>
+      </w:r>
+      <w:proofErr w:type="gramEnd"/>
+      <w:r>
+        <w:t xml:space="preserve"> more likely near the top; ignitions are sequentially drawn from this weighted, sorted list.</w:t>
+      </w:r>
+      <w:r>
+        <w:t xml:space="preserve">  Values of 0.0 will not ignite.</w:t>
+      </w:r>
+    </w:p>
+    <w:p>
+      <w:pPr>
+        <w:pStyle w:val="Heading2"/>
+        <w:spacing w:after="120"/>
+      </w:pPr>
+      <w:bookmarkStart w:id="47" w:name="_Toc136162636"/>
+      <w:bookmarkStart w:id="48" w:name="_Toc225507497"/>
+      <w:bookmarkEnd w:id="42"/>
+      <w:bookmarkEnd w:id="43"/>
+      <w:proofErr w:type="spellStart"/>
+      <w:r>
+        <w:t>DynamicLightningIgnitionMaps</w:t>
+      </w:r>
+      <w:proofErr w:type="spellEnd"/>
+      <w:r>
+        <w:t xml:space="preserve"> (Optional)</w:t>
+      </w:r>
+      <w:bookmarkEnd w:id="48"/>
+    </w:p>
+    <w:p>
+      <w:pPr>
+        <w:pStyle w:val="textbody"/>
+      </w:pPr>
+      <w:r>
+        <w:t xml:space="preserve">This </w:t>
+      </w:r>
+      <w:r>
+        <w:rPr>
+          <w:b/>
+        </w:rPr>
+        <w:t>optional table</w:t>
+      </w:r>
+      <w:r>
+        <w:t xml:space="preserve"> allows you to change lightning fire ignition maps for any given year.  The table contains </w:t>
+      </w:r>
+      <w:r>
+        <w:rPr>
+          <w:b/>
+        </w:rPr>
+        <w:t>simulation year</w:t>
+      </w:r>
+      <w:r>
+        <w:t xml:space="preserve"> and </w:t>
+      </w:r>
+      <w:r>
+        <w:rPr>
+          <w:b/>
+        </w:rPr>
+        <w:t>map name</w:t>
+      </w:r>
+      <w:r>
+        <w:t>, each pair on a separate line.</w:t>
+      </w:r>
+    </w:p>
+    <w:p>
+      <w:pPr>
+        <w:pStyle w:val="textbody"/>
         <w:rPr>
           <w:rFonts w:ascii="Courier New" w:hAnsi="Courier New" w:cs="Courier New"/>
           <w:sz w:val="20"/>
           <w:szCs w:val="20"/>
         </w:rPr>
-        <w:t>Dynamic</w:t>
-      </w:r>
+      </w:pPr>
+      <w:proofErr w:type="spellStart"/>
       <w:r>
         <w:rPr>
           <w:rFonts w:ascii="Courier New" w:hAnsi="Courier New" w:cs="Courier New"/>
           <w:sz w:val="20"/>
           <w:szCs w:val="20"/>
         </w:rPr>
-        <w:t>Lightning</w:t>
+        <w:t>Dynamic</w:t>
       </w:r>
       <w:r>
         <w:rPr>
@@ -12564,42 +13011,42 @@
           <w:sz w:val="20"/>
           <w:szCs w:val="20"/>
         </w:rPr>
-        <w:t>IgnitionMaps &lt;&lt; Optional</w:t>
-      </w:r>
-    </w:p>
-    <w:p>
-      <w:pPr>
-        <w:pStyle w:val="textbody"/>
+        <w:t>Lightning</w:t>
+      </w:r>
+      <w:r>
         <w:rPr>
           <w:rFonts w:ascii="Courier New" w:hAnsi="Courier New" w:cs="Courier New"/>
           <w:sz w:val="20"/>
           <w:szCs w:val="20"/>
         </w:rPr>
-      </w:pPr>
+        <w:t>IgnitionMaps</w:t>
+      </w:r>
+      <w:proofErr w:type="spellEnd"/>
       <w:r>
         <w:rPr>
           <w:rFonts w:ascii="Courier New" w:hAnsi="Courier New" w:cs="Courier New"/>
           <w:sz w:val="20"/>
           <w:szCs w:val="20"/>
         </w:rPr>
-        <w:t>3</w:t>
-      </w:r>
-      <w:r>
+        <w:t xml:space="preserve"> &lt;&lt; Optional</w:t>
+      </w:r>
+    </w:p>
+    <w:p>
+      <w:pPr>
+        <w:pStyle w:val="textbody"/>
         <w:rPr>
           <w:rFonts w:ascii="Courier New" w:hAnsi="Courier New" w:cs="Courier New"/>
           <w:sz w:val="20"/>
           <w:szCs w:val="20"/>
         </w:rPr>
-        <w:tab/>
-      </w:r>
+      </w:pPr>
       <w:r>
         <w:rPr>
           <w:rFonts w:ascii="Courier New" w:hAnsi="Courier New" w:cs="Courier New"/>
           <w:sz w:val="20"/>
           <w:szCs w:val="20"/>
         </w:rPr>
-        <w:tab/>
-        <w:t>LtIgnitions</w:t>
+        <w:t>3</w:t>
       </w:r>
       <w:r>
         <w:rPr>
@@ -12607,42 +13054,42 @@
           <w:sz w:val="20"/>
           <w:szCs w:val="20"/>
         </w:rPr>
-        <w:t xml:space="preserve">3.img </w:t>
-      </w:r>
-    </w:p>
-    <w:p>
-      <w:pPr>
-        <w:pStyle w:val="textbody"/>
+        <w:tab/>
+      </w:r>
+      <w:r>
         <w:rPr>
           <w:rFonts w:ascii="Courier New" w:hAnsi="Courier New" w:cs="Courier New"/>
           <w:sz w:val="20"/>
           <w:szCs w:val="20"/>
         </w:rPr>
-      </w:pPr>
+        <w:tab/>
+        <w:t>LtIgnitions</w:t>
+      </w:r>
       <w:r>
         <w:rPr>
           <w:rFonts w:ascii="Courier New" w:hAnsi="Courier New" w:cs="Courier New"/>
           <w:sz w:val="20"/>
           <w:szCs w:val="20"/>
         </w:rPr>
-        <w:t>5</w:t>
-      </w:r>
-      <w:r>
+        <w:t xml:space="preserve">3.img </w:t>
+      </w:r>
+    </w:p>
+    <w:p>
+      <w:pPr>
+        <w:pStyle w:val="textbody"/>
         <w:rPr>
           <w:rFonts w:ascii="Courier New" w:hAnsi="Courier New" w:cs="Courier New"/>
           <w:sz w:val="20"/>
           <w:szCs w:val="20"/>
         </w:rPr>
-        <w:tab/>
-      </w:r>
+      </w:pPr>
       <w:r>
         <w:rPr>
           <w:rFonts w:ascii="Courier New" w:hAnsi="Courier New" w:cs="Courier New"/>
           <w:sz w:val="20"/>
           <w:szCs w:val="20"/>
         </w:rPr>
-        <w:tab/>
-        <w:t>LtIgnitions5</w:t>
+        <w:t>5</w:t>
       </w:r>
       <w:r>
         <w:rPr>
@@ -12650,42 +13097,42 @@
           <w:sz w:val="20"/>
           <w:szCs w:val="20"/>
         </w:rPr>
-        <w:t xml:space="preserve">.img </w:t>
-      </w:r>
-    </w:p>
-    <w:p>
-      <w:pPr>
-        <w:pStyle w:val="textbody"/>
+        <w:tab/>
+      </w:r>
+      <w:r>
         <w:rPr>
           <w:rFonts w:ascii="Courier New" w:hAnsi="Courier New" w:cs="Courier New"/>
           <w:sz w:val="20"/>
           <w:szCs w:val="20"/>
         </w:rPr>
-      </w:pPr>
+        <w:tab/>
+        <w:t>LtIgnitions5</w:t>
+      </w:r>
       <w:r>
         <w:rPr>
           <w:rFonts w:ascii="Courier New" w:hAnsi="Courier New" w:cs="Courier New"/>
           <w:sz w:val="20"/>
           <w:szCs w:val="20"/>
         </w:rPr>
-        <w:t>13</w:t>
-      </w:r>
-      <w:r>
+        <w:t xml:space="preserve">.img </w:t>
+      </w:r>
+    </w:p>
+    <w:p>
+      <w:pPr>
+        <w:pStyle w:val="textbody"/>
         <w:rPr>
           <w:rFonts w:ascii="Courier New" w:hAnsi="Courier New" w:cs="Courier New"/>
           <w:sz w:val="20"/>
           <w:szCs w:val="20"/>
         </w:rPr>
-        <w:tab/>
-      </w:r>
+      </w:pPr>
       <w:r>
         <w:rPr>
           <w:rFonts w:ascii="Courier New" w:hAnsi="Courier New" w:cs="Courier New"/>
           <w:sz w:val="20"/>
           <w:szCs w:val="20"/>
         </w:rPr>
-        <w:tab/>
-        <w:t>LtIgnitions1</w:t>
+        <w:t>13</w:t>
       </w:r>
       <w:r>
         <w:rPr>
@@ -12693,96 +13140,118 @@
           <w:sz w:val="20"/>
           <w:szCs w:val="20"/>
         </w:rPr>
-        <w:t>3.img</w:t>
-      </w:r>
-    </w:p>
-    <w:p>
-      <w:pPr>
-        <w:pStyle w:val="Heading2"/>
-        <w:spacing w:after="120"/>
-      </w:pPr>
-      <w:bookmarkStart w:id="48" w:name="_Toc209097660"/>
-      <w:r>
-        <w:t>RxIgnitionsMap</w:t>
-      </w:r>
-      <w:bookmarkEnd w:id="48"/>
-    </w:p>
-    <w:p>
-      <w:pPr>
-        <w:pStyle w:val="textbody"/>
-      </w:pPr>
-      <w:r>
-        <w:t xml:space="preserve">This parameter specifies a raster map to represent where prescribed fire occur.  </w:t>
-      </w:r>
-      <w:r>
-        <w:t>The map units are double (allowing for fractions).  Units are not specified.  The map data weights the location of accidental ignitions occurrence whereby the list of values are sorted with higher values more likely near the top; ignitions are sequentially drawn from this weighted, sorted list.</w:t>
-      </w:r>
-      <w:r>
-        <w:t xml:space="preserve">  Values of 0.0 will not ignite.</w:t>
-      </w:r>
-    </w:p>
-    <w:p>
-      <w:pPr>
-        <w:pStyle w:val="Heading2"/>
-        <w:spacing w:after="120"/>
-      </w:pPr>
-      <w:bookmarkStart w:id="49" w:name="_Toc209097661"/>
-      <w:r>
-        <w:t>DynamicRxIgnitionMaps (Optional)</w:t>
-      </w:r>
-      <w:bookmarkEnd w:id="49"/>
-    </w:p>
-    <w:p>
-      <w:pPr>
-        <w:pStyle w:val="textbody"/>
-      </w:pPr>
-      <w:r>
-        <w:t xml:space="preserve">This </w:t>
-      </w:r>
-      <w:r>
-        <w:rPr>
-          <w:b/>
-        </w:rPr>
-        <w:t>optional table</w:t>
-      </w:r>
-      <w:r>
-        <w:t xml:space="preserve"> allows you to change prescribed fire ignition maps for any given year.  The table contains </w:t>
-      </w:r>
-      <w:r>
-        <w:rPr>
-          <w:b/>
-        </w:rPr>
-        <w:t>simulation year</w:t>
-      </w:r>
-      <w:r>
-        <w:t xml:space="preserve"> and </w:t>
-      </w:r>
-      <w:r>
-        <w:rPr>
-          <w:b/>
-        </w:rPr>
-        <w:t>map name</w:t>
-      </w:r>
-      <w:r>
-        <w:t>, each pair on a separate line.</w:t>
-      </w:r>
-    </w:p>
-    <w:p>
-      <w:pPr>
-        <w:pStyle w:val="textbody"/>
+        <w:tab/>
+      </w:r>
+      <w:r>
         <w:rPr>
           <w:rFonts w:ascii="Courier New" w:hAnsi="Courier New" w:cs="Courier New"/>
           <w:sz w:val="20"/>
           <w:szCs w:val="20"/>
         </w:rPr>
-      </w:pPr>
+        <w:tab/>
+        <w:t>LtIgnitions1</w:t>
+      </w:r>
       <w:r>
         <w:rPr>
           <w:rFonts w:ascii="Courier New" w:hAnsi="Courier New" w:cs="Courier New"/>
           <w:sz w:val="20"/>
           <w:szCs w:val="20"/>
         </w:rPr>
-        <w:t>DynamicRxIgnitionMaps &lt;&lt; Optional</w:t>
+        <w:t>3.img</w:t>
+      </w:r>
+    </w:p>
+    <w:p>
+      <w:pPr>
+        <w:pStyle w:val="Heading2"/>
+        <w:spacing w:after="120"/>
+      </w:pPr>
+      <w:bookmarkStart w:id="49" w:name="_Toc225507498"/>
+      <w:proofErr w:type="spellStart"/>
+      <w:r>
+        <w:t>RxIgnitionsMap</w:t>
+      </w:r>
+      <w:bookmarkEnd w:id="49"/>
+      <w:proofErr w:type="spellEnd"/>
+    </w:p>
+    <w:p>
+      <w:pPr>
+        <w:pStyle w:val="textbody"/>
+      </w:pPr>
+      <w:r>
+        <w:t xml:space="preserve">This parameter specifies a raster map to represent where prescribed fire </w:t>
+      </w:r>
+      <w:proofErr w:type="gramStart"/>
+      <w:r>
+        <w:t>occur</w:t>
+      </w:r>
+      <w:proofErr w:type="gramEnd"/>
+      <w:r>
+        <w:t xml:space="preserve">.  </w:t>
+      </w:r>
+      <w:r>
+        <w:t xml:space="preserve">The map units are double (allowing for fractions).  Units are not specified.  The map data weights the location of accidental ignitions occurrence whereby the list of values are sorted with higher </w:t>
+      </w:r>
+      <w:proofErr w:type="gramStart"/>
+      <w:r>
+        <w:t>values</w:t>
+      </w:r>
+      <w:proofErr w:type="gramEnd"/>
+      <w:r>
+        <w:t xml:space="preserve"> more likely near the top; ignitions are sequentially drawn from this weighted, sorted list.</w:t>
+      </w:r>
+      <w:r>
+        <w:t xml:space="preserve">  Values of 0.0 will not ignite.</w:t>
+      </w:r>
+    </w:p>
+    <w:p>
+      <w:pPr>
+        <w:pStyle w:val="Heading2"/>
+        <w:spacing w:after="120"/>
+      </w:pPr>
+      <w:bookmarkStart w:id="50" w:name="_Toc225507499"/>
+      <w:proofErr w:type="spellStart"/>
+      <w:r>
+        <w:t>DynamicRxIgnitionMaps</w:t>
+      </w:r>
+      <w:proofErr w:type="spellEnd"/>
+      <w:r>
+        <w:t xml:space="preserve"> (Optional)</w:t>
+      </w:r>
+      <w:bookmarkEnd w:id="50"/>
+    </w:p>
+    <w:p>
+      <w:pPr>
+        <w:pStyle w:val="textbody"/>
+      </w:pPr>
+      <w:r>
+        <w:t xml:space="preserve">This </w:t>
+      </w:r>
+      <w:r>
+        <w:rPr>
+          <w:b/>
+        </w:rPr>
+        <w:t>optional table</w:t>
+      </w:r>
+      <w:r>
+        <w:t xml:space="preserve"> allows you to change prescribed fire ignition maps for any given year.  The table contains </w:t>
+      </w:r>
+      <w:r>
+        <w:rPr>
+          <w:b/>
+        </w:rPr>
+        <w:t>simulation year</w:t>
+      </w:r>
+      <w:r>
+        <w:t xml:space="preserve"> and </w:t>
+      </w:r>
+      <w:r>
+        <w:rPr>
+          <w:b/>
+        </w:rPr>
+        <w:t>map name</w:t>
+      </w:r>
+      <w:r>
+        <w:t>, each pair on a separate line.</w:t>
       </w:r>
     </w:p>
     <w:p>
@@ -12794,56 +13263,58 @@
           <w:szCs w:val="20"/>
         </w:rPr>
       </w:pPr>
+      <w:proofErr w:type="spellStart"/>
       <w:r>
         <w:rPr>
           <w:rFonts w:ascii="Courier New" w:hAnsi="Courier New" w:cs="Courier New"/>
           <w:sz w:val="20"/>
           <w:szCs w:val="20"/>
         </w:rPr>
-        <w:t>3</w:t>
-      </w:r>
+        <w:t>DynamicRxIgnitionMaps</w:t>
+      </w:r>
+      <w:proofErr w:type="spellEnd"/>
       <w:r>
         <w:rPr>
           <w:rFonts w:ascii="Courier New" w:hAnsi="Courier New" w:cs="Courier New"/>
           <w:sz w:val="20"/>
           <w:szCs w:val="20"/>
         </w:rPr>
-        <w:tab/>
-      </w:r>
-      <w:r>
+        <w:t xml:space="preserve"> &lt;&lt; Optional</w:t>
+      </w:r>
+    </w:p>
+    <w:p>
+      <w:pPr>
+        <w:pStyle w:val="textbody"/>
         <w:rPr>
           <w:rFonts w:ascii="Courier New" w:hAnsi="Courier New" w:cs="Courier New"/>
           <w:sz w:val="20"/>
           <w:szCs w:val="20"/>
         </w:rPr>
-        <w:tab/>
-        <w:t>RxIgnitions</w:t>
-      </w:r>
+      </w:pPr>
       <w:r>
         <w:rPr>
           <w:rFonts w:ascii="Courier New" w:hAnsi="Courier New" w:cs="Courier New"/>
           <w:sz w:val="20"/>
           <w:szCs w:val="20"/>
         </w:rPr>
-        <w:t xml:space="preserve">3.img </w:t>
-      </w:r>
-    </w:p>
-    <w:p>
-      <w:pPr>
-        <w:pStyle w:val="textbody"/>
+        <w:t>3</w:t>
+      </w:r>
+      <w:r>
         <w:rPr>
           <w:rFonts w:ascii="Courier New" w:hAnsi="Courier New" w:cs="Courier New"/>
           <w:sz w:val="20"/>
           <w:szCs w:val="20"/>
         </w:rPr>
-      </w:pPr>
+        <w:tab/>
+      </w:r>
       <w:r>
         <w:rPr>
           <w:rFonts w:ascii="Courier New" w:hAnsi="Courier New" w:cs="Courier New"/>
           <w:sz w:val="20"/>
           <w:szCs w:val="20"/>
         </w:rPr>
-        <w:t>5</w:t>
+        <w:tab/>
+        <w:t>RxIgnitions</w:t>
       </w:r>
       <w:r>
         <w:rPr>
@@ -12851,43 +13322,42 @@
           <w:sz w:val="20"/>
           <w:szCs w:val="20"/>
         </w:rPr>
-        <w:tab/>
-      </w:r>
-      <w:r>
+        <w:t xml:space="preserve">3.img </w:t>
+      </w:r>
+    </w:p>
+    <w:p>
+      <w:pPr>
+        <w:pStyle w:val="textbody"/>
         <w:rPr>
           <w:rFonts w:ascii="Courier New" w:hAnsi="Courier New" w:cs="Courier New"/>
           <w:sz w:val="20"/>
           <w:szCs w:val="20"/>
         </w:rPr>
-        <w:tab/>
-        <w:t>RxIgnitions5</w:t>
-      </w:r>
+      </w:pPr>
       <w:r>
         <w:rPr>
           <w:rFonts w:ascii="Courier New" w:hAnsi="Courier New" w:cs="Courier New"/>
           <w:sz w:val="20"/>
           <w:szCs w:val="20"/>
         </w:rPr>
-        <w:t xml:space="preserve">.img </w:t>
-      </w:r>
-    </w:p>
-    <w:p>
-      <w:pPr>
-        <w:pStyle w:val="textbody"/>
+        <w:t>5</w:t>
+      </w:r>
+      <w:r>
         <w:rPr>
           <w:rFonts w:ascii="Courier New" w:hAnsi="Courier New" w:cs="Courier New"/>
           <w:sz w:val="20"/>
           <w:szCs w:val="20"/>
         </w:rPr>
-      </w:pPr>
+        <w:tab/>
+      </w:r>
       <w:r>
         <w:rPr>
           <w:rFonts w:ascii="Courier New" w:hAnsi="Courier New" w:cs="Courier New"/>
           <w:sz w:val="20"/>
           <w:szCs w:val="20"/>
         </w:rPr>
-        <w:lastRenderedPageBreak/>
-        <w:t>13</w:t>
+        <w:tab/>
+        <w:t>RxIgnitions5</w:t>
       </w:r>
       <w:r>
         <w:rPr>
@@ -12895,185 +13365,43 @@
           <w:sz w:val="20"/>
           <w:szCs w:val="20"/>
         </w:rPr>
-        <w:tab/>
-      </w:r>
-      <w:r>
+        <w:t xml:space="preserve">.img </w:t>
+      </w:r>
+    </w:p>
+    <w:p>
+      <w:pPr>
+        <w:pStyle w:val="textbody"/>
         <w:rPr>
           <w:rFonts w:ascii="Courier New" w:hAnsi="Courier New" w:cs="Courier New"/>
           <w:sz w:val="20"/>
           <w:szCs w:val="20"/>
         </w:rPr>
-        <w:tab/>
-        <w:t>RxIgnitions1</w:t>
-      </w:r>
+      </w:pPr>
       <w:r>
         <w:rPr>
           <w:rFonts w:ascii="Courier New" w:hAnsi="Courier New" w:cs="Courier New"/>
           <w:sz w:val="20"/>
           <w:szCs w:val="20"/>
         </w:rPr>
-        <w:t>3.img</w:t>
-      </w:r>
-    </w:p>
-    <w:p>
-      <w:pPr>
-        <w:pStyle w:val="Heading2"/>
-        <w:spacing w:after="120"/>
-      </w:pPr>
-      <w:bookmarkStart w:id="50" w:name="_Toc209097662"/>
-      <w:r>
-        <w:t>AccidentalSuppressionMap</w:t>
-      </w:r>
-      <w:bookmarkEnd w:id="50"/>
-    </w:p>
-    <w:p>
-      <w:pPr>
-        <w:pStyle w:val="textbody"/>
-      </w:pPr>
-      <w:r>
-        <w:t>This parameter specifies a raster map to represent where and how accidental fires are suppressed.  The map units are integers and should only include:  0, 1, 2, 3, indicating no suppression, light, moderate, and maximal suppression</w:t>
-      </w:r>
-      <w:r>
-        <w:t xml:space="preserve"> </w:t>
-      </w:r>
-      <w:r>
-        <w:t>is possible. This relates to the possible suppression probabilities listed in 2.5</w:t>
-      </w:r>
-      <w:r>
-        <w:t>5</w:t>
-      </w:r>
-      <w:r>
-        <w:t xml:space="preserve"> SuppresionTable.   </w:t>
-      </w:r>
-    </w:p>
-    <w:p>
-      <w:pPr>
-        <w:pStyle w:val="Heading2"/>
-        <w:spacing w:after="120"/>
-      </w:pPr>
-      <w:bookmarkStart w:id="51" w:name="_Toc209097663"/>
-      <w:r>
-        <w:t>LightningSuppressionMap</w:t>
-      </w:r>
-      <w:bookmarkEnd w:id="51"/>
-    </w:p>
-    <w:p>
-      <w:pPr>
-        <w:pStyle w:val="textbody"/>
-      </w:pPr>
-      <w:r>
-        <w:t>This parameter specifies a raster map to represent where and how lightning fires are suppressed.  The map units are integers and should only include:  0, 1, 2, 3, indicating no suppression, light, moderate, and maximal suppression</w:t>
-      </w:r>
-      <w:r>
-        <w:t xml:space="preserve"> </w:t>
-      </w:r>
-      <w:r>
-        <w:t>is possible. This relates to the possible suppression probabilities listed in 2.5</w:t>
-      </w:r>
-      <w:r>
-        <w:t>5</w:t>
-      </w:r>
-      <w:r>
-        <w:t xml:space="preserve"> SuppresionTable.   </w:t>
-      </w:r>
-      <w:r>
-        <w:t xml:space="preserve"> </w:t>
-      </w:r>
-    </w:p>
-    <w:p>
-      <w:pPr>
-        <w:pStyle w:val="Heading2"/>
-        <w:spacing w:after="120"/>
-      </w:pPr>
-      <w:bookmarkStart w:id="52" w:name="_Toc209097664"/>
-      <w:r>
-        <w:t>RxSuppressionMap</w:t>
-      </w:r>
-      <w:bookmarkEnd w:id="52"/>
-    </w:p>
-    <w:p>
-      <w:pPr>
-        <w:pStyle w:val="textbody"/>
-      </w:pPr>
-      <w:r>
-        <w:t>This parameter specifies a raster map to represent where and how prescribed fires are suppressed.  The map units are integers and should only include:  0, 1, 2, 3, indicating no suppression, light, moderate, and maximal suppression</w:t>
-      </w:r>
-      <w:r>
-        <w:t xml:space="preserve"> </w:t>
-      </w:r>
-      <w:r>
-        <w:t>is possible. This relates to the possible suppression probabilities listed in 2.5</w:t>
-      </w:r>
-      <w:r>
-        <w:t>5</w:t>
-      </w:r>
-      <w:r>
-        <w:t xml:space="preserve"> SuppresionTable.   </w:t>
-      </w:r>
-    </w:p>
-    <w:p>
-      <w:pPr>
-        <w:pStyle w:val="Heading2"/>
-        <w:spacing w:after="120"/>
-      </w:pPr>
-      <w:bookmarkStart w:id="53" w:name="_Toc209097665"/>
-      <w:bookmarkStart w:id="54" w:name="_Ref272935732"/>
-      <w:r>
-        <w:t>DynamicAccidentalSuppressionMaps (Optional)</w:t>
-      </w:r>
-      <w:bookmarkEnd w:id="53"/>
-    </w:p>
-    <w:p>
-      <w:pPr>
-        <w:pStyle w:val="textbody"/>
-      </w:pPr>
-      <w:r>
-        <w:t xml:space="preserve">This </w:t>
-      </w:r>
-      <w:r>
-        <w:rPr>
-          <w:b/>
-        </w:rPr>
-        <w:t>optional table</w:t>
-      </w:r>
-      <w:r>
-        <w:t xml:space="preserve"> allows you to change accidental suppression maps for any given year.  The table contains </w:t>
-      </w:r>
-      <w:r>
-        <w:rPr>
-          <w:b/>
-        </w:rPr>
-        <w:t>simulation year</w:t>
-      </w:r>
-      <w:r>
-        <w:t xml:space="preserve"> and </w:t>
-      </w:r>
-      <w:r>
-        <w:rPr>
-          <w:b/>
-        </w:rPr>
-        <w:t>map name</w:t>
-      </w:r>
-      <w:r>
-        <w:t>, each pair on a separate line.</w:t>
-      </w:r>
-    </w:p>
-    <w:p>
-      <w:pPr>
-        <w:pStyle w:val="textbody"/>
+        <w:lastRenderedPageBreak/>
+        <w:t>13</w:t>
+      </w:r>
+      <w:r>
         <w:rPr>
           <w:rFonts w:ascii="Courier New" w:hAnsi="Courier New" w:cs="Courier New"/>
           <w:sz w:val="20"/>
           <w:szCs w:val="20"/>
         </w:rPr>
-      </w:pPr>
+        <w:tab/>
+      </w:r>
       <w:r>
         <w:rPr>
           <w:rFonts w:ascii="Courier New" w:hAnsi="Courier New" w:cs="Courier New"/>
           <w:sz w:val="20"/>
           <w:szCs w:val="20"/>
         </w:rPr>
-        <w:t>Dynamic</w:t>
+        <w:tab/>
+        <w:t>RxIgnitions1</w:t>
       </w:r>
       <w:r>
         <w:rPr>
@@ -13081,33 +13409,236 @@
           <w:sz w:val="20"/>
           <w:szCs w:val="20"/>
         </w:rPr>
-        <w:t>AccidentalSuppression</w:t>
-      </w:r>
-      <w:r>
+        <w:t>3.img</w:t>
+      </w:r>
+    </w:p>
+    <w:p>
+      <w:pPr>
+        <w:pStyle w:val="Heading2"/>
+        <w:spacing w:after="120"/>
+      </w:pPr>
+      <w:bookmarkStart w:id="51" w:name="_Toc225507500"/>
+      <w:proofErr w:type="spellStart"/>
+      <w:r>
+        <w:t>AccidentalSuppressionMap</w:t>
+      </w:r>
+      <w:bookmarkEnd w:id="51"/>
+      <w:proofErr w:type="spellEnd"/>
+    </w:p>
+    <w:p>
+      <w:pPr>
+        <w:pStyle w:val="textbody"/>
+      </w:pPr>
+      <w:r>
+        <w:t>This parameter specifies a raster map to represent where and how accidental fires are suppressed.  The map units are integers and should only include</w:t>
+      </w:r>
+      <w:proofErr w:type="gramStart"/>
+      <w:r>
+        <w:t>:  0</w:t>
+      </w:r>
+      <w:proofErr w:type="gramEnd"/>
+      <w:r>
+        <w:t>, 1, 2, 3, indicating no suppression, light, moderate, and maximal suppression</w:t>
+      </w:r>
+      <w:r>
+        <w:t xml:space="preserve"> </w:t>
+      </w:r>
+      <w:r>
+        <w:t>is possible. This relates to the possible suppression probabilities listed in 2.5</w:t>
+      </w:r>
+      <w:r>
+        <w:t>5</w:t>
+      </w:r>
+      <w:r>
+        <w:t xml:space="preserve"> </w:t>
+      </w:r>
+      <w:proofErr w:type="spellStart"/>
+      <w:r>
+        <w:t>SuppresionTable</w:t>
+      </w:r>
+      <w:proofErr w:type="spellEnd"/>
+      <w:r>
+        <w:t xml:space="preserve">.   </w:t>
+      </w:r>
+    </w:p>
+    <w:p>
+      <w:pPr>
+        <w:pStyle w:val="Heading2"/>
+        <w:spacing w:after="120"/>
+      </w:pPr>
+      <w:bookmarkStart w:id="52" w:name="_Toc225507501"/>
+      <w:proofErr w:type="spellStart"/>
+      <w:r>
+        <w:t>LightningSuppressionMap</w:t>
+      </w:r>
+      <w:bookmarkEnd w:id="52"/>
+      <w:proofErr w:type="spellEnd"/>
+    </w:p>
+    <w:p>
+      <w:pPr>
+        <w:pStyle w:val="textbody"/>
+      </w:pPr>
+      <w:r>
+        <w:t>This parameter specifies a raster map to represent where and how lightning fires are suppressed.  The map units are integers and should only include</w:t>
+      </w:r>
+      <w:proofErr w:type="gramStart"/>
+      <w:r>
+        <w:t>:  0</w:t>
+      </w:r>
+      <w:proofErr w:type="gramEnd"/>
+      <w:r>
+        <w:t>, 1, 2, 3, indicating no suppression, light, moderate, and maximal suppression</w:t>
+      </w:r>
+      <w:r>
+        <w:t xml:space="preserve"> </w:t>
+      </w:r>
+      <w:r>
+        <w:t>is possible. This relates to the possible suppression probabilities listed in 2.5</w:t>
+      </w:r>
+      <w:r>
+        <w:t>5</w:t>
+      </w:r>
+      <w:r>
+        <w:t xml:space="preserve"> </w:t>
+      </w:r>
+      <w:proofErr w:type="spellStart"/>
+      <w:r>
+        <w:t>SuppresionTable</w:t>
+      </w:r>
+      <w:proofErr w:type="spellEnd"/>
+      <w:r>
+        <w:t xml:space="preserve">.   </w:t>
+      </w:r>
+      <w:r>
+        <w:t xml:space="preserve"> </w:t>
+      </w:r>
+    </w:p>
+    <w:p>
+      <w:pPr>
+        <w:pStyle w:val="Heading2"/>
+        <w:spacing w:after="120"/>
+      </w:pPr>
+      <w:bookmarkStart w:id="53" w:name="_Toc225507502"/>
+      <w:proofErr w:type="spellStart"/>
+      <w:r>
+        <w:t>RxSuppressionMap</w:t>
+      </w:r>
+      <w:bookmarkEnd w:id="53"/>
+      <w:proofErr w:type="spellEnd"/>
+    </w:p>
+    <w:p>
+      <w:pPr>
+        <w:pStyle w:val="textbody"/>
+      </w:pPr>
+      <w:r>
+        <w:t>This parameter specifies a raster map to represent where and how prescribed fires are suppressed.  The map units are integers and should only include</w:t>
+      </w:r>
+      <w:proofErr w:type="gramStart"/>
+      <w:r>
+        <w:t>:  0</w:t>
+      </w:r>
+      <w:proofErr w:type="gramEnd"/>
+      <w:r>
+        <w:t>, 1, 2, 3, indicating no suppression, light, moderate, and maximal suppression</w:t>
+      </w:r>
+      <w:r>
+        <w:t xml:space="preserve"> </w:t>
+      </w:r>
+      <w:r>
+        <w:t>is possible. This relates to the possible suppression probabilities listed in 2.5</w:t>
+      </w:r>
+      <w:r>
+        <w:t>5</w:t>
+      </w:r>
+      <w:r>
+        <w:t xml:space="preserve"> </w:t>
+      </w:r>
+      <w:proofErr w:type="spellStart"/>
+      <w:r>
+        <w:t>SuppresionTable</w:t>
+      </w:r>
+      <w:proofErr w:type="spellEnd"/>
+      <w:r>
+        <w:t xml:space="preserve">.   </w:t>
+      </w:r>
+    </w:p>
+    <w:p>
+      <w:pPr>
+        <w:pStyle w:val="Heading2"/>
+        <w:spacing w:after="120"/>
+      </w:pPr>
+      <w:bookmarkStart w:id="54" w:name="_Ref272935732"/>
+      <w:bookmarkStart w:id="55" w:name="_Toc225507503"/>
+      <w:proofErr w:type="spellStart"/>
+      <w:r>
+        <w:t>DynamicAccidentalSuppressionMaps</w:t>
+      </w:r>
+      <w:proofErr w:type="spellEnd"/>
+      <w:r>
+        <w:t xml:space="preserve"> (Optional)</w:t>
+      </w:r>
+      <w:bookmarkEnd w:id="55"/>
+    </w:p>
+    <w:p>
+      <w:pPr>
+        <w:pStyle w:val="textbody"/>
+      </w:pPr>
+      <w:r>
+        <w:t xml:space="preserve">This </w:t>
+      </w:r>
+      <w:r>
+        <w:rPr>
+          <w:b/>
+        </w:rPr>
+        <w:t>optional table</w:t>
+      </w:r>
+      <w:r>
+        <w:t xml:space="preserve"> allows you to change accidental suppression maps for any given year.  The table contains </w:t>
+      </w:r>
+      <w:r>
+        <w:rPr>
+          <w:b/>
+        </w:rPr>
+        <w:t>simulation year</w:t>
+      </w:r>
+      <w:r>
+        <w:t xml:space="preserve"> and </w:t>
+      </w:r>
+      <w:r>
+        <w:rPr>
+          <w:b/>
+        </w:rPr>
+        <w:t>map name</w:t>
+      </w:r>
+      <w:r>
+        <w:t>, each pair on a separate line.</w:t>
+      </w:r>
+    </w:p>
+    <w:p>
+      <w:pPr>
+        <w:pStyle w:val="textbody"/>
         <w:rPr>
           <w:rFonts w:ascii="Courier New" w:hAnsi="Courier New" w:cs="Courier New"/>
           <w:sz w:val="20"/>
           <w:szCs w:val="20"/>
         </w:rPr>
-        <w:t>Maps &lt;&lt; Optional</w:t>
-      </w:r>
-    </w:p>
-    <w:p>
-      <w:pPr>
-        <w:pStyle w:val="textbody"/>
+      </w:pPr>
+      <w:proofErr w:type="spellStart"/>
+      <w:r>
         <w:rPr>
           <w:rFonts w:ascii="Courier New" w:hAnsi="Courier New" w:cs="Courier New"/>
           <w:sz w:val="20"/>
           <w:szCs w:val="20"/>
         </w:rPr>
-      </w:pPr>
+        <w:t>Dynamic</w:t>
+      </w:r>
       <w:r>
         <w:rPr>
           <w:rFonts w:ascii="Courier New" w:hAnsi="Courier New" w:cs="Courier New"/>
           <w:sz w:val="20"/>
           <w:szCs w:val="20"/>
         </w:rPr>
-        <w:t>3</w:t>
+        <w:t>AccidentalSuppression</w:t>
       </w:r>
       <w:r>
         <w:rPr>
@@ -13115,42 +13646,42 @@
           <w:sz w:val="20"/>
           <w:szCs w:val="20"/>
         </w:rPr>
-        <w:tab/>
-      </w:r>
+        <w:t>Maps</w:t>
+      </w:r>
+      <w:proofErr w:type="spellEnd"/>
       <w:r>
         <w:rPr>
           <w:rFonts w:ascii="Courier New" w:hAnsi="Courier New" w:cs="Courier New"/>
           <w:sz w:val="20"/>
           <w:szCs w:val="20"/>
         </w:rPr>
-        <w:tab/>
-        <w:t>AccSupp</w:t>
-      </w:r>
-      <w:r>
+        <w:t xml:space="preserve"> &lt;&lt; Optional</w:t>
+      </w:r>
+    </w:p>
+    <w:p>
+      <w:pPr>
+        <w:pStyle w:val="textbody"/>
         <w:rPr>
           <w:rFonts w:ascii="Courier New" w:hAnsi="Courier New" w:cs="Courier New"/>
           <w:sz w:val="20"/>
           <w:szCs w:val="20"/>
         </w:rPr>
-        <w:t xml:space="preserve">3.img </w:t>
-      </w:r>
-    </w:p>
-    <w:p>
-      <w:pPr>
-        <w:pStyle w:val="textbody"/>
+      </w:pPr>
+      <w:r>
         <w:rPr>
           <w:rFonts w:ascii="Courier New" w:hAnsi="Courier New" w:cs="Courier New"/>
           <w:sz w:val="20"/>
           <w:szCs w:val="20"/>
         </w:rPr>
-      </w:pPr>
+        <w:t>3</w:t>
+      </w:r>
       <w:r>
         <w:rPr>
           <w:rFonts w:ascii="Courier New" w:hAnsi="Courier New" w:cs="Courier New"/>
           <w:sz w:val="20"/>
           <w:szCs w:val="20"/>
         </w:rPr>
-        <w:t>5</w:t>
+        <w:tab/>
       </w:r>
       <w:r>
         <w:rPr>
@@ -13159,6 +13690,7 @@
           <w:szCs w:val="20"/>
         </w:rPr>
         <w:tab/>
+        <w:t>AccSupp</w:t>
       </w:r>
       <w:r>
         <w:rPr>
@@ -13166,34 +13698,33 @@
           <w:sz w:val="20"/>
           <w:szCs w:val="20"/>
         </w:rPr>
-        <w:tab/>
-        <w:t>AccSupp5</w:t>
-      </w:r>
-      <w:r>
+        <w:t xml:space="preserve">3.img </w:t>
+      </w:r>
+    </w:p>
+    <w:p>
+      <w:pPr>
+        <w:pStyle w:val="textbody"/>
         <w:rPr>
           <w:rFonts w:ascii="Courier New" w:hAnsi="Courier New" w:cs="Courier New"/>
           <w:sz w:val="20"/>
           <w:szCs w:val="20"/>
         </w:rPr>
-        <w:t xml:space="preserve">.img </w:t>
-      </w:r>
-    </w:p>
-    <w:p>
-      <w:pPr>
-        <w:pStyle w:val="textbody"/>
+      </w:pPr>
+      <w:r>
         <w:rPr>
           <w:rFonts w:ascii="Courier New" w:hAnsi="Courier New" w:cs="Courier New"/>
           <w:sz w:val="20"/>
           <w:szCs w:val="20"/>
         </w:rPr>
-      </w:pPr>
+        <w:t>5</w:t>
+      </w:r>
       <w:r>
         <w:rPr>
           <w:rFonts w:ascii="Courier New" w:hAnsi="Courier New" w:cs="Courier New"/>
           <w:sz w:val="20"/>
           <w:szCs w:val="20"/>
         </w:rPr>
-        <w:t>13</w:t>
+        <w:tab/>
       </w:r>
       <w:r>
         <w:rPr>
@@ -13202,6 +13733,7 @@
           <w:szCs w:val="20"/>
         </w:rPr>
         <w:tab/>
+        <w:t>AccSupp5</w:t>
       </w:r>
       <w:r>
         <w:rPr>
@@ -13209,15 +13741,49 @@
           <w:sz w:val="20"/>
           <w:szCs w:val="20"/>
         </w:rPr>
-        <w:tab/>
-        <w:t>AccSupp1</w:t>
-      </w:r>
-      <w:r>
+        <w:t xml:space="preserve">.img </w:t>
+      </w:r>
+    </w:p>
+    <w:p>
+      <w:pPr>
+        <w:pStyle w:val="textbody"/>
         <w:rPr>
           <w:rFonts w:ascii="Courier New" w:hAnsi="Courier New" w:cs="Courier New"/>
           <w:sz w:val="20"/>
           <w:szCs w:val="20"/>
         </w:rPr>
+      </w:pPr>
+      <w:r>
+        <w:rPr>
+          <w:rFonts w:ascii="Courier New" w:hAnsi="Courier New" w:cs="Courier New"/>
+          <w:sz w:val="20"/>
+          <w:szCs w:val="20"/>
+        </w:rPr>
+        <w:t>13</w:t>
+      </w:r>
+      <w:r>
+        <w:rPr>
+          <w:rFonts w:ascii="Courier New" w:hAnsi="Courier New" w:cs="Courier New"/>
+          <w:sz w:val="20"/>
+          <w:szCs w:val="20"/>
+        </w:rPr>
+        <w:tab/>
+      </w:r>
+      <w:r>
+        <w:rPr>
+          <w:rFonts w:ascii="Courier New" w:hAnsi="Courier New" w:cs="Courier New"/>
+          <w:sz w:val="20"/>
+          <w:szCs w:val="20"/>
+        </w:rPr>
+        <w:tab/>
+        <w:t>AccSupp1</w:t>
+      </w:r>
+      <w:r>
+        <w:rPr>
+          <w:rFonts w:ascii="Courier New" w:hAnsi="Courier New" w:cs="Courier New"/>
+          <w:sz w:val="20"/>
+          <w:szCs w:val="20"/>
+        </w:rPr>
         <w:t>3.img</w:t>
       </w:r>
     </w:p>
@@ -13226,11 +13792,13 @@
         <w:pStyle w:val="Heading2"/>
         <w:spacing w:after="120"/>
       </w:pPr>
-      <w:bookmarkStart w:id="55" w:name="_Toc209097666"/>
+      <w:bookmarkStart w:id="56" w:name="_Toc225507504"/>
+      <w:proofErr w:type="spellStart"/>
       <w:r>
         <w:t>GroundSlopeFile</w:t>
       </w:r>
-      <w:bookmarkEnd w:id="55"/>
+      <w:bookmarkEnd w:id="56"/>
+      <w:proofErr w:type="spellEnd"/>
       <w:r>
         <w:t xml:space="preserve"> </w:t>
       </w:r>
@@ -13270,13 +13838,15 @@
         <w:pStyle w:val="Heading2"/>
         <w:spacing w:after="120"/>
       </w:pPr>
-      <w:bookmarkStart w:id="56" w:name="_Ref272935725"/>
-      <w:bookmarkStart w:id="57" w:name="_Toc209097667"/>
+      <w:bookmarkStart w:id="57" w:name="_Ref272935725"/>
+      <w:bookmarkStart w:id="58" w:name="_Toc225507505"/>
+      <w:proofErr w:type="spellStart"/>
       <w:r>
         <w:t>UphillSlopeAzimuthMap</w:t>
       </w:r>
-      <w:bookmarkEnd w:id="56"/>
       <w:bookmarkEnd w:id="57"/>
+      <w:bookmarkEnd w:id="58"/>
+      <w:proofErr w:type="spellEnd"/>
     </w:p>
     <w:p>
       <w:pPr>
@@ -13290,19 +13860,27 @@
       <w:pPr>
         <w:pStyle w:val="Heading2"/>
       </w:pPr>
-      <w:bookmarkStart w:id="58" w:name="_Toc209097668"/>
+      <w:bookmarkStart w:id="59" w:name="_Toc225507506"/>
       <w:r>
         <w:lastRenderedPageBreak/>
         <w:t>Clay Map</w:t>
       </w:r>
-      <w:bookmarkEnd w:id="58"/>
+      <w:bookmarkEnd w:id="59"/>
     </w:p>
     <w:p>
       <w:pPr>
         <w:pStyle w:val="textbody"/>
       </w:pPr>
       <w:r>
-        <w:t xml:space="preserve">This parameter specifies a raster map to represent the percent clay. Values in this map should range for 0 to 1. </w:t>
+        <w:t xml:space="preserve">This parameter specifies a raster map to represent the percent clay. Values in this map should range </w:t>
+      </w:r>
+      <w:proofErr w:type="gramStart"/>
+      <w:r>
+        <w:t>for</w:t>
+      </w:r>
+      <w:proofErr w:type="gramEnd"/>
+      <w:r>
+        <w:t xml:space="preserve"> 0 to 1. </w:t>
       </w:r>
       <w:r>
         <w:t xml:space="preserve">  </w:t>
@@ -13313,11 +13891,11 @@
         <w:pStyle w:val="Heading2"/>
         <w:spacing w:after="120"/>
       </w:pPr>
-      <w:bookmarkStart w:id="59" w:name="_Toc209097669"/>
+      <w:bookmarkStart w:id="60" w:name="_Toc225507507"/>
       <w:r>
         <w:t>LightningIgnitionsB0</w:t>
       </w:r>
-      <w:bookmarkEnd w:id="59"/>
+      <w:bookmarkEnd w:id="60"/>
     </w:p>
     <w:p>
       <w:pPr>
@@ -13330,7 +13908,15 @@
         <w:t>2019</w:t>
       </w:r>
       <w:r>
-        <w:t>).  This value is empirically derived for lightning ignitions.</w:t>
+        <w:t xml:space="preserve">).  This value is empirically derived </w:t>
+      </w:r>
+      <w:proofErr w:type="gramStart"/>
+      <w:r>
+        <w:t>for</w:t>
+      </w:r>
+      <w:proofErr w:type="gramEnd"/>
+      <w:r>
+        <w:t xml:space="preserve"> lightning ignitions.</w:t>
       </w:r>
     </w:p>
     <w:p>
@@ -13338,11 +13924,11 @@
         <w:pStyle w:val="Heading2"/>
         <w:spacing w:after="120"/>
       </w:pPr>
-      <w:bookmarkStart w:id="60" w:name="_Toc209097670"/>
+      <w:bookmarkStart w:id="61" w:name="_Toc225507508"/>
       <w:r>
         <w:t>LightningIgnitionsB1</w:t>
       </w:r>
-      <w:bookmarkEnd w:id="60"/>
+      <w:bookmarkEnd w:id="61"/>
     </w:p>
     <w:p>
       <w:pPr>
@@ -13355,7 +13941,15 @@
         <w:t>2019</w:t>
       </w:r>
       <w:r>
-        <w:t>).  This value is empirically derived for lightning ignitions.</w:t>
+        <w:t xml:space="preserve">).  This value is empirically derived </w:t>
+      </w:r>
+      <w:proofErr w:type="gramStart"/>
+      <w:r>
+        <w:t>for</w:t>
+      </w:r>
+      <w:proofErr w:type="gramEnd"/>
+      <w:r>
+        <w:t xml:space="preserve"> lightning ignitions.</w:t>
       </w:r>
     </w:p>
     <w:p>
@@ -13363,11 +13957,11 @@
         <w:pStyle w:val="Heading2"/>
         <w:spacing w:after="120"/>
       </w:pPr>
-      <w:bookmarkStart w:id="61" w:name="_Toc209097671"/>
+      <w:bookmarkStart w:id="62" w:name="_Toc225507509"/>
       <w:r>
         <w:t>AccidentalIgnitionsB0</w:t>
       </w:r>
-      <w:bookmarkEnd w:id="61"/>
+      <w:bookmarkEnd w:id="62"/>
     </w:p>
     <w:p>
       <w:pPr>
@@ -13380,7 +13974,15 @@
         <w:t>2019</w:t>
       </w:r>
       <w:r>
-        <w:t>).  This value is empirically derived for accidental ignitions.</w:t>
+        <w:t xml:space="preserve">).  This value is empirically derived </w:t>
+      </w:r>
+      <w:proofErr w:type="gramStart"/>
+      <w:r>
+        <w:t>for</w:t>
+      </w:r>
+      <w:proofErr w:type="gramEnd"/>
+      <w:r>
+        <w:t xml:space="preserve"> accidental ignitions.</w:t>
       </w:r>
     </w:p>
     <w:p>
@@ -13388,11 +13990,11 @@
         <w:pStyle w:val="Heading2"/>
         <w:spacing w:after="120"/>
       </w:pPr>
-      <w:bookmarkStart w:id="62" w:name="_Toc209097672"/>
+      <w:bookmarkStart w:id="63" w:name="_Toc225507510"/>
       <w:r>
         <w:t>AccidentalIgnitionsB1</w:t>
       </w:r>
-      <w:bookmarkEnd w:id="62"/>
+      <w:bookmarkEnd w:id="63"/>
     </w:p>
     <w:p>
       <w:pPr>
@@ -13405,29 +14007,49 @@
         <w:t>2019</w:t>
       </w:r>
       <w:r>
-        <w:t>).  This value is empirically derived for accidental ignitions.</w:t>
+        <w:t xml:space="preserve">).  This value is empirically derived </w:t>
+      </w:r>
+      <w:proofErr w:type="gramStart"/>
+      <w:r>
+        <w:t>for</w:t>
+      </w:r>
+      <w:proofErr w:type="gramEnd"/>
+      <w:r>
+        <w:t xml:space="preserve"> accidental ignitions.</w:t>
       </w:r>
     </w:p>
     <w:p>
       <w:pPr>
         <w:pStyle w:val="Heading2"/>
       </w:pPr>
-      <w:bookmarkStart w:id="63" w:name="_Toc209097673"/>
+      <w:bookmarkStart w:id="64" w:name="_Toc225507511"/>
+      <w:proofErr w:type="spellStart"/>
       <w:r>
         <w:t>IgnitionDistribution</w:t>
       </w:r>
-      <w:bookmarkEnd w:id="63"/>
+      <w:bookmarkEnd w:id="64"/>
+      <w:proofErr w:type="spellEnd"/>
     </w:p>
     <w:p>
       <w:pPr>
         <w:pStyle w:val="textbody"/>
       </w:pPr>
       <w:r>
-        <w:t xml:space="preserve">This parameter indicates to the model which ignition sub-model you are using either, </w:t>
-      </w:r>
+        <w:t xml:space="preserve">This parameter indicates to the model which ignition sub-model you are using </w:t>
+      </w:r>
+      <w:proofErr w:type="gramStart"/>
+      <w:r>
+        <w:t>either,</w:t>
+      </w:r>
+      <w:proofErr w:type="gramEnd"/>
+      <w:r>
+        <w:t xml:space="preserve"> </w:t>
+      </w:r>
+      <w:proofErr w:type="spellStart"/>
       <w:r>
         <w:t>ZeroInflatedPoisson</w:t>
       </w:r>
+      <w:proofErr w:type="spellEnd"/>
       <w:r>
         <w:t xml:space="preserve"> or Poisson</w:t>
       </w:r>
@@ -13436,11 +14058,11 @@
       <w:pPr>
         <w:pStyle w:val="Heading2"/>
       </w:pPr>
-      <w:bookmarkStart w:id="64" w:name="_Toc209097674"/>
+      <w:bookmarkStart w:id="65" w:name="_Toc225507512"/>
       <w:r>
         <w:t>LightningIgnitionsBinomialB0</w:t>
       </w:r>
-      <w:bookmarkEnd w:id="64"/>
+      <w:bookmarkEnd w:id="65"/>
     </w:p>
     <w:p>
       <w:pPr>
@@ -13456,18 +14078,26 @@
         <w:t>z0</w:t>
       </w:r>
       <w:r>
-        <w:t xml:space="preserve"> parameter from equation 2. This value is empirically derived for lightning ignitions.</w:t>
+        <w:t xml:space="preserve"> parameter from equation 2. This value is empirically derived </w:t>
+      </w:r>
+      <w:proofErr w:type="gramStart"/>
+      <w:r>
+        <w:t>for</w:t>
+      </w:r>
+      <w:proofErr w:type="gramEnd"/>
+      <w:r>
+        <w:t xml:space="preserve"> lightning ignitions.</w:t>
       </w:r>
     </w:p>
     <w:p>
       <w:pPr>
         <w:pStyle w:val="Heading2"/>
       </w:pPr>
-      <w:bookmarkStart w:id="65" w:name="_Toc209097675"/>
+      <w:bookmarkStart w:id="66" w:name="_Toc225507513"/>
       <w:r>
         <w:t>LightningIgnitionsBinomialB1</w:t>
       </w:r>
-      <w:bookmarkEnd w:id="65"/>
+      <w:bookmarkEnd w:id="66"/>
     </w:p>
     <w:p>
       <w:pPr>
@@ -13483,18 +14113,26 @@
         <w:t>z1</w:t>
       </w:r>
       <w:r>
-        <w:t xml:space="preserve"> parameter from equation 2. This value is empirically derived for lightning ignitions.</w:t>
+        <w:t xml:space="preserve"> parameter from equation 2. This value is empirically derived </w:t>
+      </w:r>
+      <w:proofErr w:type="gramStart"/>
+      <w:r>
+        <w:t>for</w:t>
+      </w:r>
+      <w:proofErr w:type="gramEnd"/>
+      <w:r>
+        <w:t xml:space="preserve"> lightning ignitions.</w:t>
       </w:r>
     </w:p>
     <w:p>
       <w:pPr>
         <w:pStyle w:val="Heading2"/>
       </w:pPr>
-      <w:bookmarkStart w:id="66" w:name="_Toc209097676"/>
+      <w:bookmarkStart w:id="67" w:name="_Toc225507514"/>
       <w:r>
         <w:t>AccidentalIgnitionsBinomialB0</w:t>
       </w:r>
-      <w:bookmarkEnd w:id="66"/>
+      <w:bookmarkEnd w:id="67"/>
     </w:p>
     <w:p>
       <w:pPr>
@@ -13510,18 +14148,26 @@
         <w:t>z0</w:t>
       </w:r>
       <w:r>
-        <w:t xml:space="preserve"> parameter from equation 2. This value is empirically derived for accidental ignitions.</w:t>
+        <w:t xml:space="preserve"> parameter from equation 2. This value is empirically derived </w:t>
+      </w:r>
+      <w:proofErr w:type="gramStart"/>
+      <w:r>
+        <w:t>for</w:t>
+      </w:r>
+      <w:proofErr w:type="gramEnd"/>
+      <w:r>
+        <w:t xml:space="preserve"> accidental ignitions.</w:t>
       </w:r>
     </w:p>
     <w:p>
       <w:pPr>
         <w:pStyle w:val="Heading2"/>
       </w:pPr>
-      <w:bookmarkStart w:id="67" w:name="_Toc209097677"/>
+      <w:bookmarkStart w:id="68" w:name="_Toc225507515"/>
       <w:r>
         <w:t>AccidentalIgnitionsBinomialB1</w:t>
       </w:r>
-      <w:bookmarkEnd w:id="67"/>
+      <w:bookmarkEnd w:id="68"/>
     </w:p>
     <w:p>
       <w:pPr>
@@ -13537,7 +14183,15 @@
         <w:t>z1</w:t>
       </w:r>
       <w:r>
-        <w:t xml:space="preserve"> parameter from equation 2. This value is empirically derived for accidental ignitions.</w:t>
+        <w:t xml:space="preserve"> parameter from equation 2. This value is empirically derived </w:t>
+      </w:r>
+      <w:proofErr w:type="gramStart"/>
+      <w:r>
+        <w:t>for</w:t>
+      </w:r>
+      <w:proofErr w:type="gramEnd"/>
+      <w:r>
+        <w:t xml:space="preserve"> accidental ignitions.</w:t>
       </w:r>
     </w:p>
     <w:p>
@@ -13545,19 +14199,29 @@
         <w:pStyle w:val="Heading2"/>
         <w:spacing w:after="120"/>
       </w:pPr>
-      <w:bookmarkStart w:id="68" w:name="_Toc209097678"/>
+      <w:bookmarkStart w:id="69" w:name="_Toc225507516"/>
+      <w:proofErr w:type="spellStart"/>
       <w:r>
         <w:lastRenderedPageBreak/>
         <w:t>MaximumFineFuels</w:t>
       </w:r>
-      <w:bookmarkEnd w:id="68"/>
+      <w:bookmarkEnd w:id="69"/>
+      <w:proofErr w:type="spellEnd"/>
     </w:p>
     <w:p>
       <w:pPr>
         <w:pStyle w:val="textbody"/>
       </w:pPr>
       <w:r>
-        <w:t>This is the maximum amount of fine fuels (g m</w:t>
+        <w:t xml:space="preserve">This is the maximum </w:t>
+      </w:r>
+      <w:proofErr w:type="gramStart"/>
+      <w:r>
+        <w:t>amount</w:t>
+      </w:r>
+      <w:proofErr w:type="gramEnd"/>
+      <w:r>
+        <w:t xml:space="preserve"> of fine fuels (g m</w:t>
       </w:r>
       <w:r>
         <w:rPr>
@@ -13617,7 +14281,15 @@
         <w:t xml:space="preserve">is often </w:t>
       </w:r>
       <w:r>
-        <w:t xml:space="preserve">estimated from </w:t>
+        <w:t xml:space="preserve">estimated </w:t>
+      </w:r>
+      <w:proofErr w:type="gramStart"/>
+      <w:r>
+        <w:t>from</w:t>
+      </w:r>
+      <w:proofErr w:type="gramEnd"/>
+      <w:r>
+        <w:t xml:space="preserve"> </w:t>
       </w:r>
       <w:r>
         <w:t xml:space="preserve">landscape average fine fuels excluding any recent </w:t>
@@ -13637,11 +14309,13 @@
         <w:pStyle w:val="Heading2"/>
         <w:spacing w:after="120"/>
       </w:pPr>
-      <w:bookmarkStart w:id="69" w:name="_Toc209097679"/>
+      <w:bookmarkStart w:id="70" w:name="_Toc225507517"/>
+      <w:proofErr w:type="spellStart"/>
       <w:r>
         <w:t>MaximumRxWindSpeed</w:t>
       </w:r>
-      <w:bookmarkEnd w:id="69"/>
+      <w:bookmarkEnd w:id="70"/>
+      <w:proofErr w:type="spellEnd"/>
     </w:p>
     <w:p>
       <w:pPr>
@@ -13662,14 +14336,16 @@
         <w:pStyle w:val="Heading2"/>
         <w:spacing w:after="120"/>
       </w:pPr>
-      <w:bookmarkStart w:id="70" w:name="_Toc209097680"/>
+      <w:bookmarkStart w:id="71" w:name="_Toc225507518"/>
+      <w:proofErr w:type="spellStart"/>
       <w:r>
         <w:t>MaximumRxFireWeatherIndex</w:t>
       </w:r>
+      <w:proofErr w:type="spellEnd"/>
       <w:r>
         <w:t xml:space="preserve"> (Optional)</w:t>
       </w:r>
-      <w:bookmarkEnd w:id="70"/>
+      <w:bookmarkEnd w:id="71"/>
     </w:p>
     <w:p>
       <w:pPr>
@@ -13684,21 +14360,31 @@
         <w:pStyle w:val="Heading2"/>
         <w:spacing w:after="120"/>
       </w:pPr>
-      <w:bookmarkStart w:id="71" w:name="_Toc209097681"/>
+      <w:bookmarkStart w:id="72" w:name="_Toc225507519"/>
+      <w:proofErr w:type="spellStart"/>
       <w:r>
         <w:t>MinimumRxFireWeatherIndex</w:t>
       </w:r>
+      <w:proofErr w:type="spellEnd"/>
       <w:r>
         <w:t xml:space="preserve"> (Optional)</w:t>
       </w:r>
-      <w:bookmarkEnd w:id="71"/>
+      <w:bookmarkEnd w:id="72"/>
     </w:p>
     <w:p>
       <w:pPr>
         <w:pStyle w:val="textbody"/>
       </w:pPr>
       <w:r>
-        <w:t xml:space="preserve">The minimum Fire Weather Index under which prescribed fires will be put on the landscape.  Typically prescribed fires will </w:t>
+        <w:t xml:space="preserve">The minimum Fire Weather Index under which prescribed fires will be put on the landscape.  </w:t>
+      </w:r>
+      <w:proofErr w:type="gramStart"/>
+      <w:r>
+        <w:t>Typically</w:t>
+      </w:r>
+      <w:proofErr w:type="gramEnd"/>
+      <w:r>
+        <w:t xml:space="preserve"> prescribed fires will </w:t>
       </w:r>
       <w:r>
         <w:rPr>
@@ -13715,22 +14401,35 @@
         <w:pStyle w:val="Heading2"/>
         <w:spacing w:after="120"/>
       </w:pPr>
-      <w:bookmarkStart w:id="72" w:name="EcoTable"/>
-      <w:bookmarkStart w:id="73" w:name="_Toc209097682"/>
+      <w:bookmarkStart w:id="73" w:name="EcoTable"/>
       <w:bookmarkStart w:id="74" w:name="_Toc136162638"/>
+      <w:bookmarkStart w:id="75" w:name="_Toc225507520"/>
       <w:bookmarkEnd w:id="47"/>
-      <w:bookmarkEnd w:id="72"/>
-      <w:r>
-        <w:t>MaximumRxTemperture (Optional)</w:t>
-      </w:r>
       <w:bookmarkEnd w:id="73"/>
+      <w:proofErr w:type="spellStart"/>
+      <w:r>
+        <w:t>MaximumRxTemperture</w:t>
+      </w:r>
+      <w:proofErr w:type="spellEnd"/>
+      <w:r>
+        <w:t xml:space="preserve"> (Optional)</w:t>
+      </w:r>
+      <w:bookmarkEnd w:id="75"/>
     </w:p>
     <w:p>
       <w:pPr>
         <w:pStyle w:val="textbody"/>
       </w:pPr>
       <w:r>
-        <w:t>The maximum temperature (Celsius) under which prescribed fires will occur.</w:t>
+        <w:t xml:space="preserve">The maximum temperature (Celsius) under which prescribed fires </w:t>
+      </w:r>
+      <w:proofErr w:type="gramStart"/>
+      <w:r>
+        <w:t>will occur</w:t>
+      </w:r>
+      <w:proofErr w:type="gramEnd"/>
+      <w:r>
+        <w:t>.</w:t>
       </w:r>
     </w:p>
     <w:p>
@@ -13738,11 +14437,16 @@
         <w:pStyle w:val="Heading2"/>
         <w:spacing w:after="120"/>
       </w:pPr>
-      <w:bookmarkStart w:id="75" w:name="_Toc209097683"/>
-      <w:r>
-        <w:t>MinimumRxRelativeHumidity (Optional)</w:t>
-      </w:r>
-      <w:bookmarkEnd w:id="75"/>
+      <w:bookmarkStart w:id="76" w:name="_Toc225507521"/>
+      <w:proofErr w:type="spellStart"/>
+      <w:r>
+        <w:t>MinimumRxRelativeHumidity</w:t>
+      </w:r>
+      <w:proofErr w:type="spellEnd"/>
+      <w:r>
+        <w:t xml:space="preserve"> (Optional)</w:t>
+      </w:r>
+      <w:bookmarkEnd w:id="76"/>
     </w:p>
     <w:p>
       <w:pPr>
@@ -13757,7 +14461,8 @@
         <w:pStyle w:val="Heading2"/>
         <w:spacing w:after="120"/>
       </w:pPr>
-      <w:bookmarkStart w:id="76" w:name="_Toc209097684"/>
+      <w:bookmarkStart w:id="77" w:name="_Toc225507522"/>
+      <w:proofErr w:type="spellStart"/>
       <w:r>
         <w:t>MaximumRXFireInte</w:t>
       </w:r>
@@ -13767,7 +14472,8 @@
       <w:r>
         <w:t>ity</w:t>
       </w:r>
-      <w:bookmarkEnd w:id="76"/>
+      <w:bookmarkEnd w:id="77"/>
+      <w:proofErr w:type="spellEnd"/>
     </w:p>
     <w:p>
       <w:pPr>
@@ -13799,8 +14505,13 @@
         </w:rPr>
         <w:t>Note</w:t>
       </w:r>
-      <w:r>
-        <w:t>:  Although the meaning has changed to fire severity, the keyword remains the same.</w:t>
+      <w:proofErr w:type="gramStart"/>
+      <w:r>
+        <w:t>:  Although</w:t>
+      </w:r>
+      <w:proofErr w:type="gramEnd"/>
+      <w:r>
+        <w:t xml:space="preserve"> the meaning has changed to fire severity, the keyword remains the same.</w:t>
       </w:r>
     </w:p>
     <w:p>
@@ -13808,11 +14519,13 @@
         <w:pStyle w:val="Heading2"/>
         <w:spacing w:after="120"/>
       </w:pPr>
-      <w:bookmarkStart w:id="77" w:name="_Toc209097685"/>
+      <w:bookmarkStart w:id="78" w:name="_Toc225507523"/>
+      <w:proofErr w:type="spellStart"/>
       <w:r>
         <w:t>NumberRxAnnualFires</w:t>
       </w:r>
-      <w:bookmarkEnd w:id="77"/>
+      <w:bookmarkEnd w:id="78"/>
+      <w:proofErr w:type="spellEnd"/>
     </w:p>
     <w:p>
       <w:pPr>
@@ -13827,11 +14540,13 @@
         <w:pStyle w:val="Heading2"/>
         <w:spacing w:after="120"/>
       </w:pPr>
-      <w:bookmarkStart w:id="78" w:name="_Toc209097686"/>
+      <w:bookmarkStart w:id="79" w:name="_Toc225507524"/>
+      <w:proofErr w:type="spellStart"/>
       <w:r>
         <w:t>NumberRxDailyFires</w:t>
       </w:r>
-      <w:bookmarkEnd w:id="78"/>
+      <w:bookmarkEnd w:id="79"/>
+      <w:proofErr w:type="spellEnd"/>
     </w:p>
     <w:p>
       <w:pPr>
@@ -13846,19 +14561,29 @@
         <w:pStyle w:val="Heading2"/>
         <w:spacing w:after="120"/>
       </w:pPr>
-      <w:bookmarkStart w:id="79" w:name="_Toc209097687"/>
+      <w:bookmarkStart w:id="80" w:name="_Toc225507525"/>
+      <w:proofErr w:type="spellStart"/>
       <w:r>
         <w:lastRenderedPageBreak/>
         <w:t>FirstDayRxFires</w:t>
       </w:r>
-      <w:bookmarkEnd w:id="79"/>
+      <w:bookmarkEnd w:id="80"/>
+      <w:proofErr w:type="spellEnd"/>
     </w:p>
     <w:p>
       <w:pPr>
         <w:pStyle w:val="textbody"/>
       </w:pPr>
       <w:r>
-        <w:t>The first Julian day in which a prescribed fire can begin.  This is important if fall burning is preferred over spring burning.</w:t>
+        <w:t xml:space="preserve">The first Julian day </w:t>
+      </w:r>
+      <w:proofErr w:type="gramStart"/>
+      <w:r>
+        <w:t>in</w:t>
+      </w:r>
+      <w:proofErr w:type="gramEnd"/>
+      <w:r>
+        <w:t xml:space="preserve"> which a prescribed fire can begin.  This is important if fall burning is preferred over spring burning.</w:t>
       </w:r>
     </w:p>
     <w:p>
@@ -13866,18 +14591,28 @@
         <w:pStyle w:val="Heading2"/>
         <w:spacing w:after="120"/>
       </w:pPr>
-      <w:bookmarkStart w:id="80" w:name="_Toc209097688"/>
+      <w:bookmarkStart w:id="81" w:name="_Toc225507526"/>
+      <w:proofErr w:type="spellStart"/>
       <w:r>
         <w:t>LastDayRxFires</w:t>
       </w:r>
-      <w:bookmarkEnd w:id="80"/>
+      <w:bookmarkEnd w:id="81"/>
+      <w:proofErr w:type="spellEnd"/>
     </w:p>
     <w:p>
       <w:pPr>
         <w:pStyle w:val="textbody"/>
       </w:pPr>
       <w:r>
-        <w:t xml:space="preserve">The last Julian day in which a prescribed fire can begin.  </w:t>
+        <w:t xml:space="preserve">The last Julian day </w:t>
+      </w:r>
+      <w:proofErr w:type="gramStart"/>
+      <w:r>
+        <w:t>in</w:t>
+      </w:r>
+      <w:proofErr w:type="gramEnd"/>
+      <w:r>
+        <w:t xml:space="preserve"> which a prescribed fire can begin.  </w:t>
       </w:r>
     </w:p>
     <w:p>
@@ -13885,18 +14620,28 @@
         <w:pStyle w:val="Heading2"/>
         <w:spacing w:after="120"/>
       </w:pPr>
-      <w:bookmarkStart w:id="81" w:name="_Toc209097689"/>
+      <w:bookmarkStart w:id="82" w:name="_Toc225507527"/>
+      <w:proofErr w:type="spellStart"/>
       <w:r>
         <w:t>TargetRxSize</w:t>
       </w:r>
-      <w:bookmarkEnd w:id="81"/>
+      <w:bookmarkEnd w:id="82"/>
+      <w:proofErr w:type="spellEnd"/>
     </w:p>
     <w:p>
       <w:pPr>
         <w:pStyle w:val="textbody"/>
       </w:pPr>
       <w:r>
-        <w:t>The maximum size for a prescribed fire in hectares.</w:t>
+        <w:t xml:space="preserve">The maximum size for a prescribed fire </w:t>
+      </w:r>
+      <w:proofErr w:type="gramStart"/>
+      <w:r>
+        <w:t>in</w:t>
+      </w:r>
+      <w:proofErr w:type="gramEnd"/>
+      <w:r>
+        <w:t xml:space="preserve"> hectares.</w:t>
       </w:r>
     </w:p>
     <w:p>
@@ -13904,11 +14649,16 @@
         <w:pStyle w:val="Heading2"/>
         <w:spacing w:after="120"/>
       </w:pPr>
-      <w:bookmarkStart w:id="82" w:name="_Toc209097690"/>
-      <w:r>
-        <w:t>RxZonesMap (Optional)</w:t>
-      </w:r>
-      <w:bookmarkEnd w:id="82"/>
+      <w:bookmarkStart w:id="83" w:name="_Toc225507528"/>
+      <w:proofErr w:type="spellStart"/>
+      <w:r>
+        <w:t>RxZonesMap</w:t>
+      </w:r>
+      <w:proofErr w:type="spellEnd"/>
+      <w:r>
+        <w:t xml:space="preserve"> (Optional)</w:t>
+      </w:r>
+      <w:bookmarkEnd w:id="83"/>
     </w:p>
     <w:p>
       <w:pPr>
@@ -13926,12 +14676,14 @@
       <w:r>
         <w:t xml:space="preserve"> creates stands for prescribed fires. A prescribed fire will burn only within the zone (stand) within which it starts.  It will NOT burn into other zones.  The size remains limited by </w:t>
       </w:r>
+      <w:proofErr w:type="spellStart"/>
       <w:r>
         <w:rPr>
           <w:b/>
         </w:rPr>
         <w:t>TargetRxSize</w:t>
       </w:r>
+      <w:proofErr w:type="spellEnd"/>
       <w:r>
         <w:t>.</w:t>
       </w:r>
@@ -13949,11 +14701,11 @@
         <w:pStyle w:val="Heading2"/>
         <w:spacing w:after="120"/>
       </w:pPr>
-      <w:bookmarkStart w:id="83" w:name="_Toc209097691"/>
+      <w:bookmarkStart w:id="84" w:name="_Toc225507529"/>
       <w:r>
         <w:t>MaximumSpreadAreaB0</w:t>
       </w:r>
-      <w:bookmarkEnd w:id="83"/>
+      <w:bookmarkEnd w:id="84"/>
     </w:p>
     <w:p>
       <w:pPr>
@@ -13963,7 +14715,15 @@
         <w:t xml:space="preserve">The B0 </w:t>
       </w:r>
       <w:r>
-        <w:t xml:space="preserve">(intercept) </w:t>
+        <w:t>(</w:t>
+      </w:r>
+      <w:proofErr w:type="gramStart"/>
+      <w:r>
+        <w:t>intercept</w:t>
+      </w:r>
+      <w:proofErr w:type="gramEnd"/>
+      <w:r>
+        <w:t xml:space="preserve">) </w:t>
       </w:r>
       <w:r>
         <w:t xml:space="preserve">parameter from equation 4 (Scheller et al. </w:t>
@@ -14041,11 +14801,11 @@
         <w:pStyle w:val="Heading2"/>
         <w:spacing w:after="120"/>
       </w:pPr>
-      <w:bookmarkStart w:id="84" w:name="_Toc209097692"/>
+      <w:bookmarkStart w:id="85" w:name="_Toc225507530"/>
       <w:r>
         <w:t>MaximumSpreadAreaB1</w:t>
       </w:r>
-      <w:bookmarkEnd w:id="84"/>
+      <w:bookmarkEnd w:id="85"/>
     </w:p>
     <w:p>
       <w:pPr>
@@ -14072,11 +14832,11 @@
         <w:pStyle w:val="Heading2"/>
         <w:spacing w:after="120"/>
       </w:pPr>
-      <w:bookmarkStart w:id="85" w:name="_Toc209097693"/>
+      <w:bookmarkStart w:id="86" w:name="_Toc225507531"/>
       <w:r>
         <w:t>MaximumSpreadAreaB2</w:t>
       </w:r>
-      <w:bookmarkEnd w:id="85"/>
+      <w:bookmarkEnd w:id="86"/>
     </w:p>
     <w:p>
       <w:pPr>
@@ -14103,7 +14863,15 @@
         <w:pStyle w:val="textbody"/>
       </w:pPr>
       <w:r>
-        <w:t xml:space="preserve">Note:  The climate library converts all wind speed units into </w:t>
+        <w:t>Note</w:t>
+      </w:r>
+      <w:proofErr w:type="gramStart"/>
+      <w:r>
+        <w:t>:  The</w:t>
+      </w:r>
+      <w:proofErr w:type="gramEnd"/>
+      <w:r>
+        <w:t xml:space="preserve"> climate library converts all wind speed units into </w:t>
       </w:r>
       <w:r>
         <w:rPr>
@@ -14120,11 +14888,11 @@
         <w:pStyle w:val="Heading2"/>
         <w:spacing w:after="120"/>
       </w:pPr>
-      <w:bookmarkStart w:id="86" w:name="_Toc209097694"/>
+      <w:bookmarkStart w:id="87" w:name="_Toc225507532"/>
       <w:r>
         <w:t>SpreadProbabilityB0</w:t>
       </w:r>
-      <w:bookmarkEnd w:id="86"/>
+      <w:bookmarkEnd w:id="87"/>
     </w:p>
     <w:p>
       <w:pPr>
@@ -14195,12 +14963,12 @@
         <w:pStyle w:val="Heading2"/>
         <w:spacing w:after="120"/>
       </w:pPr>
-      <w:bookmarkStart w:id="87" w:name="_Toc209097695"/>
+      <w:bookmarkStart w:id="88" w:name="_Toc225507533"/>
       <w:r>
         <w:lastRenderedPageBreak/>
         <w:t>SpreadProbabilityB1</w:t>
       </w:r>
-      <w:bookmarkEnd w:id="87"/>
+      <w:bookmarkEnd w:id="88"/>
     </w:p>
     <w:p>
       <w:pPr>
@@ -14233,11 +15001,11 @@
         <w:pStyle w:val="Heading2"/>
         <w:spacing w:after="120"/>
       </w:pPr>
-      <w:bookmarkStart w:id="88" w:name="_Toc209097696"/>
+      <w:bookmarkStart w:id="89" w:name="_Toc225507534"/>
       <w:r>
         <w:t>SpreadProbabilityB2</w:t>
       </w:r>
-      <w:bookmarkEnd w:id="88"/>
+      <w:bookmarkEnd w:id="89"/>
     </w:p>
     <w:p>
       <w:pPr>
@@ -14276,11 +15044,11 @@
         <w:pStyle w:val="Heading2"/>
         <w:spacing w:after="120"/>
       </w:pPr>
-      <w:bookmarkStart w:id="89" w:name="_Toc209097697"/>
+      <w:bookmarkStart w:id="90" w:name="_Toc225507535"/>
       <w:r>
         <w:t>SpreadProbabilityB3</w:t>
       </w:r>
-      <w:bookmarkEnd w:id="89"/>
+      <w:bookmarkEnd w:id="90"/>
     </w:p>
     <w:p>
       <w:pPr>
@@ -14313,7 +15081,15 @@
         <w:pStyle w:val="textbody"/>
       </w:pPr>
       <w:r>
-        <w:t xml:space="preserve">Note:  The climate library converts all wind speed units into </w:t>
+        <w:t>Note</w:t>
+      </w:r>
+      <w:proofErr w:type="gramStart"/>
+      <w:r>
+        <w:t>:  The</w:t>
+      </w:r>
+      <w:proofErr w:type="gramEnd"/>
+      <w:r>
+        <w:t xml:space="preserve"> climate library converts all wind speed units into </w:t>
       </w:r>
       <w:r>
         <w:rPr>
@@ -14330,11 +15106,11 @@
         <w:pStyle w:val="Heading2"/>
         <w:spacing w:after="120"/>
       </w:pPr>
-      <w:bookmarkStart w:id="90" w:name="_Toc209097698"/>
+      <w:bookmarkStart w:id="91" w:name="_Toc225507536"/>
       <w:r>
         <w:t>SiteMortalityB0</w:t>
       </w:r>
-      <w:bookmarkEnd w:id="90"/>
+      <w:bookmarkEnd w:id="91"/>
     </w:p>
     <w:p>
       <w:pPr>
@@ -14348,11 +15124,11 @@
       <w:pPr>
         <w:pStyle w:val="Heading2"/>
       </w:pPr>
-      <w:bookmarkStart w:id="91" w:name="_Toc209097699"/>
+      <w:bookmarkStart w:id="92" w:name="_Toc225507537"/>
       <w:r>
         <w:t>SiteMortalityB1</w:t>
       </w:r>
-      <w:bookmarkEnd w:id="91"/>
+      <w:bookmarkEnd w:id="92"/>
     </w:p>
     <w:p>
       <w:pPr>
@@ -14366,11 +15142,11 @@
       <w:pPr>
         <w:pStyle w:val="Heading2"/>
       </w:pPr>
-      <w:bookmarkStart w:id="92" w:name="_Toc209097700"/>
+      <w:bookmarkStart w:id="93" w:name="_Toc225507538"/>
       <w:r>
         <w:t>SiteMortalityB2</w:t>
       </w:r>
-      <w:bookmarkEnd w:id="92"/>
+      <w:bookmarkEnd w:id="93"/>
     </w:p>
     <w:p>
       <w:pPr>
@@ -14384,11 +15160,11 @@
       <w:pPr>
         <w:pStyle w:val="Heading2"/>
       </w:pPr>
-      <w:bookmarkStart w:id="93" w:name="_Toc209097701"/>
+      <w:bookmarkStart w:id="94" w:name="_Toc225507539"/>
       <w:r>
         <w:t>SiteMortalityB3</w:t>
       </w:r>
-      <w:bookmarkEnd w:id="93"/>
+      <w:bookmarkEnd w:id="94"/>
     </w:p>
     <w:p>
       <w:pPr>
@@ -14403,7 +15179,15 @@
         <w:pStyle w:val="textbody"/>
       </w:pPr>
       <w:r>
-        <w:t xml:space="preserve">Note:  The climate library converts all wind speed units into </w:t>
+        <w:t>Note</w:t>
+      </w:r>
+      <w:proofErr w:type="gramStart"/>
+      <w:r>
+        <w:t>:  The</w:t>
+      </w:r>
+      <w:proofErr w:type="gramEnd"/>
+      <w:r>
+        <w:t xml:space="preserve"> climate library converts all wind speed units into </w:t>
       </w:r>
       <w:r>
         <w:rPr>
@@ -14419,11 +15203,11 @@
       <w:pPr>
         <w:pStyle w:val="Heading2"/>
       </w:pPr>
-      <w:bookmarkStart w:id="94" w:name="_Toc209097702"/>
+      <w:bookmarkStart w:id="95" w:name="_Toc225507540"/>
       <w:r>
         <w:t>SiteMortalityB4</w:t>
       </w:r>
-      <w:bookmarkEnd w:id="94"/>
+      <w:bookmarkEnd w:id="95"/>
     </w:p>
     <w:p>
       <w:pPr>
@@ -14437,12 +15221,12 @@
       <w:pPr>
         <w:pStyle w:val="Heading2"/>
       </w:pPr>
-      <w:bookmarkStart w:id="95" w:name="_Toc209097703"/>
+      <w:bookmarkStart w:id="96" w:name="_Toc225507541"/>
       <w:r>
         <w:lastRenderedPageBreak/>
         <w:t>SiteMortalityB5</w:t>
       </w:r>
-      <w:bookmarkEnd w:id="95"/>
+      <w:bookmarkEnd w:id="96"/>
     </w:p>
     <w:p>
       <w:pPr>
@@ -14462,11 +15246,11 @@
       <w:pPr>
         <w:pStyle w:val="Heading2"/>
       </w:pPr>
-      <w:bookmarkStart w:id="96" w:name="_Toc209097704"/>
+      <w:bookmarkStart w:id="97" w:name="_Toc225507542"/>
       <w:r>
         <w:t>SiteMortalityB6</w:t>
       </w:r>
-      <w:bookmarkEnd w:id="96"/>
+      <w:bookmarkEnd w:id="97"/>
     </w:p>
     <w:p>
       <w:pPr>
@@ -14480,11 +15264,11 @@
       <w:pPr>
         <w:pStyle w:val="Heading2"/>
       </w:pPr>
-      <w:bookmarkStart w:id="97" w:name="_Toc209097705"/>
+      <w:bookmarkStart w:id="98" w:name="_Toc225507543"/>
       <w:r>
         <w:t>CohortMortalityB0</w:t>
       </w:r>
-      <w:bookmarkEnd w:id="97"/>
+      <w:bookmarkEnd w:id="98"/>
     </w:p>
     <w:p>
       <w:pPr>
@@ -14498,11 +15282,11 @@
       <w:pPr>
         <w:pStyle w:val="Heading2"/>
       </w:pPr>
-      <w:bookmarkStart w:id="98" w:name="_Toc209097706"/>
+      <w:bookmarkStart w:id="99" w:name="_Toc225507544"/>
       <w:r>
         <w:t>CohortMortalityB1</w:t>
       </w:r>
-      <w:bookmarkEnd w:id="98"/>
+      <w:bookmarkEnd w:id="99"/>
     </w:p>
     <w:p>
       <w:pPr>
@@ -14516,11 +15300,11 @@
       <w:pPr>
         <w:pStyle w:val="Heading2"/>
       </w:pPr>
-      <w:bookmarkStart w:id="99" w:name="_Toc209097707"/>
+      <w:bookmarkStart w:id="100" w:name="_Toc225507545"/>
       <w:r>
         <w:t>CohortMortalityB2</w:t>
       </w:r>
-      <w:bookmarkEnd w:id="99"/>
+      <w:bookmarkEnd w:id="100"/>
     </w:p>
     <w:p>
       <w:pPr>
@@ -14539,12 +15323,14 @@
         </w:numPr>
         <w:spacing w:after="120"/>
       </w:pPr>
-      <w:bookmarkStart w:id="100" w:name="_Toc209097708"/>
       <w:bookmarkStart w:id="101" w:name="_Toc48384081"/>
+      <w:bookmarkStart w:id="102" w:name="_Toc225507546"/>
+      <w:proofErr w:type="spellStart"/>
       <w:r>
         <w:t>LadderFuelMaxAge</w:t>
       </w:r>
-      <w:bookmarkEnd w:id="100"/>
+      <w:bookmarkEnd w:id="102"/>
+      <w:proofErr w:type="spellEnd"/>
     </w:p>
     <w:p>
       <w:pPr>
@@ -14553,21 +15339,25 @@
       <w:r>
         <w:t xml:space="preserve">May determine site-level mortality. The maximum age at which a cohort is still considered a ladder fuel, i.e., the cohort is a ladder fuel until reaching this age.  The biomass of all cohorts ≥ </w:t>
       </w:r>
+      <w:proofErr w:type="spellStart"/>
       <w:r>
         <w:rPr>
           <w:rFonts w:ascii="Courier New" w:hAnsi="Courier New" w:cs="Courier New"/>
         </w:rPr>
         <w:t>LadderFuelMaxAge</w:t>
       </w:r>
+      <w:proofErr w:type="spellEnd"/>
       <w:r>
         <w:t xml:space="preserve"> listed in </w:t>
       </w:r>
+      <w:proofErr w:type="spellStart"/>
       <w:r>
         <w:rPr>
           <w:rFonts w:ascii="Courier New" w:hAnsi="Courier New" w:cs="Courier New"/>
         </w:rPr>
         <w:t>LadderFuelSpeciesList</w:t>
       </w:r>
+      <w:proofErr w:type="spellEnd"/>
       <w:r>
         <w:t xml:space="preserve"> are summed.</w:t>
       </w:r>
@@ -14581,19 +15371,29 @@
         </w:numPr>
         <w:spacing w:after="120"/>
       </w:pPr>
-      <w:bookmarkStart w:id="102" w:name="_Toc209097709"/>
+      <w:bookmarkStart w:id="103" w:name="_Toc225507547"/>
+      <w:proofErr w:type="spellStart"/>
       <w:r>
         <w:t>LadderFuelSpeciesList</w:t>
       </w:r>
       <w:bookmarkEnd w:id="101"/>
-      <w:bookmarkEnd w:id="102"/>
+      <w:bookmarkEnd w:id="103"/>
+      <w:proofErr w:type="spellEnd"/>
     </w:p>
     <w:p>
       <w:pPr>
         <w:pStyle w:val="textbody"/>
       </w:pPr>
       <w:r>
-        <w:t>A list of species codes for species that are considered ladder fuels.  Conifers are typically considered ladder fuels but rhododendrons and other shrubs may also act as ladder fuels.</w:t>
+        <w:t xml:space="preserve">A list of species codes for species that are considered ladder fuels.  Conifers are typically considered ladder </w:t>
+      </w:r>
+      <w:proofErr w:type="gramStart"/>
+      <w:r>
+        <w:t>fuels</w:t>
+      </w:r>
+      <w:proofErr w:type="gramEnd"/>
+      <w:r>
+        <w:t xml:space="preserve"> but rhododendrons and other shrubs may also act as ladder fuels.</w:t>
       </w:r>
     </w:p>
     <w:p>
@@ -14601,11 +15401,13 @@
         <w:pStyle w:val="Heading2"/>
         <w:spacing w:after="120"/>
       </w:pPr>
-      <w:bookmarkStart w:id="103" w:name="_Toc209097710"/>
+      <w:bookmarkStart w:id="104" w:name="_Toc225507548"/>
+      <w:proofErr w:type="spellStart"/>
       <w:r>
         <w:t>SuppressionMaxWindSpeed</w:t>
       </w:r>
-      <w:bookmarkEnd w:id="103"/>
+      <w:bookmarkEnd w:id="104"/>
+      <w:proofErr w:type="spellEnd"/>
     </w:p>
     <w:p>
       <w:pPr>
@@ -14632,7 +15434,8 @@
         <w:pStyle w:val="Heading2"/>
         <w:spacing w:after="120"/>
       </w:pPr>
-      <w:bookmarkStart w:id="104" w:name="_Toc209097711"/>
+      <w:bookmarkStart w:id="105" w:name="_Toc225507549"/>
+      <w:proofErr w:type="spellStart"/>
       <w:r>
         <w:lastRenderedPageBreak/>
         <w:t>Suppression</w:t>
@@ -14640,7 +15443,8 @@
       <w:r>
         <w:t>_CSV_File</w:t>
       </w:r>
-      <w:bookmarkEnd w:id="104"/>
+      <w:bookmarkEnd w:id="105"/>
+      <w:proofErr w:type="spellEnd"/>
     </w:p>
     <w:p>
       <w:pPr>
@@ -14654,16 +15458,36 @@
       <w:pPr>
         <w:pStyle w:val="textbody"/>
       </w:pPr>
-      <w:r>
-        <w:t>IgnitionType:  Accidental, Lightning, or Rx (text input)</w:t>
+      <w:proofErr w:type="spellStart"/>
+      <w:r>
+        <w:t>IgnitionType</w:t>
+      </w:r>
+      <w:proofErr w:type="spellEnd"/>
+      <w:proofErr w:type="gramStart"/>
+      <w:r>
+        <w:t>:  Accidental</w:t>
+      </w:r>
+      <w:proofErr w:type="gramEnd"/>
+      <w:r>
+        <w:t>, Lightning, or Rx (text input)</w:t>
       </w:r>
     </w:p>
     <w:p>
       <w:pPr>
         <w:pStyle w:val="textbody"/>
       </w:pPr>
-      <w:r>
-        <w:t>Mapcode:  The map code in the corresponding suppression map (integer)</w:t>
+      <w:proofErr w:type="spellStart"/>
+      <w:r>
+        <w:t>Mapcode</w:t>
+      </w:r>
+      <w:proofErr w:type="spellEnd"/>
+      <w:proofErr w:type="gramStart"/>
+      <w:r>
+        <w:t>:  The</w:t>
+      </w:r>
+      <w:proofErr w:type="gramEnd"/>
+      <w:r>
+        <w:t xml:space="preserve"> map code in the corresponding suppression map (integer)</w:t>
       </w:r>
     </w:p>
     <w:p>
@@ -14671,7 +15495,15 @@
         <w:pStyle w:val="textbody"/>
       </w:pPr>
       <w:r>
-        <w:t>Suppress_Category_0:  The  suppression effort, given a FWI &lt; FWI_Break_1</w:t>
+        <w:t xml:space="preserve">Suppress_Category_0:  </w:t>
+      </w:r>
+      <w:proofErr w:type="gramStart"/>
+      <w:r>
+        <w:t>The  suppression</w:t>
+      </w:r>
+      <w:proofErr w:type="gramEnd"/>
+      <w:r>
+        <w:t xml:space="preserve"> effort, given a FWI &lt; FWI_Break_1</w:t>
       </w:r>
       <w:r>
         <w:t xml:space="preserve"> (integer). Suppression effort defines how much the probability of spread is reduced by suppression, e.g., 5%, 65%, 95%, and reflects the resources that would be committed to suppression under low fire risk, moderate fire risk, and high fire risk (as defined by the two FWI break points). </w:t>
@@ -14685,7 +15517,15 @@
         <w:pStyle w:val="textbody"/>
       </w:pPr>
       <w:r>
-        <w:t>FWI_Break_1:  The daily FWI that defines the highest FWI for suppression category 0 (integer)</w:t>
+        <w:t>FWI_Break_1</w:t>
+      </w:r>
+      <w:proofErr w:type="gramStart"/>
+      <w:r>
+        <w:t>:  The</w:t>
+      </w:r>
+      <w:proofErr w:type="gramEnd"/>
+      <w:r>
+        <w:t xml:space="preserve"> daily FWI that defines the highest FWI for suppression category 0 (integer)</w:t>
       </w:r>
     </w:p>
     <w:p>
@@ -14693,11 +15533,16 @@
         <w:pStyle w:val="textbody"/>
       </w:pPr>
       <w:r>
-        <w:t xml:space="preserve">Suppress_Category_1:  </w:t>
+        <w:t>Suppress_Category_1</w:t>
+      </w:r>
+      <w:proofErr w:type="gramStart"/>
+      <w:r>
+        <w:t xml:space="preserve">:  </w:t>
       </w:r>
       <w:r>
         <w:t>The</w:t>
       </w:r>
+      <w:proofErr w:type="gramEnd"/>
       <w:r>
         <w:t xml:space="preserve"> </w:t>
       </w:r>
@@ -14710,7 +15555,15 @@
         <w:pStyle w:val="textbody"/>
       </w:pPr>
       <w:r>
-        <w:t>FWI_Break_2:  The daily FWI that defines the highest FWI for suppression category 1 (integer)</w:t>
+        <w:t>FWI_Break_2</w:t>
+      </w:r>
+      <w:proofErr w:type="gramStart"/>
+      <w:r>
+        <w:t>:  The</w:t>
+      </w:r>
+      <w:proofErr w:type="gramEnd"/>
+      <w:r>
+        <w:t xml:space="preserve"> daily FWI that defines the highest FWI for suppression category 1 (integer)</w:t>
       </w:r>
     </w:p>
     <w:p>
@@ -14718,7 +15571,15 @@
         <w:pStyle w:val="textbody"/>
       </w:pPr>
       <w:r>
-        <w:t>Suppress_Category_2:  The suppression effort, given a FWI &gt; FWI_Break_2 (integer)</w:t>
+        <w:t>Suppress_Category_2</w:t>
+      </w:r>
+      <w:proofErr w:type="gramStart"/>
+      <w:r>
+        <w:t>:  The</w:t>
+      </w:r>
+      <w:proofErr w:type="gramEnd"/>
+      <w:r>
+        <w:t xml:space="preserve"> suppression effort, given a FWI &gt; FWI_Break_2 (integer)</w:t>
       </w:r>
     </w:p>
     <w:p>
@@ -14753,13 +15614,15 @@
         </w:numPr>
         <w:spacing w:after="120"/>
       </w:pPr>
-      <w:bookmarkStart w:id="105" w:name="_Toc48384084"/>
-      <w:bookmarkStart w:id="106" w:name="_Toc209097712"/>
+      <w:bookmarkStart w:id="106" w:name="_Toc48384084"/>
+      <w:bookmarkStart w:id="107" w:name="_Toc225507550"/>
+      <w:proofErr w:type="spellStart"/>
       <w:r>
         <w:t>DeadWoodTable</w:t>
       </w:r>
-      <w:bookmarkEnd w:id="105"/>
       <w:bookmarkEnd w:id="106"/>
+      <w:bookmarkEnd w:id="107"/>
+      <w:proofErr w:type="spellEnd"/>
     </w:p>
     <w:p>
       <w:pPr>
@@ -14776,12 +15639,14 @@
           <w:rFonts w:ascii="Courier New" w:hAnsi="Courier New" w:cs="Courier New"/>
         </w:rPr>
       </w:pPr>
+      <w:proofErr w:type="spellStart"/>
       <w:r>
         <w:rPr>
           <w:rFonts w:ascii="Courier New" w:hAnsi="Courier New" w:cs="Courier New"/>
         </w:rPr>
         <w:t>DeadWoodTable</w:t>
       </w:r>
+      <w:proofErr w:type="spellEnd"/>
     </w:p>
     <w:p>
       <w:pPr>
@@ -14790,12 +15655,14 @@
           <w:rFonts w:ascii="Courier New" w:hAnsi="Courier New" w:cs="Courier New"/>
         </w:rPr>
       </w:pPr>
+      <w:proofErr w:type="spellStart"/>
       <w:r>
         <w:rPr>
           <w:rFonts w:ascii="Courier New" w:hAnsi="Courier New" w:cs="Courier New"/>
         </w:rPr>
         <w:t>PinuJeff</w:t>
       </w:r>
+      <w:proofErr w:type="spellEnd"/>
       <w:r>
         <w:rPr>
           <w:rFonts w:ascii="Courier New" w:hAnsi="Courier New" w:cs="Courier New"/>
@@ -14870,6 +15737,7 @@
                 <w:szCs w:val="16"/>
               </w:rPr>
             </w:pPr>
+            <w:proofErr w:type="spellStart"/>
             <w:r>
               <w:rPr>
                 <w:sz w:val="16"/>
@@ -14891,6 +15759,7 @@
               </w:rPr>
               <w:t>nitionType</w:t>
             </w:r>
+            <w:proofErr w:type="spellEnd"/>
           </w:p>
         </w:tc>
         <w:tc>
@@ -14909,6 +15778,7 @@
                 <w:szCs w:val="16"/>
               </w:rPr>
             </w:pPr>
+            <w:proofErr w:type="spellStart"/>
             <w:r>
               <w:rPr>
                 <w:sz w:val="16"/>
@@ -14916,6 +15786,7 @@
               </w:rPr>
               <w:t>Mapcode</w:t>
             </w:r>
+            <w:proofErr w:type="spellEnd"/>
           </w:p>
         </w:tc>
         <w:tc>
@@ -16671,17 +17542,17 @@
         <w:pStyle w:val="Heading1"/>
         <w:spacing w:after="120"/>
       </w:pPr>
-      <w:bookmarkStart w:id="107" w:name="_Toc102232960"/>
-      <w:bookmarkStart w:id="108" w:name="_Toc136162695"/>
-      <w:bookmarkStart w:id="109" w:name="_Toc209097713"/>
+      <w:bookmarkStart w:id="108" w:name="_Toc102232960"/>
+      <w:bookmarkStart w:id="109" w:name="_Toc136162695"/>
+      <w:bookmarkStart w:id="110" w:name="_Toc225507551"/>
       <w:bookmarkEnd w:id="74"/>
       <w:r>
         <w:lastRenderedPageBreak/>
         <w:t>Output Files</w:t>
       </w:r>
-      <w:bookmarkEnd w:id="107"/>
       <w:bookmarkEnd w:id="108"/>
       <w:bookmarkEnd w:id="109"/>
+      <w:bookmarkEnd w:id="110"/>
     </w:p>
     <w:p>
       <w:r>
@@ -16714,28 +17585,52 @@
         <w:pStyle w:val="Heading2"/>
         <w:spacing w:after="120"/>
       </w:pPr>
-      <w:bookmarkStart w:id="110" w:name="_Toc209097714"/>
       <w:bookmarkStart w:id="111" w:name="_Toc102232961"/>
       <w:bookmarkStart w:id="112" w:name="_Ref133900246"/>
       <w:bookmarkStart w:id="113" w:name="_Toc136162696"/>
       <w:bookmarkStart w:id="114" w:name="_Ref272935798"/>
+      <w:bookmarkStart w:id="115" w:name="_Toc225507552"/>
       <w:r>
         <w:t>Day of Fire Map</w:t>
       </w:r>
       <w:r>
         <w:t>s</w:t>
       </w:r>
-      <w:bookmarkEnd w:id="110"/>
+      <w:bookmarkEnd w:id="115"/>
     </w:p>
     <w:p>
       <w:pPr>
         <w:pStyle w:val="textbody"/>
       </w:pPr>
       <w:r>
-        <w:t>The map of ‘fire days’ tracks on which day of the year a cell burned. Map values equal Julian day of time step.</w:t>
-      </w:r>
-      <w:r>
-        <w:t xml:space="preserve">  Note:  map values = 0 indicates an inactive site; 1 = active but unburned; &gt; 1 = Day-of-year for the fire + 1.</w:t>
+        <w:t xml:space="preserve">The map of ‘fire </w:t>
+      </w:r>
+      <w:proofErr w:type="gramStart"/>
+      <w:r>
+        <w:t>days’</w:t>
+      </w:r>
+      <w:proofErr w:type="gramEnd"/>
+      <w:r>
+        <w:t xml:space="preserve"> tracks on which day of the year a cell </w:t>
+      </w:r>
+      <w:proofErr w:type="gramStart"/>
+      <w:r>
+        <w:t>burned</w:t>
+      </w:r>
+      <w:proofErr w:type="gramEnd"/>
+      <w:r>
+        <w:t>. Map values equal Julian day of time step.</w:t>
+      </w:r>
+      <w:r>
+        <w:t xml:space="preserve">  Note</w:t>
+      </w:r>
+      <w:proofErr w:type="gramStart"/>
+      <w:r>
+        <w:t>:  map</w:t>
+      </w:r>
+      <w:proofErr w:type="gramEnd"/>
+      <w:r>
+        <w:t xml:space="preserve"> values = 0 indicates an inactive site; 1 = active but unburned; &gt; 1 = Day-of-year for the fire + 1.</w:t>
       </w:r>
     </w:p>
     <w:p>
@@ -16743,7 +17638,7 @@
         <w:pStyle w:val="Heading2"/>
         <w:spacing w:after="120"/>
       </w:pPr>
-      <w:bookmarkStart w:id="115" w:name="_Toc209097715"/>
+      <w:bookmarkStart w:id="116" w:name="_Toc225507553"/>
       <w:r>
         <w:t xml:space="preserve">Fire </w:t>
       </w:r>
@@ -16760,7 +17655,7 @@
       </w:r>
       <w:bookmarkEnd w:id="113"/>
       <w:bookmarkEnd w:id="114"/>
-      <w:bookmarkEnd w:id="115"/>
+      <w:bookmarkEnd w:id="116"/>
     </w:p>
     <w:p>
       <w:pPr>
@@ -16787,8 +17682,13 @@
       <w:r>
         <w:t xml:space="preserve"> Map values: 0 = </w:t>
       </w:r>
-      <w:r>
-        <w:t>Non-active; 1=</w:t>
+      <w:proofErr w:type="gramStart"/>
+      <w:r>
+        <w:t>Non-active</w:t>
+      </w:r>
+      <w:proofErr w:type="gramEnd"/>
+      <w:r>
+        <w:t>; 1=</w:t>
       </w:r>
       <w:r>
         <w:t>Unburned site</w:t>
@@ -16817,14 +17717,14 @@
         <w:pStyle w:val="Heading2"/>
         <w:spacing w:after="120"/>
       </w:pPr>
-      <w:bookmarkStart w:id="116" w:name="_Toc209097716"/>
       <w:bookmarkStart w:id="117" w:name="_Ref133900608"/>
       <w:bookmarkStart w:id="118" w:name="_Toc136162697"/>
       <w:bookmarkStart w:id="119" w:name="_Toc102232962"/>
+      <w:bookmarkStart w:id="120" w:name="_Toc225507554"/>
       <w:r>
         <w:t>Fire Spread Probability Maps</w:t>
       </w:r>
-      <w:bookmarkEnd w:id="116"/>
+      <w:bookmarkEnd w:id="120"/>
     </w:p>
     <w:p>
       <w:pPr>
@@ -16839,7 +17739,7 @@
         <w:pStyle w:val="Heading2"/>
         <w:spacing w:after="120"/>
       </w:pPr>
-      <w:bookmarkStart w:id="120" w:name="_Toc209097717"/>
+      <w:bookmarkStart w:id="121" w:name="_Toc225507555"/>
       <w:r>
         <w:t xml:space="preserve">Fire Ignition </w:t>
       </w:r>
@@ -16849,7 +17749,7 @@
       <w:r>
         <w:t>Maps</w:t>
       </w:r>
-      <w:bookmarkEnd w:id="120"/>
+      <w:bookmarkEnd w:id="121"/>
     </w:p>
     <w:p>
       <w:pPr>
@@ -16930,11 +17830,11 @@
         <w:pStyle w:val="Heading2"/>
         <w:spacing w:after="120"/>
       </w:pPr>
-      <w:bookmarkStart w:id="121" w:name="_Toc209097718"/>
+      <w:bookmarkStart w:id="122" w:name="_Toc225507556"/>
       <w:r>
         <w:t>Fine Fuels Maps</w:t>
       </w:r>
-      <w:bookmarkEnd w:id="121"/>
+      <w:bookmarkEnd w:id="122"/>
     </w:p>
     <w:p>
       <w:pPr>
@@ -16949,11 +17849,11 @@
         <w:pStyle w:val="Heading2"/>
         <w:spacing w:after="120"/>
       </w:pPr>
-      <w:bookmarkStart w:id="122" w:name="_Toc209097719"/>
+      <w:bookmarkStart w:id="123" w:name="_Toc225507557"/>
       <w:r>
         <w:t>Event ID Maps</w:t>
       </w:r>
-      <w:bookmarkEnd w:id="122"/>
+      <w:bookmarkEnd w:id="123"/>
     </w:p>
     <w:p>
       <w:pPr>
@@ -16968,11 +17868,11 @@
         <w:pStyle w:val="Heading2"/>
         <w:spacing w:after="120"/>
       </w:pPr>
-      <w:bookmarkStart w:id="123" w:name="_Toc209097720"/>
+      <w:bookmarkStart w:id="124" w:name="_Toc225507558"/>
       <w:r>
         <w:t>Fire Ignition Log</w:t>
       </w:r>
-      <w:bookmarkEnd w:id="123"/>
+      <w:bookmarkEnd w:id="124"/>
     </w:p>
     <w:p>
       <w:pPr>
@@ -16993,14 +17893,14 @@
         <w:pStyle w:val="Heading2"/>
         <w:spacing w:after="120"/>
       </w:pPr>
-      <w:bookmarkStart w:id="124" w:name="_Toc209097721"/>
+      <w:bookmarkStart w:id="125" w:name="_Toc225507559"/>
       <w:r>
         <w:lastRenderedPageBreak/>
         <w:t>Fire Event Log</w:t>
       </w:r>
       <w:bookmarkEnd w:id="117"/>
       <w:bookmarkEnd w:id="118"/>
-      <w:bookmarkEnd w:id="124"/>
+      <w:bookmarkEnd w:id="125"/>
     </w:p>
     <w:p>
       <w:pPr>
@@ -17264,9 +18164,9 @@
         <w:pStyle w:val="Heading2"/>
         <w:spacing w:after="120"/>
       </w:pPr>
-      <w:bookmarkStart w:id="125" w:name="_Ref133900654"/>
-      <w:bookmarkStart w:id="126" w:name="_Toc136162698"/>
-      <w:bookmarkStart w:id="127" w:name="_Toc209097722"/>
+      <w:bookmarkStart w:id="126" w:name="_Ref133900654"/>
+      <w:bookmarkStart w:id="127" w:name="_Toc136162698"/>
+      <w:bookmarkStart w:id="128" w:name="_Toc225507560"/>
       <w:r>
         <w:t xml:space="preserve">Fire </w:t>
       </w:r>
@@ -17277,9 +18177,9 @@
         <w:t xml:space="preserve"> Log</w:t>
       </w:r>
       <w:bookmarkEnd w:id="119"/>
-      <w:bookmarkEnd w:id="125"/>
       <w:bookmarkEnd w:id="126"/>
       <w:bookmarkEnd w:id="127"/>
+      <w:bookmarkEnd w:id="128"/>
     </w:p>
     <w:p>
       <w:pPr>
@@ -17382,7 +18282,15 @@
         <w:spacing w:after="0"/>
       </w:pPr>
       <w:r>
-        <w:t>number of lighting ignited fires</w:t>
+        <w:t xml:space="preserve">number of </w:t>
+      </w:r>
+      <w:proofErr w:type="gramStart"/>
+      <w:r>
+        <w:t>lighting</w:t>
+      </w:r>
+      <w:proofErr w:type="gramEnd"/>
+      <w:r>
+        <w:t xml:space="preserve"> ignited fires</w:t>
       </w:r>
     </w:p>
     <w:p>
@@ -17499,19 +18407,35 @@
         <w:pStyle w:val="Heading1"/>
         <w:spacing w:after="120"/>
       </w:pPr>
-      <w:bookmarkStart w:id="128" w:name="_Toc209097723"/>
+      <w:bookmarkStart w:id="129" w:name="_Toc225507561"/>
       <w:r>
         <w:lastRenderedPageBreak/>
         <w:t>Sample Input File</w:t>
       </w:r>
-      <w:bookmarkEnd w:id="128"/>
+      <w:bookmarkEnd w:id="129"/>
     </w:p>
     <w:p>
       <w:pPr>
         <w:pStyle w:val="textbody"/>
       </w:pPr>
       <w:r>
-        <w:t xml:space="preserve">Sample input date are available at </w:t>
+        <w:t xml:space="preserve">Sample input </w:t>
+      </w:r>
+      <w:proofErr w:type="gramStart"/>
+      <w:r>
+        <w:t>date</w:t>
+      </w:r>
+      <w:proofErr w:type="gramEnd"/>
+      <w:r>
+        <w:t xml:space="preserve"> </w:t>
+      </w:r>
+      <w:proofErr w:type="gramStart"/>
+      <w:r>
+        <w:t>are</w:t>
+      </w:r>
+      <w:proofErr w:type="gramEnd"/>
+      <w:r>
+        <w:t xml:space="preserve"> available at </w:t>
       </w:r>
     </w:p>
     <w:p>
@@ -17621,9 +18545,9 @@
       </w:rPr>
       <w:fldChar w:fldCharType="end"/>
     </w:r>
-    <w:bookmarkStart w:id="129" w:name="_Ref133898947"/>
-    <w:bookmarkStart w:id="130" w:name="_Ref75418953"/>
-    <w:bookmarkEnd w:id="129"/>
+    <w:bookmarkStart w:id="130" w:name="_Ref133898947"/>
+    <w:bookmarkStart w:id="131" w:name="_Ref75418953"/>
+    <w:bookmarkEnd w:id="130"/>
     <w:r>
       <w:rPr>
         <w:rFonts w:ascii="Arial" w:hAnsi="Arial" w:cs="Arial"/>
@@ -17631,7 +18555,7 @@
       <w:t xml:space="preserve"> -</w:t>
     </w:r>
   </w:p>
-  <w:bookmarkEnd w:id="130"/>
+  <w:bookmarkEnd w:id="131"/>
   <w:p>
     <w:pPr>
       <w:pStyle w:val="Footer"/>
@@ -17695,7 +18619,13 @@
       <w:t>v</w:t>
     </w:r>
     <w:r>
-      <w:t xml:space="preserve">4.0 </w:t>
+      <w:t>4.</w:t>
+    </w:r>
+    <w:r>
+      <w:t>1</w:t>
+    </w:r>
+    <w:r>
+      <w:t xml:space="preserve"> </w:t>
     </w:r>
     <w:r>
       <w:tab/>

--- a/docs/LANDIS-II Social-Climate-Fire v4 User Guide.docx
+++ b/docs/LANDIS-II Social-Climate-Fire v4 User Guide.docx
@@ -161,7 +161,7 @@
         <w:rPr>
           <w:noProof/>
         </w:rPr>
-        <w:t>February 1, 2026</w:t>
+        <w:t>March 27, 2026</w:t>
       </w:r>
       <w:r>
         <w:fldChar w:fldCharType="end"/>
@@ -237,7 +237,7 @@
       <w:r>
         <w:fldChar w:fldCharType="separate"/>
       </w:r>
-      <w:hyperlink w:anchor="_Toc225507466" w:history="1">
+      <w:hyperlink w:anchor="_Toc226712439" w:history="1">
         <w:r>
           <w:rPr>
             <w:rStyle w:val="Hyperlink"/>
@@ -286,7 +286,7 @@
             <w:noProof/>
             <w:webHidden/>
           </w:rPr>
-          <w:instrText xml:space="preserve"> PAGEREF _Toc225507466 \h </w:instrText>
+          <w:instrText xml:space="preserve"> PAGEREF _Toc226712439 \h </w:instrText>
         </w:r>
         <w:r>
           <w:rPr>
@@ -334,7 +334,7 @@
           <w14:ligatures w14:val="standardContextual"/>
         </w:rPr>
       </w:pPr>
-      <w:hyperlink w:anchor="_Toc225507467" w:history="1">
+      <w:hyperlink w:anchor="_Toc226712440" w:history="1">
         <w:r>
           <w:rPr>
             <w:rStyle w:val="Hyperlink"/>
@@ -380,7 +380,7 @@
             <w:noProof/>
             <w:webHidden/>
           </w:rPr>
-          <w:instrText xml:space="preserve"> PAGEREF _Toc225507467 \h </w:instrText>
+          <w:instrText xml:space="preserve"> PAGEREF _Toc226712440 \h </w:instrText>
         </w:r>
         <w:r>
           <w:rPr>
@@ -430,7 +430,7 @@
           <w14:ligatures w14:val="standardContextual"/>
         </w:rPr>
       </w:pPr>
-      <w:hyperlink w:anchor="_Toc225507468" w:history="1">
+      <w:hyperlink w:anchor="_Toc226712441" w:history="1">
         <w:r>
           <w:rPr>
             <w:rStyle w:val="Hyperlink"/>
@@ -478,7 +478,7 @@
             <w:noProof/>
             <w:webHidden/>
           </w:rPr>
-          <w:instrText xml:space="preserve"> PAGEREF _Toc225507468 \h </w:instrText>
+          <w:instrText xml:space="preserve"> PAGEREF _Toc226712441 \h </w:instrText>
         </w:r>
         <w:r>
           <w:rPr>
@@ -528,7 +528,7 @@
           <w14:ligatures w14:val="standardContextual"/>
         </w:rPr>
       </w:pPr>
-      <w:hyperlink w:anchor="_Toc225507469" w:history="1">
+      <w:hyperlink w:anchor="_Toc226712442" w:history="1">
         <w:r>
           <w:rPr>
             <w:rStyle w:val="Hyperlink"/>
@@ -576,7 +576,7 @@
             <w:noProof/>
             <w:webHidden/>
           </w:rPr>
-          <w:instrText xml:space="preserve"> PAGEREF _Toc225507469 \h </w:instrText>
+          <w:instrText xml:space="preserve"> PAGEREF _Toc226712442 \h </w:instrText>
         </w:r>
         <w:r>
           <w:rPr>
@@ -626,7 +626,7 @@
           <w14:ligatures w14:val="standardContextual"/>
         </w:rPr>
       </w:pPr>
-      <w:hyperlink w:anchor="_Toc225507470" w:history="1">
+      <w:hyperlink w:anchor="_Toc226712443" w:history="1">
         <w:r>
           <w:rPr>
             <w:rStyle w:val="Hyperlink"/>
@@ -674,7 +674,7 @@
             <w:noProof/>
             <w:webHidden/>
           </w:rPr>
-          <w:instrText xml:space="preserve"> PAGEREF _Toc225507470 \h </w:instrText>
+          <w:instrText xml:space="preserve"> PAGEREF _Toc226712443 \h </w:instrText>
         </w:r>
         <w:r>
           <w:rPr>
@@ -724,7 +724,7 @@
           <w14:ligatures w14:val="standardContextual"/>
         </w:rPr>
       </w:pPr>
-      <w:hyperlink w:anchor="_Toc225507471" w:history="1">
+      <w:hyperlink w:anchor="_Toc226712444" w:history="1">
         <w:r>
           <w:rPr>
             <w:rStyle w:val="Hyperlink"/>
@@ -772,7 +772,7 @@
             <w:noProof/>
             <w:webHidden/>
           </w:rPr>
-          <w:instrText xml:space="preserve"> PAGEREF _Toc225507471 \h </w:instrText>
+          <w:instrText xml:space="preserve"> PAGEREF _Toc226712444 \h </w:instrText>
         </w:r>
         <w:r>
           <w:rPr>
@@ -820,7 +820,7 @@
           <w14:ligatures w14:val="standardContextual"/>
         </w:rPr>
       </w:pPr>
-      <w:hyperlink w:anchor="_Toc225507472" w:history="1">
+      <w:hyperlink w:anchor="_Toc226712445" w:history="1">
         <w:r>
           <w:rPr>
             <w:rStyle w:val="Hyperlink"/>
@@ -866,7 +866,7 @@
             <w:noProof/>
             <w:webHidden/>
           </w:rPr>
-          <w:instrText xml:space="preserve"> PAGEREF _Toc225507472 \h </w:instrText>
+          <w:instrText xml:space="preserve"> PAGEREF _Toc226712445 \h </w:instrText>
         </w:r>
         <w:r>
           <w:rPr>
@@ -914,7 +914,7 @@
           <w14:ligatures w14:val="standardContextual"/>
         </w:rPr>
       </w:pPr>
-      <w:hyperlink w:anchor="_Toc225507473" w:history="1">
+      <w:hyperlink w:anchor="_Toc226712446" w:history="1">
         <w:r>
           <w:rPr>
             <w:rStyle w:val="Hyperlink"/>
@@ -960,7 +960,7 @@
             <w:noProof/>
             <w:webHidden/>
           </w:rPr>
-          <w:instrText xml:space="preserve"> PAGEREF _Toc225507473 \h </w:instrText>
+          <w:instrText xml:space="preserve"> PAGEREF _Toc226712446 \h </w:instrText>
         </w:r>
         <w:r>
           <w:rPr>
@@ -1008,7 +1008,7 @@
           <w14:ligatures w14:val="standardContextual"/>
         </w:rPr>
       </w:pPr>
-      <w:hyperlink w:anchor="_Toc225507474" w:history="1">
+      <w:hyperlink w:anchor="_Toc226712447" w:history="1">
         <w:r>
           <w:rPr>
             <w:rStyle w:val="Hyperlink"/>
@@ -1054,7 +1054,7 @@
             <w:noProof/>
             <w:webHidden/>
           </w:rPr>
-          <w:instrText xml:space="preserve"> PAGEREF _Toc225507474 \h </w:instrText>
+          <w:instrText xml:space="preserve"> PAGEREF _Toc226712447 \h </w:instrText>
         </w:r>
         <w:r>
           <w:rPr>
@@ -1104,7 +1104,7 @@
           <w14:ligatures w14:val="standardContextual"/>
         </w:rPr>
       </w:pPr>
-      <w:hyperlink w:anchor="_Toc225507475" w:history="1">
+      <w:hyperlink w:anchor="_Toc226712448" w:history="1">
         <w:r>
           <w:rPr>
             <w:rStyle w:val="Hyperlink"/>
@@ -1152,7 +1152,7 @@
             <w:noProof/>
             <w:webHidden/>
           </w:rPr>
-          <w:instrText xml:space="preserve"> PAGEREF _Toc225507475 \h </w:instrText>
+          <w:instrText xml:space="preserve"> PAGEREF _Toc226712448 \h </w:instrText>
         </w:r>
         <w:r>
           <w:rPr>
@@ -1202,7 +1202,7 @@
           <w14:ligatures w14:val="standardContextual"/>
         </w:rPr>
       </w:pPr>
-      <w:hyperlink w:anchor="_Toc225507476" w:history="1">
+      <w:hyperlink w:anchor="_Toc226712449" w:history="1">
         <w:r>
           <w:rPr>
             <w:rStyle w:val="Hyperlink"/>
@@ -1250,7 +1250,7 @@
             <w:noProof/>
             <w:webHidden/>
           </w:rPr>
-          <w:instrText xml:space="preserve"> PAGEREF _Toc225507476 \h </w:instrText>
+          <w:instrText xml:space="preserve"> PAGEREF _Toc226712449 \h </w:instrText>
         </w:r>
         <w:r>
           <w:rPr>
@@ -1300,7 +1300,7 @@
           <w14:ligatures w14:val="standardContextual"/>
         </w:rPr>
       </w:pPr>
-      <w:hyperlink w:anchor="_Toc225507477" w:history="1">
+      <w:hyperlink w:anchor="_Toc226712450" w:history="1">
         <w:r>
           <w:rPr>
             <w:rStyle w:val="Hyperlink"/>
@@ -1348,7 +1348,7 @@
             <w:noProof/>
             <w:webHidden/>
           </w:rPr>
-          <w:instrText xml:space="preserve"> PAGEREF _Toc225507477 \h </w:instrText>
+          <w:instrText xml:space="preserve"> PAGEREF _Toc226712450 \h </w:instrText>
         </w:r>
         <w:r>
           <w:rPr>
@@ -1398,7 +1398,7 @@
           <w14:ligatures w14:val="standardContextual"/>
         </w:rPr>
       </w:pPr>
-      <w:hyperlink w:anchor="_Toc225507478" w:history="1">
+      <w:hyperlink w:anchor="_Toc226712451" w:history="1">
         <w:r>
           <w:rPr>
             <w:rStyle w:val="Hyperlink"/>
@@ -1446,7 +1446,7 @@
             <w:noProof/>
             <w:webHidden/>
           </w:rPr>
-          <w:instrText xml:space="preserve"> PAGEREF _Toc225507478 \h </w:instrText>
+          <w:instrText xml:space="preserve"> PAGEREF _Toc226712451 \h </w:instrText>
         </w:r>
         <w:r>
           <w:rPr>
@@ -1496,7 +1496,7 @@
           <w14:ligatures w14:val="standardContextual"/>
         </w:rPr>
       </w:pPr>
-      <w:hyperlink w:anchor="_Toc225507479" w:history="1">
+      <w:hyperlink w:anchor="_Toc226712452" w:history="1">
         <w:r>
           <w:rPr>
             <w:rStyle w:val="Hyperlink"/>
@@ -1544,7 +1544,7 @@
             <w:noProof/>
             <w:webHidden/>
           </w:rPr>
-          <w:instrText xml:space="preserve"> PAGEREF _Toc225507479 \h </w:instrText>
+          <w:instrText xml:space="preserve"> PAGEREF _Toc226712452 \h </w:instrText>
         </w:r>
         <w:r>
           <w:rPr>
@@ -1594,7 +1594,7 @@
           <w14:ligatures w14:val="standardContextual"/>
         </w:rPr>
       </w:pPr>
-      <w:hyperlink w:anchor="_Toc225507480" w:history="1">
+      <w:hyperlink w:anchor="_Toc226712453" w:history="1">
         <w:r>
           <w:rPr>
             <w:rStyle w:val="Hyperlink"/>
@@ -1642,7 +1642,7 @@
             <w:noProof/>
             <w:webHidden/>
           </w:rPr>
-          <w:instrText xml:space="preserve"> PAGEREF _Toc225507480 \h </w:instrText>
+          <w:instrText xml:space="preserve"> PAGEREF _Toc226712453 \h </w:instrText>
         </w:r>
         <w:r>
           <w:rPr>
@@ -1692,7 +1692,7 @@
           <w14:ligatures w14:val="standardContextual"/>
         </w:rPr>
       </w:pPr>
-      <w:hyperlink w:anchor="_Toc225507481" w:history="1">
+      <w:hyperlink w:anchor="_Toc226712454" w:history="1">
         <w:r>
           <w:rPr>
             <w:rStyle w:val="Hyperlink"/>
@@ -1740,7 +1740,7 @@
             <w:noProof/>
             <w:webHidden/>
           </w:rPr>
-          <w:instrText xml:space="preserve"> PAGEREF _Toc225507481 \h </w:instrText>
+          <w:instrText xml:space="preserve"> PAGEREF _Toc226712454 \h </w:instrText>
         </w:r>
         <w:r>
           <w:rPr>
@@ -1790,7 +1790,7 @@
           <w14:ligatures w14:val="standardContextual"/>
         </w:rPr>
       </w:pPr>
-      <w:hyperlink w:anchor="_Toc225507482" w:history="1">
+      <w:hyperlink w:anchor="_Toc226712455" w:history="1">
         <w:r>
           <w:rPr>
             <w:rStyle w:val="Hyperlink"/>
@@ -1838,7 +1838,7 @@
             <w:noProof/>
             <w:webHidden/>
           </w:rPr>
-          <w:instrText xml:space="preserve"> PAGEREF _Toc225507482 \h </w:instrText>
+          <w:instrText xml:space="preserve"> PAGEREF _Toc226712455 \h </w:instrText>
         </w:r>
         <w:r>
           <w:rPr>
@@ -1888,7 +1888,7 @@
           <w14:ligatures w14:val="standardContextual"/>
         </w:rPr>
       </w:pPr>
-      <w:hyperlink w:anchor="_Toc225507483" w:history="1">
+      <w:hyperlink w:anchor="_Toc226712456" w:history="1">
         <w:r>
           <w:rPr>
             <w:rStyle w:val="Hyperlink"/>
@@ -1936,7 +1936,7 @@
             <w:noProof/>
             <w:webHidden/>
           </w:rPr>
-          <w:instrText xml:space="preserve"> PAGEREF _Toc225507483 \h </w:instrText>
+          <w:instrText xml:space="preserve"> PAGEREF _Toc226712456 \h </w:instrText>
         </w:r>
         <w:r>
           <w:rPr>
@@ -1986,7 +1986,7 @@
           <w14:ligatures w14:val="standardContextual"/>
         </w:rPr>
       </w:pPr>
-      <w:hyperlink w:anchor="_Toc225507484" w:history="1">
+      <w:hyperlink w:anchor="_Toc226712457" w:history="1">
         <w:r>
           <w:rPr>
             <w:rStyle w:val="Hyperlink"/>
@@ -2034,7 +2034,7 @@
             <w:noProof/>
             <w:webHidden/>
           </w:rPr>
-          <w:instrText xml:space="preserve"> PAGEREF _Toc225507484 \h </w:instrText>
+          <w:instrText xml:space="preserve"> PAGEREF _Toc226712457 \h </w:instrText>
         </w:r>
         <w:r>
           <w:rPr>
@@ -2084,7 +2084,7 @@
           <w14:ligatures w14:val="standardContextual"/>
         </w:rPr>
       </w:pPr>
-      <w:hyperlink w:anchor="_Toc225507485" w:history="1">
+      <w:hyperlink w:anchor="_Toc226712458" w:history="1">
         <w:r>
           <w:rPr>
             <w:rStyle w:val="Hyperlink"/>
@@ -2132,7 +2132,7 @@
             <w:noProof/>
             <w:webHidden/>
           </w:rPr>
-          <w:instrText xml:space="preserve"> PAGEREF _Toc225507485 \h </w:instrText>
+          <w:instrText xml:space="preserve"> PAGEREF _Toc226712458 \h </w:instrText>
         </w:r>
         <w:r>
           <w:rPr>
@@ -2182,7 +2182,7 @@
           <w14:ligatures w14:val="standardContextual"/>
         </w:rPr>
       </w:pPr>
-      <w:hyperlink w:anchor="_Toc225507486" w:history="1">
+      <w:hyperlink w:anchor="_Toc226712459" w:history="1">
         <w:r>
           <w:rPr>
             <w:rStyle w:val="Hyperlink"/>
@@ -2230,7 +2230,7 @@
             <w:noProof/>
             <w:webHidden/>
           </w:rPr>
-          <w:instrText xml:space="preserve"> PAGEREF _Toc225507486 \h </w:instrText>
+          <w:instrText xml:space="preserve"> PAGEREF _Toc226712459 \h </w:instrText>
         </w:r>
         <w:r>
           <w:rPr>
@@ -2278,7 +2278,7 @@
           <w14:ligatures w14:val="standardContextual"/>
         </w:rPr>
       </w:pPr>
-      <w:hyperlink w:anchor="_Toc225507487" w:history="1">
+      <w:hyperlink w:anchor="_Toc226712460" w:history="1">
         <w:r>
           <w:rPr>
             <w:rStyle w:val="Hyperlink"/>
@@ -2324,7 +2324,7 @@
             <w:noProof/>
             <w:webHidden/>
           </w:rPr>
-          <w:instrText xml:space="preserve"> PAGEREF _Toc225507487 \h </w:instrText>
+          <w:instrText xml:space="preserve"> PAGEREF _Toc226712460 \h </w:instrText>
         </w:r>
         <w:r>
           <w:rPr>
@@ -2375,7 +2375,7 @@
           <w14:ligatures w14:val="standardContextual"/>
         </w:rPr>
       </w:pPr>
-      <w:hyperlink w:anchor="_Toc225507488" w:history="1">
+      <w:hyperlink w:anchor="_Toc226712461" w:history="1">
         <w:r>
           <w:rPr>
             <w:rStyle w:val="Hyperlink"/>
@@ -2424,7 +2424,7 @@
             <w:noProof/>
             <w:webHidden/>
           </w:rPr>
-          <w:instrText xml:space="preserve"> PAGEREF _Toc225507488 \h </w:instrText>
+          <w:instrText xml:space="preserve"> PAGEREF _Toc226712461 \h </w:instrText>
         </w:r>
         <w:r>
           <w:rPr>
@@ -2472,7 +2472,7 @@
           <w14:ligatures w14:val="standardContextual"/>
         </w:rPr>
       </w:pPr>
-      <w:hyperlink w:anchor="_Toc225507489" w:history="1">
+      <w:hyperlink w:anchor="_Toc226712462" w:history="1">
         <w:r>
           <w:rPr>
             <w:rStyle w:val="Hyperlink"/>
@@ -2518,7 +2518,7 @@
             <w:noProof/>
             <w:webHidden/>
           </w:rPr>
-          <w:instrText xml:space="preserve"> PAGEREF _Toc225507489 \h </w:instrText>
+          <w:instrText xml:space="preserve"> PAGEREF _Toc226712462 \h </w:instrText>
         </w:r>
         <w:r>
           <w:rPr>
@@ -2566,7 +2566,7 @@
           <w14:ligatures w14:val="standardContextual"/>
         </w:rPr>
       </w:pPr>
-      <w:hyperlink w:anchor="_Toc225507490" w:history="1">
+      <w:hyperlink w:anchor="_Toc226712463" w:history="1">
         <w:r>
           <w:rPr>
             <w:rStyle w:val="Hyperlink"/>
@@ -2612,7 +2612,7 @@
             <w:noProof/>
             <w:webHidden/>
           </w:rPr>
-          <w:instrText xml:space="preserve"> PAGEREF _Toc225507490 \h </w:instrText>
+          <w:instrText xml:space="preserve"> PAGEREF _Toc226712463 \h </w:instrText>
         </w:r>
         <w:r>
           <w:rPr>
@@ -2660,7 +2660,7 @@
           <w14:ligatures w14:val="standardContextual"/>
         </w:rPr>
       </w:pPr>
-      <w:hyperlink w:anchor="_Toc225507491" w:history="1">
+      <w:hyperlink w:anchor="_Toc226712464" w:history="1">
         <w:r>
           <w:rPr>
             <w:rStyle w:val="Hyperlink"/>
@@ -2706,7 +2706,7 @@
             <w:noProof/>
             <w:webHidden/>
           </w:rPr>
-          <w:instrText xml:space="preserve"> PAGEREF _Toc225507491 \h </w:instrText>
+          <w:instrText xml:space="preserve"> PAGEREF _Toc226712464 \h </w:instrText>
         </w:r>
         <w:r>
           <w:rPr>
@@ -2754,7 +2754,7 @@
           <w14:ligatures w14:val="standardContextual"/>
         </w:rPr>
       </w:pPr>
-      <w:hyperlink w:anchor="_Toc225507492" w:history="1">
+      <w:hyperlink w:anchor="_Toc226712465" w:history="1">
         <w:r>
           <w:rPr>
             <w:rStyle w:val="Hyperlink"/>
@@ -2800,7 +2800,7 @@
             <w:noProof/>
             <w:webHidden/>
           </w:rPr>
-          <w:instrText xml:space="preserve"> PAGEREF _Toc225507492 \h </w:instrText>
+          <w:instrText xml:space="preserve"> PAGEREF _Toc226712465 \h </w:instrText>
         </w:r>
         <w:r>
           <w:rPr>
@@ -2848,7 +2848,7 @@
           <w14:ligatures w14:val="standardContextual"/>
         </w:rPr>
       </w:pPr>
-      <w:hyperlink w:anchor="_Toc225507493" w:history="1">
+      <w:hyperlink w:anchor="_Toc226712466" w:history="1">
         <w:r>
           <w:rPr>
             <w:rStyle w:val="Hyperlink"/>
@@ -2894,7 +2894,7 @@
             <w:noProof/>
             <w:webHidden/>
           </w:rPr>
-          <w:instrText xml:space="preserve"> PAGEREF _Toc225507493 \h </w:instrText>
+          <w:instrText xml:space="preserve"> PAGEREF _Toc226712466 \h </w:instrText>
         </w:r>
         <w:r>
           <w:rPr>
@@ -2942,7 +2942,7 @@
           <w14:ligatures w14:val="standardContextual"/>
         </w:rPr>
       </w:pPr>
-      <w:hyperlink w:anchor="_Toc225507494" w:history="1">
+      <w:hyperlink w:anchor="_Toc226712467" w:history="1">
         <w:r>
           <w:rPr>
             <w:rStyle w:val="Hyperlink"/>
@@ -2988,7 +2988,7 @@
             <w:noProof/>
             <w:webHidden/>
           </w:rPr>
-          <w:instrText xml:space="preserve"> PAGEREF _Toc225507494 \h </w:instrText>
+          <w:instrText xml:space="preserve"> PAGEREF _Toc226712467 \h </w:instrText>
         </w:r>
         <w:r>
           <w:rPr>
@@ -3036,7 +3036,7 @@
           <w14:ligatures w14:val="standardContextual"/>
         </w:rPr>
       </w:pPr>
-      <w:hyperlink w:anchor="_Toc225507495" w:history="1">
+      <w:hyperlink w:anchor="_Toc226712468" w:history="1">
         <w:r>
           <w:rPr>
             <w:rStyle w:val="Hyperlink"/>
@@ -3082,7 +3082,7 @@
             <w:noProof/>
             <w:webHidden/>
           </w:rPr>
-          <w:instrText xml:space="preserve"> PAGEREF _Toc225507495 \h </w:instrText>
+          <w:instrText xml:space="preserve"> PAGEREF _Toc226712468 \h </w:instrText>
         </w:r>
         <w:r>
           <w:rPr>
@@ -3130,7 +3130,7 @@
           <w14:ligatures w14:val="standardContextual"/>
         </w:rPr>
       </w:pPr>
-      <w:hyperlink w:anchor="_Toc225507496" w:history="1">
+      <w:hyperlink w:anchor="_Toc226712469" w:history="1">
         <w:r>
           <w:rPr>
             <w:rStyle w:val="Hyperlink"/>
@@ -3176,7 +3176,7 @@
             <w:noProof/>
             <w:webHidden/>
           </w:rPr>
-          <w:instrText xml:space="preserve"> PAGEREF _Toc225507496 \h </w:instrText>
+          <w:instrText xml:space="preserve"> PAGEREF _Toc226712469 \h </w:instrText>
         </w:r>
         <w:r>
           <w:rPr>
@@ -3224,7 +3224,7 @@
           <w14:ligatures w14:val="standardContextual"/>
         </w:rPr>
       </w:pPr>
-      <w:hyperlink w:anchor="_Toc225507497" w:history="1">
+      <w:hyperlink w:anchor="_Toc226712470" w:history="1">
         <w:r>
           <w:rPr>
             <w:rStyle w:val="Hyperlink"/>
@@ -3270,7 +3270,7 @@
             <w:noProof/>
             <w:webHidden/>
           </w:rPr>
-          <w:instrText xml:space="preserve"> PAGEREF _Toc225507497 \h </w:instrText>
+          <w:instrText xml:space="preserve"> PAGEREF _Toc226712470 \h </w:instrText>
         </w:r>
         <w:r>
           <w:rPr>
@@ -3318,7 +3318,7 @@
           <w14:ligatures w14:val="standardContextual"/>
         </w:rPr>
       </w:pPr>
-      <w:hyperlink w:anchor="_Toc225507498" w:history="1">
+      <w:hyperlink w:anchor="_Toc226712471" w:history="1">
         <w:r>
           <w:rPr>
             <w:rStyle w:val="Hyperlink"/>
@@ -3364,7 +3364,7 @@
             <w:noProof/>
             <w:webHidden/>
           </w:rPr>
-          <w:instrText xml:space="preserve"> PAGEREF _Toc225507498 \h </w:instrText>
+          <w:instrText xml:space="preserve"> PAGEREF _Toc226712471 \h </w:instrText>
         </w:r>
         <w:r>
           <w:rPr>
@@ -3412,7 +3412,7 @@
           <w14:ligatures w14:val="standardContextual"/>
         </w:rPr>
       </w:pPr>
-      <w:hyperlink w:anchor="_Toc225507499" w:history="1">
+      <w:hyperlink w:anchor="_Toc226712472" w:history="1">
         <w:r>
           <w:rPr>
             <w:rStyle w:val="Hyperlink"/>
@@ -3458,7 +3458,7 @@
             <w:noProof/>
             <w:webHidden/>
           </w:rPr>
-          <w:instrText xml:space="preserve"> PAGEREF _Toc225507499 \h </w:instrText>
+          <w:instrText xml:space="preserve"> PAGEREF _Toc226712472 \h </w:instrText>
         </w:r>
         <w:r>
           <w:rPr>
@@ -3506,7 +3506,7 @@
           <w14:ligatures w14:val="standardContextual"/>
         </w:rPr>
       </w:pPr>
-      <w:hyperlink w:anchor="_Toc225507500" w:history="1">
+      <w:hyperlink w:anchor="_Toc226712473" w:history="1">
         <w:r>
           <w:rPr>
             <w:rStyle w:val="Hyperlink"/>
@@ -3552,7 +3552,7 @@
             <w:noProof/>
             <w:webHidden/>
           </w:rPr>
-          <w:instrText xml:space="preserve"> PAGEREF _Toc225507500 \h </w:instrText>
+          <w:instrText xml:space="preserve"> PAGEREF _Toc226712473 \h </w:instrText>
         </w:r>
         <w:r>
           <w:rPr>
@@ -3600,7 +3600,7 @@
           <w14:ligatures w14:val="standardContextual"/>
         </w:rPr>
       </w:pPr>
-      <w:hyperlink w:anchor="_Toc225507501" w:history="1">
+      <w:hyperlink w:anchor="_Toc226712474" w:history="1">
         <w:r>
           <w:rPr>
             <w:rStyle w:val="Hyperlink"/>
@@ -3646,7 +3646,7 @@
             <w:noProof/>
             <w:webHidden/>
           </w:rPr>
-          <w:instrText xml:space="preserve"> PAGEREF _Toc225507501 \h </w:instrText>
+          <w:instrText xml:space="preserve"> PAGEREF _Toc226712474 \h </w:instrText>
         </w:r>
         <w:r>
           <w:rPr>
@@ -3694,7 +3694,7 @@
           <w14:ligatures w14:val="standardContextual"/>
         </w:rPr>
       </w:pPr>
-      <w:hyperlink w:anchor="_Toc225507502" w:history="1">
+      <w:hyperlink w:anchor="_Toc226712475" w:history="1">
         <w:r>
           <w:rPr>
             <w:rStyle w:val="Hyperlink"/>
@@ -3740,7 +3740,7 @@
             <w:noProof/>
             <w:webHidden/>
           </w:rPr>
-          <w:instrText xml:space="preserve"> PAGEREF _Toc225507502 \h </w:instrText>
+          <w:instrText xml:space="preserve"> PAGEREF _Toc226712475 \h </w:instrText>
         </w:r>
         <w:r>
           <w:rPr>
@@ -3788,7 +3788,7 @@
           <w14:ligatures w14:val="standardContextual"/>
         </w:rPr>
       </w:pPr>
-      <w:hyperlink w:anchor="_Toc225507503" w:history="1">
+      <w:hyperlink w:anchor="_Toc226712476" w:history="1">
         <w:r>
           <w:rPr>
             <w:rStyle w:val="Hyperlink"/>
@@ -3834,7 +3834,7 @@
             <w:noProof/>
             <w:webHidden/>
           </w:rPr>
-          <w:instrText xml:space="preserve"> PAGEREF _Toc225507503 \h </w:instrText>
+          <w:instrText xml:space="preserve"> PAGEREF _Toc226712476 \h </w:instrText>
         </w:r>
         <w:r>
           <w:rPr>
@@ -3882,7 +3882,7 @@
           <w14:ligatures w14:val="standardContextual"/>
         </w:rPr>
       </w:pPr>
-      <w:hyperlink w:anchor="_Toc225507504" w:history="1">
+      <w:hyperlink w:anchor="_Toc226712477" w:history="1">
         <w:r>
           <w:rPr>
             <w:rStyle w:val="Hyperlink"/>
@@ -3928,7 +3928,7 @@
             <w:noProof/>
             <w:webHidden/>
           </w:rPr>
-          <w:instrText xml:space="preserve"> PAGEREF _Toc225507504 \h </w:instrText>
+          <w:instrText xml:space="preserve"> PAGEREF _Toc226712477 \h </w:instrText>
         </w:r>
         <w:r>
           <w:rPr>
@@ -3976,7 +3976,7 @@
           <w14:ligatures w14:val="standardContextual"/>
         </w:rPr>
       </w:pPr>
-      <w:hyperlink w:anchor="_Toc225507505" w:history="1">
+      <w:hyperlink w:anchor="_Toc226712478" w:history="1">
         <w:r>
           <w:rPr>
             <w:rStyle w:val="Hyperlink"/>
@@ -4022,7 +4022,7 @@
             <w:noProof/>
             <w:webHidden/>
           </w:rPr>
-          <w:instrText xml:space="preserve"> PAGEREF _Toc225507505 \h </w:instrText>
+          <w:instrText xml:space="preserve"> PAGEREF _Toc226712478 \h </w:instrText>
         </w:r>
         <w:r>
           <w:rPr>
@@ -4070,7 +4070,7 @@
           <w14:ligatures w14:val="standardContextual"/>
         </w:rPr>
       </w:pPr>
-      <w:hyperlink w:anchor="_Toc225507506" w:history="1">
+      <w:hyperlink w:anchor="_Toc226712479" w:history="1">
         <w:r>
           <w:rPr>
             <w:rStyle w:val="Hyperlink"/>
@@ -4116,7 +4116,7 @@
             <w:noProof/>
             <w:webHidden/>
           </w:rPr>
-          <w:instrText xml:space="preserve"> PAGEREF _Toc225507506 \h </w:instrText>
+          <w:instrText xml:space="preserve"> PAGEREF _Toc226712479 \h </w:instrText>
         </w:r>
         <w:r>
           <w:rPr>
@@ -4164,7 +4164,7 @@
           <w14:ligatures w14:val="standardContextual"/>
         </w:rPr>
       </w:pPr>
-      <w:hyperlink w:anchor="_Toc225507507" w:history="1">
+      <w:hyperlink w:anchor="_Toc226712480" w:history="1">
         <w:r>
           <w:rPr>
             <w:rStyle w:val="Hyperlink"/>
@@ -4210,7 +4210,7 @@
             <w:noProof/>
             <w:webHidden/>
           </w:rPr>
-          <w:instrText xml:space="preserve"> PAGEREF _Toc225507507 \h </w:instrText>
+          <w:instrText xml:space="preserve"> PAGEREF _Toc226712480 \h </w:instrText>
         </w:r>
         <w:r>
           <w:rPr>
@@ -4258,7 +4258,7 @@
           <w14:ligatures w14:val="standardContextual"/>
         </w:rPr>
       </w:pPr>
-      <w:hyperlink w:anchor="_Toc225507508" w:history="1">
+      <w:hyperlink w:anchor="_Toc226712481" w:history="1">
         <w:r>
           <w:rPr>
             <w:rStyle w:val="Hyperlink"/>
@@ -4304,7 +4304,7 @@
             <w:noProof/>
             <w:webHidden/>
           </w:rPr>
-          <w:instrText xml:space="preserve"> PAGEREF _Toc225507508 \h </w:instrText>
+          <w:instrText xml:space="preserve"> PAGEREF _Toc226712481 \h </w:instrText>
         </w:r>
         <w:r>
           <w:rPr>
@@ -4352,7 +4352,7 @@
           <w14:ligatures w14:val="standardContextual"/>
         </w:rPr>
       </w:pPr>
-      <w:hyperlink w:anchor="_Toc225507509" w:history="1">
+      <w:hyperlink w:anchor="_Toc226712482" w:history="1">
         <w:r>
           <w:rPr>
             <w:rStyle w:val="Hyperlink"/>
@@ -4398,7 +4398,7 @@
             <w:noProof/>
             <w:webHidden/>
           </w:rPr>
-          <w:instrText xml:space="preserve"> PAGEREF _Toc225507509 \h </w:instrText>
+          <w:instrText xml:space="preserve"> PAGEREF _Toc226712482 \h </w:instrText>
         </w:r>
         <w:r>
           <w:rPr>
@@ -4446,7 +4446,7 @@
           <w14:ligatures w14:val="standardContextual"/>
         </w:rPr>
       </w:pPr>
-      <w:hyperlink w:anchor="_Toc225507510" w:history="1">
+      <w:hyperlink w:anchor="_Toc226712483" w:history="1">
         <w:r>
           <w:rPr>
             <w:rStyle w:val="Hyperlink"/>
@@ -4492,7 +4492,7 @@
             <w:noProof/>
             <w:webHidden/>
           </w:rPr>
-          <w:instrText xml:space="preserve"> PAGEREF _Toc225507510 \h </w:instrText>
+          <w:instrText xml:space="preserve"> PAGEREF _Toc226712483 \h </w:instrText>
         </w:r>
         <w:r>
           <w:rPr>
@@ -4540,7 +4540,7 @@
           <w14:ligatures w14:val="standardContextual"/>
         </w:rPr>
       </w:pPr>
-      <w:hyperlink w:anchor="_Toc225507511" w:history="1">
+      <w:hyperlink w:anchor="_Toc226712484" w:history="1">
         <w:r>
           <w:rPr>
             <w:rStyle w:val="Hyperlink"/>
@@ -4586,7 +4586,7 @@
             <w:noProof/>
             <w:webHidden/>
           </w:rPr>
-          <w:instrText xml:space="preserve"> PAGEREF _Toc225507511 \h </w:instrText>
+          <w:instrText xml:space="preserve"> PAGEREF _Toc226712484 \h </w:instrText>
         </w:r>
         <w:r>
           <w:rPr>
@@ -4634,7 +4634,7 @@
           <w14:ligatures w14:val="standardContextual"/>
         </w:rPr>
       </w:pPr>
-      <w:hyperlink w:anchor="_Toc225507512" w:history="1">
+      <w:hyperlink w:anchor="_Toc226712485" w:history="1">
         <w:r>
           <w:rPr>
             <w:rStyle w:val="Hyperlink"/>
@@ -4680,7 +4680,7 @@
             <w:noProof/>
             <w:webHidden/>
           </w:rPr>
-          <w:instrText xml:space="preserve"> PAGEREF _Toc225507512 \h </w:instrText>
+          <w:instrText xml:space="preserve"> PAGEREF _Toc226712485 \h </w:instrText>
         </w:r>
         <w:r>
           <w:rPr>
@@ -4728,7 +4728,7 @@
           <w14:ligatures w14:val="standardContextual"/>
         </w:rPr>
       </w:pPr>
-      <w:hyperlink w:anchor="_Toc225507513" w:history="1">
+      <w:hyperlink w:anchor="_Toc226712486" w:history="1">
         <w:r>
           <w:rPr>
             <w:rStyle w:val="Hyperlink"/>
@@ -4774,7 +4774,7 @@
             <w:noProof/>
             <w:webHidden/>
           </w:rPr>
-          <w:instrText xml:space="preserve"> PAGEREF _Toc225507513 \h </w:instrText>
+          <w:instrText xml:space="preserve"> PAGEREF _Toc226712486 \h </w:instrText>
         </w:r>
         <w:r>
           <w:rPr>
@@ -4822,7 +4822,7 @@
           <w14:ligatures w14:val="standardContextual"/>
         </w:rPr>
       </w:pPr>
-      <w:hyperlink w:anchor="_Toc225507514" w:history="1">
+      <w:hyperlink w:anchor="_Toc226712487" w:history="1">
         <w:r>
           <w:rPr>
             <w:rStyle w:val="Hyperlink"/>
@@ -4868,7 +4868,7 @@
             <w:noProof/>
             <w:webHidden/>
           </w:rPr>
-          <w:instrText xml:space="preserve"> PAGEREF _Toc225507514 \h </w:instrText>
+          <w:instrText xml:space="preserve"> PAGEREF _Toc226712487 \h </w:instrText>
         </w:r>
         <w:r>
           <w:rPr>
@@ -4916,7 +4916,7 @@
           <w14:ligatures w14:val="standardContextual"/>
         </w:rPr>
       </w:pPr>
-      <w:hyperlink w:anchor="_Toc225507515" w:history="1">
+      <w:hyperlink w:anchor="_Toc226712488" w:history="1">
         <w:r>
           <w:rPr>
             <w:rStyle w:val="Hyperlink"/>
@@ -4962,7 +4962,7 @@
             <w:noProof/>
             <w:webHidden/>
           </w:rPr>
-          <w:instrText xml:space="preserve"> PAGEREF _Toc225507515 \h </w:instrText>
+          <w:instrText xml:space="preserve"> PAGEREF _Toc226712488 \h </w:instrText>
         </w:r>
         <w:r>
           <w:rPr>
@@ -5010,7 +5010,7 @@
           <w14:ligatures w14:val="standardContextual"/>
         </w:rPr>
       </w:pPr>
-      <w:hyperlink w:anchor="_Toc225507516" w:history="1">
+      <w:hyperlink w:anchor="_Toc226712489" w:history="1">
         <w:r>
           <w:rPr>
             <w:rStyle w:val="Hyperlink"/>
@@ -5056,7 +5056,7 @@
             <w:noProof/>
             <w:webHidden/>
           </w:rPr>
-          <w:instrText xml:space="preserve"> PAGEREF _Toc225507516 \h </w:instrText>
+          <w:instrText xml:space="preserve"> PAGEREF _Toc226712489 \h </w:instrText>
         </w:r>
         <w:r>
           <w:rPr>
@@ -5104,7 +5104,7 @@
           <w14:ligatures w14:val="standardContextual"/>
         </w:rPr>
       </w:pPr>
-      <w:hyperlink w:anchor="_Toc225507517" w:history="1">
+      <w:hyperlink w:anchor="_Toc226712490" w:history="1">
         <w:r>
           <w:rPr>
             <w:rStyle w:val="Hyperlink"/>
@@ -5150,7 +5150,7 @@
             <w:noProof/>
             <w:webHidden/>
           </w:rPr>
-          <w:instrText xml:space="preserve"> PAGEREF _Toc225507517 \h </w:instrText>
+          <w:instrText xml:space="preserve"> PAGEREF _Toc226712490 \h </w:instrText>
         </w:r>
         <w:r>
           <w:rPr>
@@ -5198,7 +5198,7 @@
           <w14:ligatures w14:val="standardContextual"/>
         </w:rPr>
       </w:pPr>
-      <w:hyperlink w:anchor="_Toc225507518" w:history="1">
+      <w:hyperlink w:anchor="_Toc226712491" w:history="1">
         <w:r>
           <w:rPr>
             <w:rStyle w:val="Hyperlink"/>
@@ -5244,7 +5244,7 @@
             <w:noProof/>
             <w:webHidden/>
           </w:rPr>
-          <w:instrText xml:space="preserve"> PAGEREF _Toc225507518 \h </w:instrText>
+          <w:instrText xml:space="preserve"> PAGEREF _Toc226712491 \h </w:instrText>
         </w:r>
         <w:r>
           <w:rPr>
@@ -5292,7 +5292,7 @@
           <w14:ligatures w14:val="standardContextual"/>
         </w:rPr>
       </w:pPr>
-      <w:hyperlink w:anchor="_Toc225507519" w:history="1">
+      <w:hyperlink w:anchor="_Toc226712492" w:history="1">
         <w:r>
           <w:rPr>
             <w:rStyle w:val="Hyperlink"/>
@@ -5338,7 +5338,7 @@
             <w:noProof/>
             <w:webHidden/>
           </w:rPr>
-          <w:instrText xml:space="preserve"> PAGEREF _Toc225507519 \h </w:instrText>
+          <w:instrText xml:space="preserve"> PAGEREF _Toc226712492 \h </w:instrText>
         </w:r>
         <w:r>
           <w:rPr>
@@ -5386,7 +5386,7 @@
           <w14:ligatures w14:val="standardContextual"/>
         </w:rPr>
       </w:pPr>
-      <w:hyperlink w:anchor="_Toc225507520" w:history="1">
+      <w:hyperlink w:anchor="_Toc226712493" w:history="1">
         <w:r>
           <w:rPr>
             <w:rStyle w:val="Hyperlink"/>
@@ -5432,7 +5432,7 @@
             <w:noProof/>
             <w:webHidden/>
           </w:rPr>
-          <w:instrText xml:space="preserve"> PAGEREF _Toc225507520 \h </w:instrText>
+          <w:instrText xml:space="preserve"> PAGEREF _Toc226712493 \h </w:instrText>
         </w:r>
         <w:r>
           <w:rPr>
@@ -5480,7 +5480,7 @@
           <w14:ligatures w14:val="standardContextual"/>
         </w:rPr>
       </w:pPr>
-      <w:hyperlink w:anchor="_Toc225507521" w:history="1">
+      <w:hyperlink w:anchor="_Toc226712494" w:history="1">
         <w:r>
           <w:rPr>
             <w:rStyle w:val="Hyperlink"/>
@@ -5526,7 +5526,7 @@
             <w:noProof/>
             <w:webHidden/>
           </w:rPr>
-          <w:instrText xml:space="preserve"> PAGEREF _Toc225507521 \h </w:instrText>
+          <w:instrText xml:space="preserve"> PAGEREF _Toc226712494 \h </w:instrText>
         </w:r>
         <w:r>
           <w:rPr>
@@ -5574,7 +5574,7 @@
           <w14:ligatures w14:val="standardContextual"/>
         </w:rPr>
       </w:pPr>
-      <w:hyperlink w:anchor="_Toc225507522" w:history="1">
+      <w:hyperlink w:anchor="_Toc226712495" w:history="1">
         <w:r>
           <w:rPr>
             <w:rStyle w:val="Hyperlink"/>
@@ -5620,7 +5620,7 @@
             <w:noProof/>
             <w:webHidden/>
           </w:rPr>
-          <w:instrText xml:space="preserve"> PAGEREF _Toc225507522 \h </w:instrText>
+          <w:instrText xml:space="preserve"> PAGEREF _Toc226712495 \h </w:instrText>
         </w:r>
         <w:r>
           <w:rPr>
@@ -5668,7 +5668,7 @@
           <w14:ligatures w14:val="standardContextual"/>
         </w:rPr>
       </w:pPr>
-      <w:hyperlink w:anchor="_Toc225507523" w:history="1">
+      <w:hyperlink w:anchor="_Toc226712496" w:history="1">
         <w:r>
           <w:rPr>
             <w:rStyle w:val="Hyperlink"/>
@@ -5714,7 +5714,7 @@
             <w:noProof/>
             <w:webHidden/>
           </w:rPr>
-          <w:instrText xml:space="preserve"> PAGEREF _Toc225507523 \h </w:instrText>
+          <w:instrText xml:space="preserve"> PAGEREF _Toc226712496 \h </w:instrText>
         </w:r>
         <w:r>
           <w:rPr>
@@ -5762,7 +5762,7 @@
           <w14:ligatures w14:val="standardContextual"/>
         </w:rPr>
       </w:pPr>
-      <w:hyperlink w:anchor="_Toc225507524" w:history="1">
+      <w:hyperlink w:anchor="_Toc226712497" w:history="1">
         <w:r>
           <w:rPr>
             <w:rStyle w:val="Hyperlink"/>
@@ -5808,7 +5808,7 @@
             <w:noProof/>
             <w:webHidden/>
           </w:rPr>
-          <w:instrText xml:space="preserve"> PAGEREF _Toc225507524 \h </w:instrText>
+          <w:instrText xml:space="preserve"> PAGEREF _Toc226712497 \h </w:instrText>
         </w:r>
         <w:r>
           <w:rPr>
@@ -5856,7 +5856,7 @@
           <w14:ligatures w14:val="standardContextual"/>
         </w:rPr>
       </w:pPr>
-      <w:hyperlink w:anchor="_Toc225507525" w:history="1">
+      <w:hyperlink w:anchor="_Toc226712498" w:history="1">
         <w:r>
           <w:rPr>
             <w:rStyle w:val="Hyperlink"/>
@@ -5902,7 +5902,7 @@
             <w:noProof/>
             <w:webHidden/>
           </w:rPr>
-          <w:instrText xml:space="preserve"> PAGEREF _Toc225507525 \h </w:instrText>
+          <w:instrText xml:space="preserve"> PAGEREF _Toc226712498 \h </w:instrText>
         </w:r>
         <w:r>
           <w:rPr>
@@ -5950,7 +5950,7 @@
           <w14:ligatures w14:val="standardContextual"/>
         </w:rPr>
       </w:pPr>
-      <w:hyperlink w:anchor="_Toc225507526" w:history="1">
+      <w:hyperlink w:anchor="_Toc226712499" w:history="1">
         <w:r>
           <w:rPr>
             <w:rStyle w:val="Hyperlink"/>
@@ -5996,7 +5996,7 @@
             <w:noProof/>
             <w:webHidden/>
           </w:rPr>
-          <w:instrText xml:space="preserve"> PAGEREF _Toc225507526 \h </w:instrText>
+          <w:instrText xml:space="preserve"> PAGEREF _Toc226712499 \h </w:instrText>
         </w:r>
         <w:r>
           <w:rPr>
@@ -6044,7 +6044,7 @@
           <w14:ligatures w14:val="standardContextual"/>
         </w:rPr>
       </w:pPr>
-      <w:hyperlink w:anchor="_Toc225507527" w:history="1">
+      <w:hyperlink w:anchor="_Toc226712500" w:history="1">
         <w:r>
           <w:rPr>
             <w:rStyle w:val="Hyperlink"/>
@@ -6090,7 +6090,7 @@
             <w:noProof/>
             <w:webHidden/>
           </w:rPr>
-          <w:instrText xml:space="preserve"> PAGEREF _Toc225507527 \h </w:instrText>
+          <w:instrText xml:space="preserve"> PAGEREF _Toc226712500 \h </w:instrText>
         </w:r>
         <w:r>
           <w:rPr>
@@ -6138,7 +6138,7 @@
           <w14:ligatures w14:val="standardContextual"/>
         </w:rPr>
       </w:pPr>
-      <w:hyperlink w:anchor="_Toc225507528" w:history="1">
+      <w:hyperlink w:anchor="_Toc226712501" w:history="1">
         <w:r>
           <w:rPr>
             <w:rStyle w:val="Hyperlink"/>
@@ -6184,7 +6184,7 @@
             <w:noProof/>
             <w:webHidden/>
           </w:rPr>
-          <w:instrText xml:space="preserve"> PAGEREF _Toc225507528 \h </w:instrText>
+          <w:instrText xml:space="preserve"> PAGEREF _Toc226712501 \h </w:instrText>
         </w:r>
         <w:r>
           <w:rPr>
@@ -6232,7 +6232,7 @@
           <w14:ligatures w14:val="standardContextual"/>
         </w:rPr>
       </w:pPr>
-      <w:hyperlink w:anchor="_Toc225507529" w:history="1">
+      <w:hyperlink w:anchor="_Toc226712502" w:history="1">
         <w:r>
           <w:rPr>
             <w:rStyle w:val="Hyperlink"/>
@@ -6278,7 +6278,7 @@
             <w:noProof/>
             <w:webHidden/>
           </w:rPr>
-          <w:instrText xml:space="preserve"> PAGEREF _Toc225507529 \h </w:instrText>
+          <w:instrText xml:space="preserve"> PAGEREF _Toc226712502 \h </w:instrText>
         </w:r>
         <w:r>
           <w:rPr>
@@ -6326,7 +6326,7 @@
           <w14:ligatures w14:val="standardContextual"/>
         </w:rPr>
       </w:pPr>
-      <w:hyperlink w:anchor="_Toc225507530" w:history="1">
+      <w:hyperlink w:anchor="_Toc226712503" w:history="1">
         <w:r>
           <w:rPr>
             <w:rStyle w:val="Hyperlink"/>
@@ -6372,7 +6372,7 @@
             <w:noProof/>
             <w:webHidden/>
           </w:rPr>
-          <w:instrText xml:space="preserve"> PAGEREF _Toc225507530 \h </w:instrText>
+          <w:instrText xml:space="preserve"> PAGEREF _Toc226712503 \h </w:instrText>
         </w:r>
         <w:r>
           <w:rPr>
@@ -6420,7 +6420,7 @@
           <w14:ligatures w14:val="standardContextual"/>
         </w:rPr>
       </w:pPr>
-      <w:hyperlink w:anchor="_Toc225507531" w:history="1">
+      <w:hyperlink w:anchor="_Toc226712504" w:history="1">
         <w:r>
           <w:rPr>
             <w:rStyle w:val="Hyperlink"/>
@@ -6466,7 +6466,7 @@
             <w:noProof/>
             <w:webHidden/>
           </w:rPr>
-          <w:instrText xml:space="preserve"> PAGEREF _Toc225507531 \h </w:instrText>
+          <w:instrText xml:space="preserve"> PAGEREF _Toc226712504 \h </w:instrText>
         </w:r>
         <w:r>
           <w:rPr>
@@ -6514,7 +6514,7 @@
           <w14:ligatures w14:val="standardContextual"/>
         </w:rPr>
       </w:pPr>
-      <w:hyperlink w:anchor="_Toc225507532" w:history="1">
+      <w:hyperlink w:anchor="_Toc226712505" w:history="1">
         <w:r>
           <w:rPr>
             <w:rStyle w:val="Hyperlink"/>
@@ -6560,7 +6560,7 @@
             <w:noProof/>
             <w:webHidden/>
           </w:rPr>
-          <w:instrText xml:space="preserve"> PAGEREF _Toc225507532 \h </w:instrText>
+          <w:instrText xml:space="preserve"> PAGEREF _Toc226712505 \h </w:instrText>
         </w:r>
         <w:r>
           <w:rPr>
@@ -6608,7 +6608,7 @@
           <w14:ligatures w14:val="standardContextual"/>
         </w:rPr>
       </w:pPr>
-      <w:hyperlink w:anchor="_Toc225507533" w:history="1">
+      <w:hyperlink w:anchor="_Toc226712506" w:history="1">
         <w:r>
           <w:rPr>
             <w:rStyle w:val="Hyperlink"/>
@@ -6654,7 +6654,7 @@
             <w:noProof/>
             <w:webHidden/>
           </w:rPr>
-          <w:instrText xml:space="preserve"> PAGEREF _Toc225507533 \h </w:instrText>
+          <w:instrText xml:space="preserve"> PAGEREF _Toc226712506 \h </w:instrText>
         </w:r>
         <w:r>
           <w:rPr>
@@ -6702,7 +6702,7 @@
           <w14:ligatures w14:val="standardContextual"/>
         </w:rPr>
       </w:pPr>
-      <w:hyperlink w:anchor="_Toc225507534" w:history="1">
+      <w:hyperlink w:anchor="_Toc226712507" w:history="1">
         <w:r>
           <w:rPr>
             <w:rStyle w:val="Hyperlink"/>
@@ -6748,7 +6748,7 @@
             <w:noProof/>
             <w:webHidden/>
           </w:rPr>
-          <w:instrText xml:space="preserve"> PAGEREF _Toc225507534 \h </w:instrText>
+          <w:instrText xml:space="preserve"> PAGEREF _Toc226712507 \h </w:instrText>
         </w:r>
         <w:r>
           <w:rPr>
@@ -6796,7 +6796,7 @@
           <w14:ligatures w14:val="standardContextual"/>
         </w:rPr>
       </w:pPr>
-      <w:hyperlink w:anchor="_Toc225507535" w:history="1">
+      <w:hyperlink w:anchor="_Toc226712508" w:history="1">
         <w:r>
           <w:rPr>
             <w:rStyle w:val="Hyperlink"/>
@@ -6842,7 +6842,7 @@
             <w:noProof/>
             <w:webHidden/>
           </w:rPr>
-          <w:instrText xml:space="preserve"> PAGEREF _Toc225507535 \h </w:instrText>
+          <w:instrText xml:space="preserve"> PAGEREF _Toc226712508 \h </w:instrText>
         </w:r>
         <w:r>
           <w:rPr>
@@ -6890,7 +6890,7 @@
           <w14:ligatures w14:val="standardContextual"/>
         </w:rPr>
       </w:pPr>
-      <w:hyperlink w:anchor="_Toc225507536" w:history="1">
+      <w:hyperlink w:anchor="_Toc226712509" w:history="1">
         <w:r>
           <w:rPr>
             <w:rStyle w:val="Hyperlink"/>
@@ -6936,7 +6936,7 @@
             <w:noProof/>
             <w:webHidden/>
           </w:rPr>
-          <w:instrText xml:space="preserve"> PAGEREF _Toc225507536 \h </w:instrText>
+          <w:instrText xml:space="preserve"> PAGEREF _Toc226712509 \h </w:instrText>
         </w:r>
         <w:r>
           <w:rPr>
@@ -6984,7 +6984,7 @@
           <w14:ligatures w14:val="standardContextual"/>
         </w:rPr>
       </w:pPr>
-      <w:hyperlink w:anchor="_Toc225507537" w:history="1">
+      <w:hyperlink w:anchor="_Toc226712510" w:history="1">
         <w:r>
           <w:rPr>
             <w:rStyle w:val="Hyperlink"/>
@@ -7030,7 +7030,7 @@
             <w:noProof/>
             <w:webHidden/>
           </w:rPr>
-          <w:instrText xml:space="preserve"> PAGEREF _Toc225507537 \h </w:instrText>
+          <w:instrText xml:space="preserve"> PAGEREF _Toc226712510 \h </w:instrText>
         </w:r>
         <w:r>
           <w:rPr>
@@ -7078,7 +7078,7 @@
           <w14:ligatures w14:val="standardContextual"/>
         </w:rPr>
       </w:pPr>
-      <w:hyperlink w:anchor="_Toc225507538" w:history="1">
+      <w:hyperlink w:anchor="_Toc226712511" w:history="1">
         <w:r>
           <w:rPr>
             <w:rStyle w:val="Hyperlink"/>
@@ -7124,7 +7124,7 @@
             <w:noProof/>
             <w:webHidden/>
           </w:rPr>
-          <w:instrText xml:space="preserve"> PAGEREF _Toc225507538 \h </w:instrText>
+          <w:instrText xml:space="preserve"> PAGEREF _Toc226712511 \h </w:instrText>
         </w:r>
         <w:r>
           <w:rPr>
@@ -7172,7 +7172,7 @@
           <w14:ligatures w14:val="standardContextual"/>
         </w:rPr>
       </w:pPr>
-      <w:hyperlink w:anchor="_Toc225507539" w:history="1">
+      <w:hyperlink w:anchor="_Toc226712512" w:history="1">
         <w:r>
           <w:rPr>
             <w:rStyle w:val="Hyperlink"/>
@@ -7218,7 +7218,7 @@
             <w:noProof/>
             <w:webHidden/>
           </w:rPr>
-          <w:instrText xml:space="preserve"> PAGEREF _Toc225507539 \h </w:instrText>
+          <w:instrText xml:space="preserve"> PAGEREF _Toc226712512 \h </w:instrText>
         </w:r>
         <w:r>
           <w:rPr>
@@ -7266,7 +7266,7 @@
           <w14:ligatures w14:val="standardContextual"/>
         </w:rPr>
       </w:pPr>
-      <w:hyperlink w:anchor="_Toc225507540" w:history="1">
+      <w:hyperlink w:anchor="_Toc226712513" w:history="1">
         <w:r>
           <w:rPr>
             <w:rStyle w:val="Hyperlink"/>
@@ -7312,7 +7312,7 @@
             <w:noProof/>
             <w:webHidden/>
           </w:rPr>
-          <w:instrText xml:space="preserve"> PAGEREF _Toc225507540 \h </w:instrText>
+          <w:instrText xml:space="preserve"> PAGEREF _Toc226712513 \h </w:instrText>
         </w:r>
         <w:r>
           <w:rPr>
@@ -7360,7 +7360,7 @@
           <w14:ligatures w14:val="standardContextual"/>
         </w:rPr>
       </w:pPr>
-      <w:hyperlink w:anchor="_Toc225507541" w:history="1">
+      <w:hyperlink w:anchor="_Toc226712514" w:history="1">
         <w:r>
           <w:rPr>
             <w:rStyle w:val="Hyperlink"/>
@@ -7406,7 +7406,7 @@
             <w:noProof/>
             <w:webHidden/>
           </w:rPr>
-          <w:instrText xml:space="preserve"> PAGEREF _Toc225507541 \h </w:instrText>
+          <w:instrText xml:space="preserve"> PAGEREF _Toc226712514 \h </w:instrText>
         </w:r>
         <w:r>
           <w:rPr>
@@ -7454,7 +7454,7 @@
           <w14:ligatures w14:val="standardContextual"/>
         </w:rPr>
       </w:pPr>
-      <w:hyperlink w:anchor="_Toc225507542" w:history="1">
+      <w:hyperlink w:anchor="_Toc226712515" w:history="1">
         <w:r>
           <w:rPr>
             <w:rStyle w:val="Hyperlink"/>
@@ -7500,7 +7500,7 @@
             <w:noProof/>
             <w:webHidden/>
           </w:rPr>
-          <w:instrText xml:space="preserve"> PAGEREF _Toc225507542 \h </w:instrText>
+          <w:instrText xml:space="preserve"> PAGEREF _Toc226712515 \h </w:instrText>
         </w:r>
         <w:r>
           <w:rPr>
@@ -7548,7 +7548,7 @@
           <w14:ligatures w14:val="standardContextual"/>
         </w:rPr>
       </w:pPr>
-      <w:hyperlink w:anchor="_Toc225507543" w:history="1">
+      <w:hyperlink w:anchor="_Toc226712516" w:history="1">
         <w:r>
           <w:rPr>
             <w:rStyle w:val="Hyperlink"/>
@@ -7594,7 +7594,7 @@
             <w:noProof/>
             <w:webHidden/>
           </w:rPr>
-          <w:instrText xml:space="preserve"> PAGEREF _Toc225507543 \h </w:instrText>
+          <w:instrText xml:space="preserve"> PAGEREF _Toc226712516 \h </w:instrText>
         </w:r>
         <w:r>
           <w:rPr>
@@ -7642,7 +7642,7 @@
           <w14:ligatures w14:val="standardContextual"/>
         </w:rPr>
       </w:pPr>
-      <w:hyperlink w:anchor="_Toc225507544" w:history="1">
+      <w:hyperlink w:anchor="_Toc226712517" w:history="1">
         <w:r>
           <w:rPr>
             <w:rStyle w:val="Hyperlink"/>
@@ -7688,7 +7688,7 @@
             <w:noProof/>
             <w:webHidden/>
           </w:rPr>
-          <w:instrText xml:space="preserve"> PAGEREF _Toc225507544 \h </w:instrText>
+          <w:instrText xml:space="preserve"> PAGEREF _Toc226712517 \h </w:instrText>
         </w:r>
         <w:r>
           <w:rPr>
@@ -7736,7 +7736,7 @@
           <w14:ligatures w14:val="standardContextual"/>
         </w:rPr>
       </w:pPr>
-      <w:hyperlink w:anchor="_Toc225507545" w:history="1">
+      <w:hyperlink w:anchor="_Toc226712518" w:history="1">
         <w:r>
           <w:rPr>
             <w:rStyle w:val="Hyperlink"/>
@@ -7782,7 +7782,7 @@
             <w:noProof/>
             <w:webHidden/>
           </w:rPr>
-          <w:instrText xml:space="preserve"> PAGEREF _Toc225507545 \h </w:instrText>
+          <w:instrText xml:space="preserve"> PAGEREF _Toc226712518 \h </w:instrText>
         </w:r>
         <w:r>
           <w:rPr>
@@ -7830,7 +7830,7 @@
           <w14:ligatures w14:val="standardContextual"/>
         </w:rPr>
       </w:pPr>
-      <w:hyperlink w:anchor="_Toc225507546" w:history="1">
+      <w:hyperlink w:anchor="_Toc226712519" w:history="1">
         <w:r>
           <w:rPr>
             <w:rStyle w:val="Hyperlink"/>
@@ -7876,7 +7876,7 @@
             <w:noProof/>
             <w:webHidden/>
           </w:rPr>
-          <w:instrText xml:space="preserve"> PAGEREF _Toc225507546 \h </w:instrText>
+          <w:instrText xml:space="preserve"> PAGEREF _Toc226712519 \h </w:instrText>
         </w:r>
         <w:r>
           <w:rPr>
@@ -7924,7 +7924,7 @@
           <w14:ligatures w14:val="standardContextual"/>
         </w:rPr>
       </w:pPr>
-      <w:hyperlink w:anchor="_Toc225507547" w:history="1">
+      <w:hyperlink w:anchor="_Toc226712520" w:history="1">
         <w:r>
           <w:rPr>
             <w:rStyle w:val="Hyperlink"/>
@@ -7970,7 +7970,7 @@
             <w:noProof/>
             <w:webHidden/>
           </w:rPr>
-          <w:instrText xml:space="preserve"> PAGEREF _Toc225507547 \h </w:instrText>
+          <w:instrText xml:space="preserve"> PAGEREF _Toc226712520 \h </w:instrText>
         </w:r>
         <w:r>
           <w:rPr>
@@ -8018,7 +8018,7 @@
           <w14:ligatures w14:val="standardContextual"/>
         </w:rPr>
       </w:pPr>
-      <w:hyperlink w:anchor="_Toc225507548" w:history="1">
+      <w:hyperlink w:anchor="_Toc226712521" w:history="1">
         <w:r>
           <w:rPr>
             <w:rStyle w:val="Hyperlink"/>
@@ -8064,7 +8064,7 @@
             <w:noProof/>
             <w:webHidden/>
           </w:rPr>
-          <w:instrText xml:space="preserve"> PAGEREF _Toc225507548 \h </w:instrText>
+          <w:instrText xml:space="preserve"> PAGEREF _Toc226712521 \h </w:instrText>
         </w:r>
         <w:r>
           <w:rPr>
@@ -8112,7 +8112,7 @@
           <w14:ligatures w14:val="standardContextual"/>
         </w:rPr>
       </w:pPr>
-      <w:hyperlink w:anchor="_Toc225507549" w:history="1">
+      <w:hyperlink w:anchor="_Toc226712522" w:history="1">
         <w:r>
           <w:rPr>
             <w:rStyle w:val="Hyperlink"/>
@@ -8158,7 +8158,7 @@
             <w:noProof/>
             <w:webHidden/>
           </w:rPr>
-          <w:instrText xml:space="preserve"> PAGEREF _Toc225507549 \h </w:instrText>
+          <w:instrText xml:space="preserve"> PAGEREF _Toc226712522 \h </w:instrText>
         </w:r>
         <w:r>
           <w:rPr>
@@ -8206,7 +8206,7 @@
           <w14:ligatures w14:val="standardContextual"/>
         </w:rPr>
       </w:pPr>
-      <w:hyperlink w:anchor="_Toc225507550" w:history="1">
+      <w:hyperlink w:anchor="_Toc226712523" w:history="1">
         <w:r>
           <w:rPr>
             <w:rStyle w:val="Hyperlink"/>
@@ -8252,7 +8252,7 @@
             <w:noProof/>
             <w:webHidden/>
           </w:rPr>
-          <w:instrText xml:space="preserve"> PAGEREF _Toc225507550 \h </w:instrText>
+          <w:instrText xml:space="preserve"> PAGEREF _Toc226712523 \h </w:instrText>
         </w:r>
         <w:r>
           <w:rPr>
@@ -8303,7 +8303,7 @@
           <w14:ligatures w14:val="standardContextual"/>
         </w:rPr>
       </w:pPr>
-      <w:hyperlink w:anchor="_Toc225507551" w:history="1">
+      <w:hyperlink w:anchor="_Toc226712524" w:history="1">
         <w:r>
           <w:rPr>
             <w:rStyle w:val="Hyperlink"/>
@@ -8352,7 +8352,7 @@
             <w:noProof/>
             <w:webHidden/>
           </w:rPr>
-          <w:instrText xml:space="preserve"> PAGEREF _Toc225507551 \h </w:instrText>
+          <w:instrText xml:space="preserve"> PAGEREF _Toc226712524 \h </w:instrText>
         </w:r>
         <w:r>
           <w:rPr>
@@ -8400,7 +8400,7 @@
           <w14:ligatures w14:val="standardContextual"/>
         </w:rPr>
       </w:pPr>
-      <w:hyperlink w:anchor="_Toc225507552" w:history="1">
+      <w:hyperlink w:anchor="_Toc226712525" w:history="1">
         <w:r>
           <w:rPr>
             <w:rStyle w:val="Hyperlink"/>
@@ -8446,7 +8446,7 @@
             <w:noProof/>
             <w:webHidden/>
           </w:rPr>
-          <w:instrText xml:space="preserve"> PAGEREF _Toc225507552 \h </w:instrText>
+          <w:instrText xml:space="preserve"> PAGEREF _Toc226712525 \h </w:instrText>
         </w:r>
         <w:r>
           <w:rPr>
@@ -8494,7 +8494,7 @@
           <w14:ligatures w14:val="standardContextual"/>
         </w:rPr>
       </w:pPr>
-      <w:hyperlink w:anchor="_Toc225507553" w:history="1">
+      <w:hyperlink w:anchor="_Toc226712526" w:history="1">
         <w:r>
           <w:rPr>
             <w:rStyle w:val="Hyperlink"/>
@@ -8540,7 +8540,7 @@
             <w:noProof/>
             <w:webHidden/>
           </w:rPr>
-          <w:instrText xml:space="preserve"> PAGEREF _Toc225507553 \h </w:instrText>
+          <w:instrText xml:space="preserve"> PAGEREF _Toc226712526 \h </w:instrText>
         </w:r>
         <w:r>
           <w:rPr>
@@ -8588,7 +8588,7 @@
           <w14:ligatures w14:val="standardContextual"/>
         </w:rPr>
       </w:pPr>
-      <w:hyperlink w:anchor="_Toc225507554" w:history="1">
+      <w:hyperlink w:anchor="_Toc226712527" w:history="1">
         <w:r>
           <w:rPr>
             <w:rStyle w:val="Hyperlink"/>
@@ -8634,7 +8634,7 @@
             <w:noProof/>
             <w:webHidden/>
           </w:rPr>
-          <w:instrText xml:space="preserve"> PAGEREF _Toc225507554 \h </w:instrText>
+          <w:instrText xml:space="preserve"> PAGEREF _Toc226712527 \h </w:instrText>
         </w:r>
         <w:r>
           <w:rPr>
@@ -8682,7 +8682,7 @@
           <w14:ligatures w14:val="standardContextual"/>
         </w:rPr>
       </w:pPr>
-      <w:hyperlink w:anchor="_Toc225507555" w:history="1">
+      <w:hyperlink w:anchor="_Toc226712528" w:history="1">
         <w:r>
           <w:rPr>
             <w:rStyle w:val="Hyperlink"/>
@@ -8728,7 +8728,7 @@
             <w:noProof/>
             <w:webHidden/>
           </w:rPr>
-          <w:instrText xml:space="preserve"> PAGEREF _Toc225507555 \h </w:instrText>
+          <w:instrText xml:space="preserve"> PAGEREF _Toc226712528 \h </w:instrText>
         </w:r>
         <w:r>
           <w:rPr>
@@ -8776,7 +8776,7 @@
           <w14:ligatures w14:val="standardContextual"/>
         </w:rPr>
       </w:pPr>
-      <w:hyperlink w:anchor="_Toc225507556" w:history="1">
+      <w:hyperlink w:anchor="_Toc226712529" w:history="1">
         <w:r>
           <w:rPr>
             <w:rStyle w:val="Hyperlink"/>
@@ -8822,7 +8822,7 @@
             <w:noProof/>
             <w:webHidden/>
           </w:rPr>
-          <w:instrText xml:space="preserve"> PAGEREF _Toc225507556 \h </w:instrText>
+          <w:instrText xml:space="preserve"> PAGEREF _Toc226712529 \h </w:instrText>
         </w:r>
         <w:r>
           <w:rPr>
@@ -8870,7 +8870,7 @@
           <w14:ligatures w14:val="standardContextual"/>
         </w:rPr>
       </w:pPr>
-      <w:hyperlink w:anchor="_Toc225507557" w:history="1">
+      <w:hyperlink w:anchor="_Toc226712530" w:history="1">
         <w:r>
           <w:rPr>
             <w:rStyle w:val="Hyperlink"/>
@@ -8916,7 +8916,7 @@
             <w:noProof/>
             <w:webHidden/>
           </w:rPr>
-          <w:instrText xml:space="preserve"> PAGEREF _Toc225507557 \h </w:instrText>
+          <w:instrText xml:space="preserve"> PAGEREF _Toc226712530 \h </w:instrText>
         </w:r>
         <w:r>
           <w:rPr>
@@ -8964,7 +8964,7 @@
           <w14:ligatures w14:val="standardContextual"/>
         </w:rPr>
       </w:pPr>
-      <w:hyperlink w:anchor="_Toc225507558" w:history="1">
+      <w:hyperlink w:anchor="_Toc226712531" w:history="1">
         <w:r>
           <w:rPr>
             <w:rStyle w:val="Hyperlink"/>
@@ -9010,7 +9010,7 @@
             <w:noProof/>
             <w:webHidden/>
           </w:rPr>
-          <w:instrText xml:space="preserve"> PAGEREF _Toc225507558 \h </w:instrText>
+          <w:instrText xml:space="preserve"> PAGEREF _Toc226712531 \h </w:instrText>
         </w:r>
         <w:r>
           <w:rPr>
@@ -9058,7 +9058,7 @@
           <w14:ligatures w14:val="standardContextual"/>
         </w:rPr>
       </w:pPr>
-      <w:hyperlink w:anchor="_Toc225507559" w:history="1">
+      <w:hyperlink w:anchor="_Toc226712532" w:history="1">
         <w:r>
           <w:rPr>
             <w:rStyle w:val="Hyperlink"/>
@@ -9104,7 +9104,7 @@
             <w:noProof/>
             <w:webHidden/>
           </w:rPr>
-          <w:instrText xml:space="preserve"> PAGEREF _Toc225507559 \h </w:instrText>
+          <w:instrText xml:space="preserve"> PAGEREF _Toc226712532 \h </w:instrText>
         </w:r>
         <w:r>
           <w:rPr>
@@ -9152,7 +9152,7 @@
           <w14:ligatures w14:val="standardContextual"/>
         </w:rPr>
       </w:pPr>
-      <w:hyperlink w:anchor="_Toc225507560" w:history="1">
+      <w:hyperlink w:anchor="_Toc226712533" w:history="1">
         <w:r>
           <w:rPr>
             <w:rStyle w:val="Hyperlink"/>
@@ -9198,7 +9198,7 @@
             <w:noProof/>
             <w:webHidden/>
           </w:rPr>
-          <w:instrText xml:space="preserve"> PAGEREF _Toc225507560 \h </w:instrText>
+          <w:instrText xml:space="preserve"> PAGEREF _Toc226712533 \h </w:instrText>
         </w:r>
         <w:r>
           <w:rPr>
@@ -9249,7 +9249,7 @@
           <w14:ligatures w14:val="standardContextual"/>
         </w:rPr>
       </w:pPr>
-      <w:hyperlink w:anchor="_Toc225507561" w:history="1">
+      <w:hyperlink w:anchor="_Toc226712534" w:history="1">
         <w:r>
           <w:rPr>
             <w:rStyle w:val="Hyperlink"/>
@@ -9298,7 +9298,7 @@
             <w:noProof/>
             <w:webHidden/>
           </w:rPr>
-          <w:instrText xml:space="preserve"> PAGEREF _Toc225507561 \h </w:instrText>
+          <w:instrText xml:space="preserve"> PAGEREF _Toc226712534 \h </w:instrText>
         </w:r>
         <w:r>
           <w:rPr>
@@ -9342,7 +9342,7 @@
         <w:lastRenderedPageBreak/>
         <w:fldChar w:fldCharType="end"/>
       </w:r>
-      <w:bookmarkStart w:id="2" w:name="_Toc225507466"/>
+      <w:bookmarkStart w:id="2" w:name="_Toc226712439"/>
       <w:r>
         <w:t>Introduction</w:t>
       </w:r>
@@ -9430,7 +9430,7 @@
       </w:pPr>
       <w:bookmarkStart w:id="3" w:name="_Toc136162612"/>
       <w:bookmarkStart w:id="4" w:name="_Ref272935382"/>
-      <w:bookmarkStart w:id="5" w:name="_Toc225507467"/>
+      <w:bookmarkStart w:id="5" w:name="_Toc226712440"/>
       <w:r>
         <w:t xml:space="preserve">Fire </w:t>
       </w:r>
@@ -9496,7 +9496,7 @@
         <w:pStyle w:val="Heading3"/>
         <w:ind w:hanging="864"/>
       </w:pPr>
-      <w:bookmarkStart w:id="7" w:name="_Toc225507468"/>
+      <w:bookmarkStart w:id="7" w:name="_Toc226712441"/>
       <w:r>
         <w:t>Ignition</w:t>
       </w:r>
@@ -10047,7 +10047,7 @@
         </w:numPr>
         <w:ind w:hanging="1368"/>
       </w:pPr>
-      <w:bookmarkStart w:id="8" w:name="_Toc225507469"/>
+      <w:bookmarkStart w:id="8" w:name="_Toc226712442"/>
       <w:r>
         <w:t>Fire Spread: Lightning and Accidental</w:t>
       </w:r>
@@ -10574,7 +10574,7 @@
         </w:numPr>
         <w:ind w:hanging="1368"/>
       </w:pPr>
-      <w:bookmarkStart w:id="9" w:name="_Toc225507470"/>
+      <w:bookmarkStart w:id="9" w:name="_Toc226712443"/>
       <w:r>
         <w:t>Fire Spread: Prescribed Fires</w:t>
       </w:r>
@@ -10601,7 +10601,7 @@
         </w:numPr>
         <w:ind w:hanging="1368"/>
       </w:pPr>
-      <w:bookmarkStart w:id="10" w:name="_Toc225507471"/>
+      <w:bookmarkStart w:id="10" w:name="_Toc226712444"/>
       <w:r>
         <w:t>Fire Severity</w:t>
       </w:r>
@@ -11624,7 +11624,7 @@
         <w:pStyle w:val="Heading2"/>
         <w:spacing w:after="120"/>
       </w:pPr>
-      <w:bookmarkStart w:id="11" w:name="_Toc225507472"/>
+      <w:bookmarkStart w:id="11" w:name="_Toc226712445"/>
       <w:r>
         <w:t>References</w:t>
       </w:r>
@@ -11970,7 +11970,7 @@
         <w:spacing w:after="120"/>
       </w:pPr>
       <w:bookmarkStart w:id="12" w:name="_Toc136162628"/>
-      <w:bookmarkStart w:id="13" w:name="_Toc225507473"/>
+      <w:bookmarkStart w:id="13" w:name="_Toc226712446"/>
       <w:r>
         <w:t>Acknowledgments</w:t>
       </w:r>
@@ -11990,7 +11990,7 @@
         <w:pStyle w:val="Heading2"/>
         <w:spacing w:after="120"/>
       </w:pPr>
-      <w:bookmarkStart w:id="14" w:name="_Toc225507474"/>
+      <w:bookmarkStart w:id="14" w:name="_Toc226712447"/>
       <w:r>
         <w:t>Major Versions</w:t>
       </w:r>
@@ -12001,7 +12001,7 @@
         <w:pStyle w:val="Heading3"/>
         <w:ind w:hanging="864"/>
       </w:pPr>
-      <w:bookmarkStart w:id="15" w:name="_Toc225507475"/>
+      <w:bookmarkStart w:id="15" w:name="_Toc226712448"/>
       <w:r>
         <w:t>Version 4.1 (March 2026)</w:t>
       </w:r>
@@ -12020,7 +12020,7 @@
         <w:pStyle w:val="Heading3"/>
         <w:ind w:hanging="864"/>
       </w:pPr>
-      <w:bookmarkStart w:id="16" w:name="_Toc225507476"/>
+      <w:bookmarkStart w:id="16" w:name="_Toc226712449"/>
       <w:r>
         <w:t>Version 4.0 (August 2024)</w:t>
       </w:r>
@@ -12039,7 +12039,7 @@
         <w:pStyle w:val="Heading3"/>
         <w:ind w:hanging="864"/>
       </w:pPr>
-      <w:bookmarkStart w:id="17" w:name="_Toc225507477"/>
+      <w:bookmarkStart w:id="17" w:name="_Toc226712450"/>
       <w:r>
         <w:t>Version 3.2 (October 2021)</w:t>
       </w:r>
@@ -12066,7 +12066,7 @@
         <w:pStyle w:val="Heading3"/>
         <w:ind w:hanging="864"/>
       </w:pPr>
-      <w:bookmarkStart w:id="18" w:name="_Toc225507478"/>
+      <w:bookmarkStart w:id="18" w:name="_Toc226712451"/>
       <w:r>
         <w:t>Version 3.1 (March 2021)</w:t>
       </w:r>
@@ -12085,7 +12085,7 @@
         <w:pStyle w:val="Heading3"/>
         <w:ind w:hanging="864"/>
       </w:pPr>
-      <w:bookmarkStart w:id="19" w:name="_Toc225507479"/>
+      <w:bookmarkStart w:id="19" w:name="_Toc226712452"/>
       <w:r>
         <w:lastRenderedPageBreak/>
         <w:t>Version 3</w:t>
@@ -12114,7 +12114,7 @@
         <w:pStyle w:val="Heading3"/>
         <w:ind w:hanging="864"/>
       </w:pPr>
-      <w:bookmarkStart w:id="20" w:name="_Toc225507480"/>
+      <w:bookmarkStart w:id="20" w:name="_Toc226712453"/>
       <w:r>
         <w:t>Version 2.4 (August 2020)</w:t>
       </w:r>
@@ -12133,7 +12133,7 @@
         <w:pStyle w:val="Heading3"/>
         <w:ind w:hanging="864"/>
       </w:pPr>
-      <w:bookmarkStart w:id="21" w:name="_Toc225507481"/>
+      <w:bookmarkStart w:id="21" w:name="_Toc226712454"/>
       <w:r>
         <w:t>Version 2.3 (May 2019)</w:t>
       </w:r>
@@ -12160,7 +12160,7 @@
         <w:pStyle w:val="Heading3"/>
         <w:ind w:hanging="864"/>
       </w:pPr>
-      <w:bookmarkStart w:id="22" w:name="_Toc225507482"/>
+      <w:bookmarkStart w:id="22" w:name="_Toc226712455"/>
       <w:r>
         <w:t>Version 2.2 (April 2019)</w:t>
       </w:r>
@@ -12179,7 +12179,7 @@
         <w:pStyle w:val="Heading3"/>
         <w:ind w:hanging="864"/>
       </w:pPr>
-      <w:bookmarkStart w:id="23" w:name="_Toc225507483"/>
+      <w:bookmarkStart w:id="23" w:name="_Toc226712456"/>
       <w:r>
         <w:t>Version 2.1 (November 2018)</w:t>
       </w:r>
@@ -12206,7 +12206,7 @@
         <w:pStyle w:val="Heading3"/>
         <w:ind w:hanging="864"/>
       </w:pPr>
-      <w:bookmarkStart w:id="24" w:name="_Toc225507484"/>
+      <w:bookmarkStart w:id="24" w:name="_Toc226712457"/>
       <w:r>
         <w:t>Version 2.0 (September 2018)</w:t>
       </w:r>
@@ -12225,7 +12225,7 @@
         <w:pStyle w:val="Heading3"/>
         <w:ind w:hanging="864"/>
       </w:pPr>
-      <w:bookmarkStart w:id="25" w:name="_Toc225507485"/>
+      <w:bookmarkStart w:id="25" w:name="_Toc226712458"/>
       <w:r>
         <w:t>Version 1.1 (June 2018)</w:t>
       </w:r>
@@ -12244,7 +12244,7 @@
         <w:pStyle w:val="Heading3"/>
         <w:ind w:hanging="864"/>
       </w:pPr>
-      <w:bookmarkStart w:id="26" w:name="_Toc225507486"/>
+      <w:bookmarkStart w:id="26" w:name="_Toc226712459"/>
       <w:r>
         <w:t xml:space="preserve">Version </w:t>
       </w:r>
@@ -12294,7 +12294,7 @@
         <w:pStyle w:val="Heading2"/>
         <w:spacing w:after="120"/>
       </w:pPr>
-      <w:bookmarkStart w:id="27" w:name="_Toc225507487"/>
+      <w:bookmarkStart w:id="27" w:name="_Toc226712460"/>
       <w:r>
         <w:t>Minor Versions</w:t>
       </w:r>
@@ -12310,7 +12310,7 @@
       </w:pPr>
       <w:bookmarkStart w:id="28" w:name="_Toc102232959"/>
       <w:bookmarkStart w:id="29" w:name="_Toc136162629"/>
-      <w:bookmarkStart w:id="30" w:name="_Toc225507488"/>
+      <w:bookmarkStart w:id="30" w:name="_Toc226712461"/>
       <w:bookmarkEnd w:id="6"/>
       <w:r>
         <w:lastRenderedPageBreak/>
@@ -12356,7 +12356,7 @@
       <w:bookmarkStart w:id="31" w:name="_Toc112235332"/>
       <w:bookmarkStart w:id="32" w:name="_Toc133386213"/>
       <w:bookmarkStart w:id="33" w:name="_Toc136162630"/>
-      <w:bookmarkStart w:id="34" w:name="_Toc225507489"/>
+      <w:bookmarkStart w:id="34" w:name="_Toc226712462"/>
       <w:proofErr w:type="spellStart"/>
       <w:r>
         <w:t>LandisData</w:t>
@@ -12410,7 +12410,7 @@
       <w:bookmarkStart w:id="35" w:name="_Toc112235333"/>
       <w:bookmarkStart w:id="36" w:name="_Toc133386214"/>
       <w:bookmarkStart w:id="37" w:name="_Toc136162631"/>
-      <w:bookmarkStart w:id="38" w:name="_Toc225507490"/>
+      <w:bookmarkStart w:id="38" w:name="_Toc226712463"/>
       <w:r>
         <w:t>Timestep</w:t>
       </w:r>
@@ -12446,7 +12446,7 @@
       <w:pPr>
         <w:pStyle w:val="Heading2"/>
       </w:pPr>
-      <w:bookmarkStart w:id="39" w:name="_Toc225507491"/>
+      <w:bookmarkStart w:id="39" w:name="_Toc226712464"/>
       <w:proofErr w:type="spellStart"/>
       <w:r>
         <w:t>TimeZeroPET</w:t>
@@ -12469,7 +12469,7 @@
       <w:pPr>
         <w:pStyle w:val="Heading2"/>
       </w:pPr>
-      <w:bookmarkStart w:id="40" w:name="_Toc225507492"/>
+      <w:bookmarkStart w:id="40" w:name="_Toc226712465"/>
       <w:proofErr w:type="spellStart"/>
       <w:r>
         <w:t>TimeZeroCWD</w:t>
@@ -12492,7 +12492,7 @@
       <w:pPr>
         <w:pStyle w:val="Heading2"/>
       </w:pPr>
-      <w:bookmarkStart w:id="41" w:name="_Toc225507493"/>
+      <w:bookmarkStart w:id="41" w:name="_Toc226712466"/>
       <w:proofErr w:type="spellStart"/>
       <w:r>
         <w:t>Species_CSV_File</w:t>
@@ -12574,7 +12574,7 @@
       </w:pPr>
       <w:bookmarkStart w:id="42" w:name="_Toc136162634"/>
       <w:bookmarkStart w:id="43" w:name="_Ref272935309"/>
-      <w:bookmarkStart w:id="44" w:name="_Toc225507494"/>
+      <w:bookmarkStart w:id="44" w:name="_Toc226712467"/>
       <w:proofErr w:type="spellStart"/>
       <w:r>
         <w:t>AccidentalIgnitionsMap</w:t>
@@ -12587,15 +12587,19 @@
         <w:pStyle w:val="textbody"/>
       </w:pPr>
       <w:r>
-        <w:t xml:space="preserve">This parameter specifies a raster map to represent where accidental ignition </w:t>
-      </w:r>
-      <w:proofErr w:type="gramStart"/>
-      <w:r>
-        <w:t>occur</w:t>
-      </w:r>
-      <w:proofErr w:type="gramEnd"/>
-      <w:r>
-        <w:t>.  The map units are double (allowing for fractions).  Units are not specified</w:t>
+        <w:t xml:space="preserve">This parameter specifies a raster map </w:t>
+      </w:r>
+      <w:r>
+        <w:t xml:space="preserve">that ranks where </w:t>
+      </w:r>
+      <w:r>
+        <w:t>accidental ignition</w:t>
+      </w:r>
+      <w:r>
+        <w:t>s</w:t>
+      </w:r>
+      <w:r>
+        <w:t xml:space="preserve"> occur.  The map units are double (allowing for fractions).  Units are not specified</w:t>
       </w:r>
       <w:r>
         <w:t>.  T</w:t>
@@ -12613,15 +12617,13 @@
         <w:t>location of accidental ignitions occurrence</w:t>
       </w:r>
       <w:r>
-        <w:t xml:space="preserve"> whereby the list of values are sorted with higher </w:t>
-      </w:r>
-      <w:proofErr w:type="gramStart"/>
-      <w:r>
-        <w:t>values</w:t>
-      </w:r>
-      <w:proofErr w:type="gramEnd"/>
-      <w:r>
-        <w:t xml:space="preserve"> more likely near the top; ignitions are sequentially drawn from this weighted, sorted list</w:t>
+        <w:t xml:space="preserve"> whereby the list of values are sorted</w:t>
+      </w:r>
+      <w:r>
+        <w:t xml:space="preserve"> with higher values more likely to be selected; </w:t>
+      </w:r>
+      <w:r>
+        <w:t>ignitions are sequentially drawn from this weighted, sorted list</w:t>
       </w:r>
       <w:r>
         <w:t>.</w:t>
@@ -12640,37 +12642,56 @@
         </w:rPr>
         <w:t>User Tip</w:t>
       </w:r>
-      <w:proofErr w:type="gramStart"/>
-      <w:r>
-        <w:t>:  If</w:t>
-      </w:r>
-      <w:proofErr w:type="gramEnd"/>
-      <w:r>
-        <w:t xml:space="preserve"> empirical ignition data </w:t>
-      </w:r>
-      <w:proofErr w:type="gramStart"/>
-      <w:r>
-        <w:t>exist</w:t>
-      </w:r>
-      <w:proofErr w:type="gramEnd"/>
-      <w:r>
-        <w:t xml:space="preserve">, these can be used to create a continuous surface of probability of ignition per year.  If no such data </w:t>
-      </w:r>
-      <w:proofErr w:type="gramStart"/>
-      <w:r>
-        <w:t>exist</w:t>
-      </w:r>
-      <w:proofErr w:type="gramEnd"/>
-      <w:r>
-        <w:t xml:space="preserve">, the map can have a single value </w:t>
-      </w:r>
-      <w:proofErr w:type="gramStart"/>
-      <w:r>
-        <w:t>and will</w:t>
-      </w:r>
-      <w:proofErr w:type="gramEnd"/>
+      <w:r>
+        <w:rPr>
+          <w:b/>
+        </w:rPr>
+        <w:t>:</w:t>
+      </w:r>
+      <w:r>
+        <w:t xml:space="preserve"> T</w:t>
+      </w:r>
+      <w:r>
+        <w:t xml:space="preserve">he map can have a single value </w:t>
+      </w:r>
+      <w:r>
+        <w:t>and</w:t>
+      </w:r>
       <w:r>
         <w:t xml:space="preserve"> therefore random locations will be selected.</w:t>
+      </w:r>
+    </w:p>
+    <w:p>
+      <w:pPr>
+        <w:pStyle w:val="textbody"/>
+        <w:rPr>
+          <w:bCs/>
+        </w:rPr>
+      </w:pPr>
+      <w:r>
+        <w:rPr>
+          <w:b/>
+        </w:rPr>
+        <w:lastRenderedPageBreak/>
+        <w:t>User Tip</w:t>
+      </w:r>
+      <w:r>
+        <w:rPr>
+          <w:b/>
+        </w:rPr>
+        <w:t>:</w:t>
+      </w:r>
+      <w:r>
+        <w:rPr>
+          <w:b/>
+        </w:rPr>
+        <w:t xml:space="preserve"> </w:t>
+      </w:r>
+      <w:r>
+        <w:rPr>
+          <w:bCs/>
+        </w:rPr>
+        <w:t>Users have reported that values less than 1.0 do not produce enough ignitions.  If your data scale from 0.0 – 1.0, consider multiplying map data by 100.0.</w:t>
       </w:r>
     </w:p>
     <w:p>
@@ -12678,10 +12699,9 @@
         <w:pStyle w:val="Heading2"/>
         <w:spacing w:after="120"/>
       </w:pPr>
-      <w:bookmarkStart w:id="45" w:name="_Toc225507495"/>
+      <w:bookmarkStart w:id="45" w:name="_Toc226712468"/>
       <w:proofErr w:type="spellStart"/>
       <w:r>
-        <w:lastRenderedPageBreak/>
         <w:t>DynamicAccidentalIgnitionMaps</w:t>
       </w:r>
       <w:proofErr w:type="spellEnd"/>
@@ -12903,7 +12923,7 @@
         <w:pStyle w:val="Heading2"/>
         <w:spacing w:after="120"/>
       </w:pPr>
-      <w:bookmarkStart w:id="46" w:name="_Toc225507496"/>
+      <w:bookmarkStart w:id="46" w:name="_Toc226712469"/>
       <w:proofErr w:type="spellStart"/>
       <w:r>
         <w:t>LightningIgnitionsMap</w:t>
@@ -12916,21 +12936,22 @@
         <w:pStyle w:val="textbody"/>
       </w:pPr>
       <w:r>
-        <w:t xml:space="preserve">This parameter specifies a raster map to represent where lightning ignitions occur.  </w:t>
-      </w:r>
-      <w:r>
-        <w:t xml:space="preserve">The map units are double (allowing for fractions).  Units are not specified.  The map data weights the location of accidental ignitions occurrence whereby the list of values are sorted with higher </w:t>
-      </w:r>
-      <w:proofErr w:type="gramStart"/>
-      <w:r>
-        <w:t>values</w:t>
-      </w:r>
-      <w:proofErr w:type="gramEnd"/>
-      <w:r>
-        <w:t xml:space="preserve"> more likely near the top; ignitions are sequentially drawn from this weighted, sorted list.</w:t>
-      </w:r>
-      <w:r>
-        <w:t xml:space="preserve">  Values of 0.0 will not ignite.</w:t>
+        <w:t xml:space="preserve">This parameter specifies a raster map </w:t>
+      </w:r>
+      <w:r>
+        <w:t xml:space="preserve">that ranks </w:t>
+      </w:r>
+      <w:r>
+        <w:t xml:space="preserve">where lightning ignitions </w:t>
+      </w:r>
+      <w:r>
+        <w:t xml:space="preserve">will </w:t>
+      </w:r>
+      <w:r>
+        <w:t xml:space="preserve">occur.  </w:t>
+      </w:r>
+      <w:r>
+        <w:t>See the entry for Accidental Ignitions Map for further details.</w:t>
       </w:r>
     </w:p>
     <w:p>
@@ -12939,7 +12960,7 @@
         <w:spacing w:after="120"/>
       </w:pPr>
       <w:bookmarkStart w:id="47" w:name="_Toc136162636"/>
-      <w:bookmarkStart w:id="48" w:name="_Toc225507497"/>
+      <w:bookmarkStart w:id="48" w:name="_Toc226712470"/>
       <w:bookmarkEnd w:id="42"/>
       <w:bookmarkEnd w:id="43"/>
       <w:proofErr w:type="spellStart"/>
@@ -13165,7 +13186,7 @@
         <w:pStyle w:val="Heading2"/>
         <w:spacing w:after="120"/>
       </w:pPr>
-      <w:bookmarkStart w:id="49" w:name="_Toc225507498"/>
+      <w:bookmarkStart w:id="49" w:name="_Toc226712471"/>
       <w:proofErr w:type="spellStart"/>
       <w:r>
         <w:t>RxIgnitionsMap</w:t>
@@ -13178,29 +13199,22 @@
         <w:pStyle w:val="textbody"/>
       </w:pPr>
       <w:r>
-        <w:t xml:space="preserve">This parameter specifies a raster map to represent where prescribed fire </w:t>
-      </w:r>
-      <w:proofErr w:type="gramStart"/>
-      <w:r>
-        <w:t>occur</w:t>
-      </w:r>
-      <w:proofErr w:type="gramEnd"/>
-      <w:r>
-        <w:t xml:space="preserve">.  </w:t>
-      </w:r>
-      <w:r>
-        <w:t xml:space="preserve">The map units are double (allowing for fractions).  Units are not specified.  The map data weights the location of accidental ignitions occurrence whereby the list of values are sorted with higher </w:t>
-      </w:r>
-      <w:proofErr w:type="gramStart"/>
-      <w:r>
-        <w:t>values</w:t>
-      </w:r>
-      <w:proofErr w:type="gramEnd"/>
-      <w:r>
-        <w:t xml:space="preserve"> more likely near the top; ignitions are sequentially drawn from this weighted, sorted list.</w:t>
-      </w:r>
-      <w:r>
-        <w:t xml:space="preserve">  Values of 0.0 will not ignite.</w:t>
+        <w:t xml:space="preserve">This parameter specifies a raster map </w:t>
+      </w:r>
+      <w:r>
+        <w:t xml:space="preserve">that ranks </w:t>
+      </w:r>
+      <w:r>
+        <w:t xml:space="preserve">where prescribed fire </w:t>
+      </w:r>
+      <w:r>
+        <w:t xml:space="preserve">will </w:t>
+      </w:r>
+      <w:r>
+        <w:t xml:space="preserve">occur.  </w:t>
+      </w:r>
+      <w:r>
+        <w:t>See the entry for Accidental Ignitions Map for further details.</w:t>
       </w:r>
     </w:p>
     <w:p>
@@ -13208,7 +13222,7 @@
         <w:pStyle w:val="Heading2"/>
         <w:spacing w:after="120"/>
       </w:pPr>
-      <w:bookmarkStart w:id="50" w:name="_Toc225507499"/>
+      <w:bookmarkStart w:id="50" w:name="_Toc226712472"/>
       <w:proofErr w:type="spellStart"/>
       <w:r>
         <w:t>DynamicRxIgnitionMaps</w:t>
@@ -13383,7 +13397,6 @@
           <w:sz w:val="20"/>
           <w:szCs w:val="20"/>
         </w:rPr>
-        <w:lastRenderedPageBreak/>
         <w:t>13</w:t>
       </w:r>
       <w:r>
@@ -13417,9 +13430,10 @@
         <w:pStyle w:val="Heading2"/>
         <w:spacing w:after="120"/>
       </w:pPr>
-      <w:bookmarkStart w:id="51" w:name="_Toc225507500"/>
+      <w:bookmarkStart w:id="51" w:name="_Toc226712473"/>
       <w:proofErr w:type="spellStart"/>
       <w:r>
+        <w:lastRenderedPageBreak/>
         <w:t>AccidentalSuppressionMap</w:t>
       </w:r>
       <w:bookmarkEnd w:id="51"/>
@@ -13466,7 +13480,7 @@
         <w:pStyle w:val="Heading2"/>
         <w:spacing w:after="120"/>
       </w:pPr>
-      <w:bookmarkStart w:id="52" w:name="_Toc225507501"/>
+      <w:bookmarkStart w:id="52" w:name="_Toc226712474"/>
       <w:proofErr w:type="spellStart"/>
       <w:r>
         <w:t>LightningSuppressionMap</w:t>
@@ -13518,7 +13532,7 @@
         <w:pStyle w:val="Heading2"/>
         <w:spacing w:after="120"/>
       </w:pPr>
-      <w:bookmarkStart w:id="53" w:name="_Toc225507502"/>
+      <w:bookmarkStart w:id="53" w:name="_Toc226712475"/>
       <w:proofErr w:type="spellStart"/>
       <w:r>
         <w:t>RxSuppressionMap</w:t>
@@ -13568,7 +13582,7 @@
         <w:spacing w:after="120"/>
       </w:pPr>
       <w:bookmarkStart w:id="54" w:name="_Ref272935732"/>
-      <w:bookmarkStart w:id="55" w:name="_Toc225507503"/>
+      <w:bookmarkStart w:id="55" w:name="_Toc226712476"/>
       <w:proofErr w:type="spellStart"/>
       <w:r>
         <w:t>DynamicAccidentalSuppressionMaps</w:t>
@@ -13792,7 +13806,7 @@
         <w:pStyle w:val="Heading2"/>
         <w:spacing w:after="120"/>
       </w:pPr>
-      <w:bookmarkStart w:id="56" w:name="_Toc225507504"/>
+      <w:bookmarkStart w:id="56" w:name="_Toc226712477"/>
       <w:proofErr w:type="spellStart"/>
       <w:r>
         <w:t>GroundSlopeFile</w:t>
@@ -13839,7 +13853,7 @@
         <w:spacing w:after="120"/>
       </w:pPr>
       <w:bookmarkStart w:id="57" w:name="_Ref272935725"/>
-      <w:bookmarkStart w:id="58" w:name="_Toc225507505"/>
+      <w:bookmarkStart w:id="58" w:name="_Toc226712478"/>
       <w:proofErr w:type="spellStart"/>
       <w:r>
         <w:t>UphillSlopeAzimuthMap</w:t>
@@ -13860,7 +13874,7 @@
       <w:pPr>
         <w:pStyle w:val="Heading2"/>
       </w:pPr>
-      <w:bookmarkStart w:id="59" w:name="_Toc225507506"/>
+      <w:bookmarkStart w:id="59" w:name="_Toc226712479"/>
       <w:r>
         <w:lastRenderedPageBreak/>
         <w:t>Clay Map</w:t>
@@ -13891,7 +13905,7 @@
         <w:pStyle w:val="Heading2"/>
         <w:spacing w:after="120"/>
       </w:pPr>
-      <w:bookmarkStart w:id="60" w:name="_Toc225507507"/>
+      <w:bookmarkStart w:id="60" w:name="_Toc226712480"/>
       <w:r>
         <w:t>LightningIgnitionsB0</w:t>
       </w:r>
@@ -13924,7 +13938,7 @@
         <w:pStyle w:val="Heading2"/>
         <w:spacing w:after="120"/>
       </w:pPr>
-      <w:bookmarkStart w:id="61" w:name="_Toc225507508"/>
+      <w:bookmarkStart w:id="61" w:name="_Toc226712481"/>
       <w:r>
         <w:t>LightningIgnitionsB1</w:t>
       </w:r>
@@ -13957,7 +13971,7 @@
         <w:pStyle w:val="Heading2"/>
         <w:spacing w:after="120"/>
       </w:pPr>
-      <w:bookmarkStart w:id="62" w:name="_Toc225507509"/>
+      <w:bookmarkStart w:id="62" w:name="_Toc226712482"/>
       <w:r>
         <w:t>AccidentalIgnitionsB0</w:t>
       </w:r>
@@ -13990,7 +14004,7 @@
         <w:pStyle w:val="Heading2"/>
         <w:spacing w:after="120"/>
       </w:pPr>
-      <w:bookmarkStart w:id="63" w:name="_Toc225507510"/>
+      <w:bookmarkStart w:id="63" w:name="_Toc226712483"/>
       <w:r>
         <w:t>AccidentalIgnitionsB1</w:t>
       </w:r>
@@ -14022,7 +14036,7 @@
       <w:pPr>
         <w:pStyle w:val="Heading2"/>
       </w:pPr>
-      <w:bookmarkStart w:id="64" w:name="_Toc225507511"/>
+      <w:bookmarkStart w:id="64" w:name="_Toc226712484"/>
       <w:proofErr w:type="spellStart"/>
       <w:r>
         <w:t>IgnitionDistribution</w:t>
@@ -14058,7 +14072,7 @@
       <w:pPr>
         <w:pStyle w:val="Heading2"/>
       </w:pPr>
-      <w:bookmarkStart w:id="65" w:name="_Toc225507512"/>
+      <w:bookmarkStart w:id="65" w:name="_Toc226712485"/>
       <w:r>
         <w:t>LightningIgnitionsBinomialB0</w:t>
       </w:r>
@@ -14093,7 +14107,7 @@
       <w:pPr>
         <w:pStyle w:val="Heading2"/>
       </w:pPr>
-      <w:bookmarkStart w:id="66" w:name="_Toc225507513"/>
+      <w:bookmarkStart w:id="66" w:name="_Toc226712486"/>
       <w:r>
         <w:t>LightningIgnitionsBinomialB1</w:t>
       </w:r>
@@ -14128,7 +14142,7 @@
       <w:pPr>
         <w:pStyle w:val="Heading2"/>
       </w:pPr>
-      <w:bookmarkStart w:id="67" w:name="_Toc225507514"/>
+      <w:bookmarkStart w:id="67" w:name="_Toc226712487"/>
       <w:r>
         <w:t>AccidentalIgnitionsBinomialB0</w:t>
       </w:r>
@@ -14163,7 +14177,7 @@
       <w:pPr>
         <w:pStyle w:val="Heading2"/>
       </w:pPr>
-      <w:bookmarkStart w:id="68" w:name="_Toc225507515"/>
+      <w:bookmarkStart w:id="68" w:name="_Toc226712488"/>
       <w:r>
         <w:t>AccidentalIgnitionsBinomialB1</w:t>
       </w:r>
@@ -14199,7 +14213,7 @@
         <w:pStyle w:val="Heading2"/>
         <w:spacing w:after="120"/>
       </w:pPr>
-      <w:bookmarkStart w:id="69" w:name="_Toc225507516"/>
+      <w:bookmarkStart w:id="69" w:name="_Toc226712489"/>
       <w:proofErr w:type="spellStart"/>
       <w:r>
         <w:lastRenderedPageBreak/>
@@ -14309,7 +14323,7 @@
         <w:pStyle w:val="Heading2"/>
         <w:spacing w:after="120"/>
       </w:pPr>
-      <w:bookmarkStart w:id="70" w:name="_Toc225507517"/>
+      <w:bookmarkStart w:id="70" w:name="_Toc226712490"/>
       <w:proofErr w:type="spellStart"/>
       <w:r>
         <w:t>MaximumRxWindSpeed</w:t>
@@ -14336,7 +14350,7 @@
         <w:pStyle w:val="Heading2"/>
         <w:spacing w:after="120"/>
       </w:pPr>
-      <w:bookmarkStart w:id="71" w:name="_Toc225507518"/>
+      <w:bookmarkStart w:id="71" w:name="_Toc226712491"/>
       <w:proofErr w:type="spellStart"/>
       <w:r>
         <w:t>MaximumRxFireWeatherIndex</w:t>
@@ -14360,7 +14374,7 @@
         <w:pStyle w:val="Heading2"/>
         <w:spacing w:after="120"/>
       </w:pPr>
-      <w:bookmarkStart w:id="72" w:name="_Toc225507519"/>
+      <w:bookmarkStart w:id="72" w:name="_Toc226712492"/>
       <w:proofErr w:type="spellStart"/>
       <w:r>
         <w:t>MinimumRxFireWeatherIndex</w:t>
@@ -14403,7 +14417,7 @@
       </w:pPr>
       <w:bookmarkStart w:id="73" w:name="EcoTable"/>
       <w:bookmarkStart w:id="74" w:name="_Toc136162638"/>
-      <w:bookmarkStart w:id="75" w:name="_Toc225507520"/>
+      <w:bookmarkStart w:id="75" w:name="_Toc226712493"/>
       <w:bookmarkEnd w:id="47"/>
       <w:bookmarkEnd w:id="73"/>
       <w:proofErr w:type="spellStart"/>
@@ -14437,7 +14451,7 @@
         <w:pStyle w:val="Heading2"/>
         <w:spacing w:after="120"/>
       </w:pPr>
-      <w:bookmarkStart w:id="76" w:name="_Toc225507521"/>
+      <w:bookmarkStart w:id="76" w:name="_Toc226712494"/>
       <w:proofErr w:type="spellStart"/>
       <w:r>
         <w:t>MinimumRxRelativeHumidity</w:t>
@@ -14461,7 +14475,7 @@
         <w:pStyle w:val="Heading2"/>
         <w:spacing w:after="120"/>
       </w:pPr>
-      <w:bookmarkStart w:id="77" w:name="_Toc225507522"/>
+      <w:bookmarkStart w:id="77" w:name="_Toc226712495"/>
       <w:proofErr w:type="spellStart"/>
       <w:r>
         <w:t>MaximumRXFireInte</w:t>
@@ -14519,7 +14533,7 @@
         <w:pStyle w:val="Heading2"/>
         <w:spacing w:after="120"/>
       </w:pPr>
-      <w:bookmarkStart w:id="78" w:name="_Toc225507523"/>
+      <w:bookmarkStart w:id="78" w:name="_Toc226712496"/>
       <w:proofErr w:type="spellStart"/>
       <w:r>
         <w:t>NumberRxAnnualFires</w:t>
@@ -14540,7 +14554,7 @@
         <w:pStyle w:val="Heading2"/>
         <w:spacing w:after="120"/>
       </w:pPr>
-      <w:bookmarkStart w:id="79" w:name="_Toc225507524"/>
+      <w:bookmarkStart w:id="79" w:name="_Toc226712497"/>
       <w:proofErr w:type="spellStart"/>
       <w:r>
         <w:t>NumberRxDailyFires</w:t>
@@ -14561,7 +14575,7 @@
         <w:pStyle w:val="Heading2"/>
         <w:spacing w:after="120"/>
       </w:pPr>
-      <w:bookmarkStart w:id="80" w:name="_Toc225507525"/>
+      <w:bookmarkStart w:id="80" w:name="_Toc226712498"/>
       <w:proofErr w:type="spellStart"/>
       <w:r>
         <w:lastRenderedPageBreak/>
@@ -14591,7 +14605,7 @@
         <w:pStyle w:val="Heading2"/>
         <w:spacing w:after="120"/>
       </w:pPr>
-      <w:bookmarkStart w:id="81" w:name="_Toc225507526"/>
+      <w:bookmarkStart w:id="81" w:name="_Toc226712499"/>
       <w:proofErr w:type="spellStart"/>
       <w:r>
         <w:t>LastDayRxFires</w:t>
@@ -14620,7 +14634,7 @@
         <w:pStyle w:val="Heading2"/>
         <w:spacing w:after="120"/>
       </w:pPr>
-      <w:bookmarkStart w:id="82" w:name="_Toc225507527"/>
+      <w:bookmarkStart w:id="82" w:name="_Toc226712500"/>
       <w:proofErr w:type="spellStart"/>
       <w:r>
         <w:t>TargetRxSize</w:t>
@@ -14649,7 +14663,7 @@
         <w:pStyle w:val="Heading2"/>
         <w:spacing w:after="120"/>
       </w:pPr>
-      <w:bookmarkStart w:id="83" w:name="_Toc225507528"/>
+      <w:bookmarkStart w:id="83" w:name="_Toc226712501"/>
       <w:proofErr w:type="spellStart"/>
       <w:r>
         <w:t>RxZonesMap</w:t>
@@ -14701,7 +14715,7 @@
         <w:pStyle w:val="Heading2"/>
         <w:spacing w:after="120"/>
       </w:pPr>
-      <w:bookmarkStart w:id="84" w:name="_Toc225507529"/>
+      <w:bookmarkStart w:id="84" w:name="_Toc226712502"/>
       <w:r>
         <w:t>MaximumSpreadAreaB0</w:t>
       </w:r>
@@ -14801,7 +14815,7 @@
         <w:pStyle w:val="Heading2"/>
         <w:spacing w:after="120"/>
       </w:pPr>
-      <w:bookmarkStart w:id="85" w:name="_Toc225507530"/>
+      <w:bookmarkStart w:id="85" w:name="_Toc226712503"/>
       <w:r>
         <w:t>MaximumSpreadAreaB1</w:t>
       </w:r>
@@ -14832,7 +14846,7 @@
         <w:pStyle w:val="Heading2"/>
         <w:spacing w:after="120"/>
       </w:pPr>
-      <w:bookmarkStart w:id="86" w:name="_Toc225507531"/>
+      <w:bookmarkStart w:id="86" w:name="_Toc226712504"/>
       <w:r>
         <w:t>MaximumSpreadAreaB2</w:t>
       </w:r>
@@ -14888,7 +14902,7 @@
         <w:pStyle w:val="Heading2"/>
         <w:spacing w:after="120"/>
       </w:pPr>
-      <w:bookmarkStart w:id="87" w:name="_Toc225507532"/>
+      <w:bookmarkStart w:id="87" w:name="_Toc226712505"/>
       <w:r>
         <w:t>SpreadProbabilityB0</w:t>
       </w:r>
@@ -14963,7 +14977,7 @@
         <w:pStyle w:val="Heading2"/>
         <w:spacing w:after="120"/>
       </w:pPr>
-      <w:bookmarkStart w:id="88" w:name="_Toc225507533"/>
+      <w:bookmarkStart w:id="88" w:name="_Toc226712506"/>
       <w:r>
         <w:lastRenderedPageBreak/>
         <w:t>SpreadProbabilityB1</w:t>
@@ -15001,7 +15015,7 @@
         <w:pStyle w:val="Heading2"/>
         <w:spacing w:after="120"/>
       </w:pPr>
-      <w:bookmarkStart w:id="89" w:name="_Toc225507534"/>
+      <w:bookmarkStart w:id="89" w:name="_Toc226712507"/>
       <w:r>
         <w:t>SpreadProbabilityB2</w:t>
       </w:r>
@@ -15044,7 +15058,7 @@
         <w:pStyle w:val="Heading2"/>
         <w:spacing w:after="120"/>
       </w:pPr>
-      <w:bookmarkStart w:id="90" w:name="_Toc225507535"/>
+      <w:bookmarkStart w:id="90" w:name="_Toc226712508"/>
       <w:r>
         <w:t>SpreadProbabilityB3</w:t>
       </w:r>
@@ -15106,7 +15120,7 @@
         <w:pStyle w:val="Heading2"/>
         <w:spacing w:after="120"/>
       </w:pPr>
-      <w:bookmarkStart w:id="91" w:name="_Toc225507536"/>
+      <w:bookmarkStart w:id="91" w:name="_Toc226712509"/>
       <w:r>
         <w:t>SiteMortalityB0</w:t>
       </w:r>
@@ -15124,7 +15138,7 @@
       <w:pPr>
         <w:pStyle w:val="Heading2"/>
       </w:pPr>
-      <w:bookmarkStart w:id="92" w:name="_Toc225507537"/>
+      <w:bookmarkStart w:id="92" w:name="_Toc226712510"/>
       <w:r>
         <w:t>SiteMortalityB1</w:t>
       </w:r>
@@ -15142,7 +15156,7 @@
       <w:pPr>
         <w:pStyle w:val="Heading2"/>
       </w:pPr>
-      <w:bookmarkStart w:id="93" w:name="_Toc225507538"/>
+      <w:bookmarkStart w:id="93" w:name="_Toc226712511"/>
       <w:r>
         <w:t>SiteMortalityB2</w:t>
       </w:r>
@@ -15160,7 +15174,7 @@
       <w:pPr>
         <w:pStyle w:val="Heading2"/>
       </w:pPr>
-      <w:bookmarkStart w:id="94" w:name="_Toc225507539"/>
+      <w:bookmarkStart w:id="94" w:name="_Toc226712512"/>
       <w:r>
         <w:t>SiteMortalityB3</w:t>
       </w:r>
@@ -15203,7 +15217,7 @@
       <w:pPr>
         <w:pStyle w:val="Heading2"/>
       </w:pPr>
-      <w:bookmarkStart w:id="95" w:name="_Toc225507540"/>
+      <w:bookmarkStart w:id="95" w:name="_Toc226712513"/>
       <w:r>
         <w:t>SiteMortalityB4</w:t>
       </w:r>
@@ -15221,7 +15235,7 @@
       <w:pPr>
         <w:pStyle w:val="Heading2"/>
       </w:pPr>
-      <w:bookmarkStart w:id="96" w:name="_Toc225507541"/>
+      <w:bookmarkStart w:id="96" w:name="_Toc226712514"/>
       <w:r>
         <w:lastRenderedPageBreak/>
         <w:t>SiteMortalityB5</w:t>
@@ -15246,7 +15260,7 @@
       <w:pPr>
         <w:pStyle w:val="Heading2"/>
       </w:pPr>
-      <w:bookmarkStart w:id="97" w:name="_Toc225507542"/>
+      <w:bookmarkStart w:id="97" w:name="_Toc226712515"/>
       <w:r>
         <w:t>SiteMortalityB6</w:t>
       </w:r>
@@ -15264,7 +15278,7 @@
       <w:pPr>
         <w:pStyle w:val="Heading2"/>
       </w:pPr>
-      <w:bookmarkStart w:id="98" w:name="_Toc225507543"/>
+      <w:bookmarkStart w:id="98" w:name="_Toc226712516"/>
       <w:r>
         <w:t>CohortMortalityB0</w:t>
       </w:r>
@@ -15282,7 +15296,7 @@
       <w:pPr>
         <w:pStyle w:val="Heading2"/>
       </w:pPr>
-      <w:bookmarkStart w:id="99" w:name="_Toc225507544"/>
+      <w:bookmarkStart w:id="99" w:name="_Toc226712517"/>
       <w:r>
         <w:t>CohortMortalityB1</w:t>
       </w:r>
@@ -15300,7 +15314,7 @@
       <w:pPr>
         <w:pStyle w:val="Heading2"/>
       </w:pPr>
-      <w:bookmarkStart w:id="100" w:name="_Toc225507545"/>
+      <w:bookmarkStart w:id="100" w:name="_Toc226712518"/>
       <w:r>
         <w:t>CohortMortalityB2</w:t>
       </w:r>
@@ -15324,7 +15338,7 @@
         <w:spacing w:after="120"/>
       </w:pPr>
       <w:bookmarkStart w:id="101" w:name="_Toc48384081"/>
-      <w:bookmarkStart w:id="102" w:name="_Toc225507546"/>
+      <w:bookmarkStart w:id="102" w:name="_Toc226712519"/>
       <w:proofErr w:type="spellStart"/>
       <w:r>
         <w:t>LadderFuelMaxAge</w:t>
@@ -15371,7 +15385,7 @@
         </w:numPr>
         <w:spacing w:after="120"/>
       </w:pPr>
-      <w:bookmarkStart w:id="103" w:name="_Toc225507547"/>
+      <w:bookmarkStart w:id="103" w:name="_Toc226712520"/>
       <w:proofErr w:type="spellStart"/>
       <w:r>
         <w:t>LadderFuelSpeciesList</w:t>
@@ -15401,7 +15415,7 @@
         <w:pStyle w:val="Heading2"/>
         <w:spacing w:after="120"/>
       </w:pPr>
-      <w:bookmarkStart w:id="104" w:name="_Toc225507548"/>
+      <w:bookmarkStart w:id="104" w:name="_Toc226712521"/>
       <w:proofErr w:type="spellStart"/>
       <w:r>
         <w:t>SuppressionMaxWindSpeed</w:t>
@@ -15434,7 +15448,7 @@
         <w:pStyle w:val="Heading2"/>
         <w:spacing w:after="120"/>
       </w:pPr>
-      <w:bookmarkStart w:id="105" w:name="_Toc225507549"/>
+      <w:bookmarkStart w:id="105" w:name="_Toc226712522"/>
       <w:proofErr w:type="spellStart"/>
       <w:r>
         <w:lastRenderedPageBreak/>
@@ -15615,7 +15629,7 @@
         <w:spacing w:after="120"/>
       </w:pPr>
       <w:bookmarkStart w:id="106" w:name="_Toc48384084"/>
-      <w:bookmarkStart w:id="107" w:name="_Toc225507550"/>
+      <w:bookmarkStart w:id="107" w:name="_Toc226712523"/>
       <w:proofErr w:type="spellStart"/>
       <w:r>
         <w:t>DeadWoodTable</w:t>
@@ -17544,7 +17558,7 @@
       </w:pPr>
       <w:bookmarkStart w:id="108" w:name="_Toc102232960"/>
       <w:bookmarkStart w:id="109" w:name="_Toc136162695"/>
-      <w:bookmarkStart w:id="110" w:name="_Toc225507551"/>
+      <w:bookmarkStart w:id="110" w:name="_Toc226712524"/>
       <w:bookmarkEnd w:id="74"/>
       <w:r>
         <w:lastRenderedPageBreak/>
@@ -17589,7 +17603,7 @@
       <w:bookmarkStart w:id="112" w:name="_Ref133900246"/>
       <w:bookmarkStart w:id="113" w:name="_Toc136162696"/>
       <w:bookmarkStart w:id="114" w:name="_Ref272935798"/>
-      <w:bookmarkStart w:id="115" w:name="_Toc225507552"/>
+      <w:bookmarkStart w:id="115" w:name="_Toc226712525"/>
       <w:r>
         <w:t>Day of Fire Map</w:t>
       </w:r>
@@ -17638,7 +17652,7 @@
         <w:pStyle w:val="Heading2"/>
         <w:spacing w:after="120"/>
       </w:pPr>
-      <w:bookmarkStart w:id="116" w:name="_Toc225507553"/>
+      <w:bookmarkStart w:id="116" w:name="_Toc226712526"/>
       <w:r>
         <w:t xml:space="preserve">Fire </w:t>
       </w:r>
@@ -17720,7 +17734,7 @@
       <w:bookmarkStart w:id="117" w:name="_Ref133900608"/>
       <w:bookmarkStart w:id="118" w:name="_Toc136162697"/>
       <w:bookmarkStart w:id="119" w:name="_Toc102232962"/>
-      <w:bookmarkStart w:id="120" w:name="_Toc225507554"/>
+      <w:bookmarkStart w:id="120" w:name="_Toc226712527"/>
       <w:r>
         <w:t>Fire Spread Probability Maps</w:t>
       </w:r>
@@ -17739,7 +17753,7 @@
         <w:pStyle w:val="Heading2"/>
         <w:spacing w:after="120"/>
       </w:pPr>
-      <w:bookmarkStart w:id="121" w:name="_Toc225507555"/>
+      <w:bookmarkStart w:id="121" w:name="_Toc226712528"/>
       <w:r>
         <w:t xml:space="preserve">Fire Ignition </w:t>
       </w:r>
@@ -17830,7 +17844,7 @@
         <w:pStyle w:val="Heading2"/>
         <w:spacing w:after="120"/>
       </w:pPr>
-      <w:bookmarkStart w:id="122" w:name="_Toc225507556"/>
+      <w:bookmarkStart w:id="122" w:name="_Toc226712529"/>
       <w:r>
         <w:t>Fine Fuels Maps</w:t>
       </w:r>
@@ -17849,7 +17863,7 @@
         <w:pStyle w:val="Heading2"/>
         <w:spacing w:after="120"/>
       </w:pPr>
-      <w:bookmarkStart w:id="123" w:name="_Toc225507557"/>
+      <w:bookmarkStart w:id="123" w:name="_Toc226712530"/>
       <w:r>
         <w:t>Event ID Maps</w:t>
       </w:r>
@@ -17868,7 +17882,7 @@
         <w:pStyle w:val="Heading2"/>
         <w:spacing w:after="120"/>
       </w:pPr>
-      <w:bookmarkStart w:id="124" w:name="_Toc225507558"/>
+      <w:bookmarkStart w:id="124" w:name="_Toc226712531"/>
       <w:r>
         <w:t>Fire Ignition Log</w:t>
       </w:r>
@@ -17893,7 +17907,7 @@
         <w:pStyle w:val="Heading2"/>
         <w:spacing w:after="120"/>
       </w:pPr>
-      <w:bookmarkStart w:id="125" w:name="_Toc225507559"/>
+      <w:bookmarkStart w:id="125" w:name="_Toc226712532"/>
       <w:r>
         <w:lastRenderedPageBreak/>
         <w:t>Fire Event Log</w:t>
@@ -18166,7 +18180,7 @@
       </w:pPr>
       <w:bookmarkStart w:id="126" w:name="_Ref133900654"/>
       <w:bookmarkStart w:id="127" w:name="_Toc136162698"/>
-      <w:bookmarkStart w:id="128" w:name="_Toc225507560"/>
+      <w:bookmarkStart w:id="128" w:name="_Toc226712533"/>
       <w:r>
         <w:t xml:space="preserve">Fire </w:t>
       </w:r>
@@ -18407,7 +18421,7 @@
         <w:pStyle w:val="Heading1"/>
         <w:spacing w:after="120"/>
       </w:pPr>
-      <w:bookmarkStart w:id="129" w:name="_Toc225507561"/>
+      <w:bookmarkStart w:id="129" w:name="_Toc226712534"/>
       <w:r>
         <w:lastRenderedPageBreak/>
         <w:t>Sample Input File</w:t>
